--- a/NextJS/NextJS-Notes-02.docx
+++ b/NextJS/NextJS-Notes-02.docx
@@ -13,6 +13,7 @@
       <w:r>
         <w:rPr>
           <w:rFonts w:ascii="Sakkal Majalla" w:hAnsi="Sakkal Majalla" w:cs="Sakkal Majalla"/>
+          <w:noProof/>
           <w:sz w:val="28"/>
           <w:szCs w:val="28"/>
         </w:rPr>
@@ -246,6 +247,7 @@
       <w:r>
         <w:rPr>
           <w:rFonts w:ascii="Sakkal Majalla" w:hAnsi="Sakkal Majalla" w:cs="Sakkal Majalla"/>
+          <w:noProof/>
           <w:sz w:val="28"/>
           <w:szCs w:val="28"/>
         </w:rPr>
@@ -315,6 +317,7 @@
       <w:r>
         <w:rPr>
           <w:rFonts w:ascii="Sakkal Majalla" w:hAnsi="Sakkal Majalla" w:cs="Sakkal Majalla"/>
+          <w:noProof/>
           <w:sz w:val="28"/>
           <w:szCs w:val="28"/>
         </w:rPr>
@@ -548,6 +551,7 @@
       <w:r>
         <w:rPr>
           <w:rFonts w:ascii="Sakkal Majalla" w:hAnsi="Sakkal Majalla" w:cs="Sakkal Majalla"/>
+          <w:noProof/>
           <w:sz w:val="28"/>
           <w:szCs w:val="28"/>
         </w:rPr>
@@ -617,6 +621,7 @@
       <w:r>
         <w:rPr>
           <w:rFonts w:ascii="Sakkal Majalla" w:hAnsi="Sakkal Majalla" w:cs="Sakkal Majalla"/>
+          <w:noProof/>
           <w:sz w:val="28"/>
           <w:szCs w:val="28"/>
         </w:rPr>
@@ -936,6 +941,7 @@
       <w:r>
         <w:rPr>
           <w:rFonts w:ascii="Sakkal Majalla" w:hAnsi="Sakkal Majalla" w:cs="Sakkal Majalla"/>
+          <w:noProof/>
           <w:sz w:val="28"/>
           <w:szCs w:val="28"/>
         </w:rPr>
@@ -1114,6 +1120,145 @@
           <w:szCs w:val="28"/>
         </w:rPr>
         <w:t>until some condition is met (e.g. data is loaded). You can wrap your dynamic components in Suspense. Then, pass it a fallback component to show while the dynamic component loads.</w:t>
+      </w:r>
+    </w:p>
+    <w:p>
+      <w:pPr>
+        <w:ind w:left="720" w:firstLine="720"/>
+        <w:rPr>
+          <w:rFonts w:ascii="Sakkal Majalla" w:hAnsi="Sakkal Majalla" w:cs="Sakkal Majalla"/>
+          <w:sz w:val="28"/>
+          <w:szCs w:val="28"/>
+        </w:rPr>
+      </w:pPr>
+      <w:r>
+        <w:rPr>
+          <w:rFonts w:ascii="Sakkal Majalla" w:hAnsi="Sakkal Majalla" w:cs="Sakkal Majalla"/>
+          <w:sz w:val="28"/>
+          <w:szCs w:val="28"/>
+        </w:rPr>
+        <w:t>==================================================</w:t>
+      </w:r>
+    </w:p>
+    <w:p>
+      <w:pPr>
+        <w:rPr>
+          <w:rFonts w:ascii="Sakkal Majalla" w:hAnsi="Sakkal Majalla" w:cs="Sakkal Majalla"/>
+          <w:sz w:val="28"/>
+          <w:szCs w:val="28"/>
+        </w:rPr>
+      </w:pPr>
+      <w:r>
+        <w:rPr>
+          <w:rFonts w:ascii="Sakkal Majalla" w:hAnsi="Sakkal Majalla" w:cs="Sakkal Majalla"/>
+          <w:sz w:val="28"/>
+          <w:szCs w:val="28"/>
+        </w:rPr>
+        <w:drawing>
+          <wp:inline distT="0" distB="0" distL="0" distR="0" wp14:anchorId="50FA86EF" wp14:editId="705FEF48">
+            <wp:extent cx="6644640" cy="4779030"/>
+            <wp:effectExtent l="0" t="0" r="3810" b="2540"/>
+            <wp:docPr id="75968378" name="Picture 1"/>
+            <wp:cNvGraphicFramePr>
+              <a:graphicFrameLocks xmlns:a="http://schemas.openxmlformats.org/drawingml/2006/main" noChangeAspect="1"/>
+            </wp:cNvGraphicFramePr>
+            <a:graphic xmlns:a="http://schemas.openxmlformats.org/drawingml/2006/main">
+              <a:graphicData uri="http://schemas.openxmlformats.org/drawingml/2006/picture">
+                <pic:pic xmlns:pic="http://schemas.openxmlformats.org/drawingml/2006/picture">
+                  <pic:nvPicPr>
+                    <pic:cNvPr id="75968378" name=""/>
+                    <pic:cNvPicPr/>
+                  </pic:nvPicPr>
+                  <pic:blipFill>
+                    <a:blip r:embed="rId11"/>
+                    <a:stretch>
+                      <a:fillRect/>
+                    </a:stretch>
+                  </pic:blipFill>
+                  <pic:spPr>
+                    <a:xfrm>
+                      <a:off x="0" y="0"/>
+                      <a:ext cx="6657012" cy="4787928"/>
+                    </a:xfrm>
+                    <a:prstGeom prst="rect">
+                      <a:avLst/>
+                    </a:prstGeom>
+                  </pic:spPr>
+                </pic:pic>
+              </a:graphicData>
+            </a:graphic>
+          </wp:inline>
+        </w:drawing>
+      </w:r>
+    </w:p>
+    <w:p>
+      <w:pPr>
+        <w:ind w:left="720" w:firstLine="720"/>
+        <w:rPr>
+          <w:rFonts w:ascii="Sakkal Majalla" w:hAnsi="Sakkal Majalla" w:cs="Sakkal Majalla"/>
+          <w:sz w:val="28"/>
+          <w:szCs w:val="28"/>
+        </w:rPr>
+      </w:pPr>
+      <w:r>
+        <w:rPr>
+          <w:rFonts w:ascii="Sakkal Majalla" w:hAnsi="Sakkal Majalla" w:cs="Sakkal Majalla"/>
+          <w:sz w:val="28"/>
+          <w:szCs w:val="28"/>
+        </w:rPr>
+        <w:t>==================================================</w:t>
+      </w:r>
+    </w:p>
+    <w:p>
+      <w:pPr>
+        <w:rPr>
+          <w:rFonts w:ascii="Sakkal Majalla" w:hAnsi="Sakkal Majalla" w:cs="Sakkal Majalla"/>
+          <w:sz w:val="28"/>
+          <w:szCs w:val="28"/>
+        </w:rPr>
+      </w:pPr>
+      <w:r>
+        <w:rPr>
+          <w:rFonts w:ascii="Sakkal Majalla" w:hAnsi="Sakkal Majalla" w:cs="Sakkal Majalla"/>
+          <w:sz w:val="28"/>
+          <w:szCs w:val="28"/>
+        </w:rPr>
+        <w:lastRenderedPageBreak/>
+        <w:drawing>
+          <wp:inline distT="0" distB="0" distL="0" distR="0" wp14:anchorId="75E201B3" wp14:editId="7A6814CD">
+            <wp:extent cx="5646909" cy="3604572"/>
+            <wp:effectExtent l="0" t="0" r="0" b="0"/>
+            <wp:docPr id="633779777" name="Picture 1"/>
+            <wp:cNvGraphicFramePr>
+              <a:graphicFrameLocks xmlns:a="http://schemas.openxmlformats.org/drawingml/2006/main" noChangeAspect="1"/>
+            </wp:cNvGraphicFramePr>
+            <a:graphic xmlns:a="http://schemas.openxmlformats.org/drawingml/2006/main">
+              <a:graphicData uri="http://schemas.openxmlformats.org/drawingml/2006/picture">
+                <pic:pic xmlns:pic="http://schemas.openxmlformats.org/drawingml/2006/picture">
+                  <pic:nvPicPr>
+                    <pic:cNvPr id="633779777" name=""/>
+                    <pic:cNvPicPr/>
+                  </pic:nvPicPr>
+                  <pic:blipFill>
+                    <a:blip r:embed="rId12"/>
+                    <a:stretch>
+                      <a:fillRect/>
+                    </a:stretch>
+                  </pic:blipFill>
+                  <pic:spPr>
+                    <a:xfrm>
+                      <a:off x="0" y="0"/>
+                      <a:ext cx="5646909" cy="3604572"/>
+                    </a:xfrm>
+                    <a:prstGeom prst="rect">
+                      <a:avLst/>
+                    </a:prstGeom>
+                  </pic:spPr>
+                </pic:pic>
+              </a:graphicData>
+            </a:graphic>
+          </wp:inline>
+        </w:drawing>
       </w:r>
     </w:p>
     <w:p>
@@ -1877,6 +2022,7 @@
   <w:style w:type="character" w:default="1" w:styleId="DefaultParagraphFont">
     <w:name w:val="Default Paragraph Font"/>
     <w:uiPriority w:val="1"/>
+    <w:semiHidden/>
     <w:unhideWhenUsed/>
   </w:style>
   <w:style w:type="table" w:default="1" w:styleId="TableNormal">

--- a/NextJS/NextJS-Notes-02.docx
+++ b/NextJS/NextJS-Notes-02.docx
@@ -760,7 +760,6 @@
         </w:rPr>
         <w:t xml:space="preserve"> </w:t>
       </w:r>
-      <w:proofErr w:type="gramStart"/>
       <w:r>
         <w:rPr>
           <w:rFonts w:ascii="Consolas" w:eastAsia="Times New Roman" w:hAnsi="Consolas" w:cs="Times New Roman"/>
@@ -781,19 +780,7 @@
           <w:szCs w:val="21"/>
           <w14:ligatures w14:val="none"/>
         </w:rPr>
-        <w:t>(</w:t>
-      </w:r>
-      <w:proofErr w:type="gramEnd"/>
-      <w:r>
-        <w:rPr>
-          <w:rFonts w:ascii="Consolas" w:eastAsia="Times New Roman" w:hAnsi="Consolas" w:cs="Times New Roman"/>
-          <w:color w:val="3B3B3B"/>
-          <w:kern w:val="0"/>
-          <w:sz w:val="21"/>
-          <w:szCs w:val="21"/>
-          <w14:ligatures w14:val="none"/>
-        </w:rPr>
-        <w:t>) {</w:t>
+        <w:t>() {</w:t>
       </w:r>
     </w:p>
     <w:p>
@@ -1151,6 +1138,7 @@
       <w:r>
         <w:rPr>
           <w:rFonts w:ascii="Sakkal Majalla" w:hAnsi="Sakkal Majalla" w:cs="Sakkal Majalla"/>
+          <w:noProof/>
           <w:sz w:val="28"/>
           <w:szCs w:val="28"/>
         </w:rPr>
@@ -1220,6 +1208,7 @@
       <w:r>
         <w:rPr>
           <w:rFonts w:ascii="Sakkal Majalla" w:hAnsi="Sakkal Majalla" w:cs="Sakkal Majalla"/>
+          <w:noProof/>
           <w:sz w:val="28"/>
           <w:szCs w:val="28"/>
         </w:rPr>
@@ -1278,6 +1267,4325 @@
         </w:rPr>
         <w:t>==================================================</w:t>
       </w:r>
+    </w:p>
+    <w:p>
+      <w:pPr>
+        <w:rPr>
+          <w:rFonts w:ascii="Sakkal Majalla" w:hAnsi="Sakkal Majalla" w:cs="Sakkal Majalla"/>
+          <w:sz w:val="28"/>
+          <w:szCs w:val="28"/>
+        </w:rPr>
+      </w:pPr>
+      <w:r>
+        <w:rPr>
+          <w:rFonts w:ascii="Sakkal Majalla" w:hAnsi="Sakkal Majalla" w:cs="Sakkal Majalla"/>
+          <w:sz w:val="28"/>
+          <w:szCs w:val="28"/>
+        </w:rPr>
+        <w:t xml:space="preserve">URLSearchParams is a Web API that provides utility methods for manipulating the URL query parameters. Instead of creating a complex string literal, you can use it to get the params string </w:t>
+      </w:r>
+      <w:r>
+        <w:rPr>
+          <w:rFonts w:ascii="Sakkal Majalla" w:hAnsi="Sakkal Majalla" w:cs="Sakkal Majalla"/>
+          <w:sz w:val="28"/>
+          <w:szCs w:val="28"/>
+        </w:rPr>
+        <w:t>like</w:t>
+      </w:r>
+      <w:r>
+        <w:rPr>
+          <w:rFonts w:ascii="Sakkal Majalla" w:hAnsi="Sakkal Majalla" w:cs="Sakkal Majalla"/>
+          <w:sz w:val="28"/>
+          <w:szCs w:val="28"/>
+        </w:rPr>
+        <w:t xml:space="preserve"> </w:t>
+      </w:r>
+      <w:r>
+        <w:rPr>
+          <w:rFonts w:ascii="Sakkal Majalla" w:hAnsi="Sakkal Majalla" w:cs="Sakkal Majalla"/>
+          <w:sz w:val="28"/>
+          <w:szCs w:val="28"/>
+        </w:rPr>
+        <w:t>?page</w:t>
+      </w:r>
+      <w:r>
+        <w:rPr>
+          <w:rFonts w:ascii="Sakkal Majalla" w:hAnsi="Sakkal Majalla" w:cs="Sakkal Majalla"/>
+          <w:b/>
+          <w:bCs/>
+          <w:color w:val="0070C0"/>
+          <w:sz w:val="28"/>
+          <w:szCs w:val="28"/>
+        </w:rPr>
+        <w:t>=1&amp;query=a</w:t>
+      </w:r>
+      <w:r>
+        <w:rPr>
+          <w:rFonts w:ascii="Sakkal Majalla" w:hAnsi="Sakkal Majalla" w:cs="Sakkal Majalla"/>
+          <w:sz w:val="28"/>
+          <w:szCs w:val="28"/>
+        </w:rPr>
+        <w:t>.</w:t>
+      </w:r>
+    </w:p>
+    <w:p>
+      <w:pPr>
+        <w:rPr>
+          <w:rFonts w:ascii="Sakkal Majalla" w:hAnsi="Sakkal Majalla" w:cs="Sakkal Majalla"/>
+          <w:sz w:val="28"/>
+          <w:szCs w:val="28"/>
+        </w:rPr>
+      </w:pPr>
+      <w:r>
+        <w:rPr>
+          <w:rFonts w:ascii="Sakkal Majalla" w:hAnsi="Sakkal Majalla" w:cs="Sakkal Majalla"/>
+          <w:b/>
+          <w:bCs/>
+          <w:color w:val="0070C0"/>
+          <w:sz w:val="28"/>
+          <w:szCs w:val="28"/>
+          <w:u w:val="single"/>
+        </w:rPr>
+        <w:t>Note</w:t>
+      </w:r>
+      <w:r>
+        <w:rPr>
+          <w:rFonts w:ascii="Sakkal Majalla" w:hAnsi="Sakkal Majalla" w:cs="Sakkal Majalla"/>
+          <w:sz w:val="28"/>
+          <w:szCs w:val="28"/>
+        </w:rPr>
+        <w:t xml:space="preserve">: </w:t>
+      </w:r>
+      <w:r>
+        <w:rPr>
+          <w:rFonts w:ascii="Sakkal Majalla" w:hAnsi="Sakkal Majalla" w:cs="Sakkal Majalla"/>
+          <w:sz w:val="28"/>
+          <w:szCs w:val="28"/>
+        </w:rPr>
+        <w:t xml:space="preserve">The URL is updated without reloading the page, thanks to </w:t>
+      </w:r>
+      <w:r>
+        <w:rPr>
+          <w:rFonts w:ascii="Sakkal Majalla" w:hAnsi="Sakkal Majalla" w:cs="Sakkal Majalla"/>
+          <w:b/>
+          <w:bCs/>
+          <w:color w:val="BFBFBF" w:themeColor="background1" w:themeShade="BF"/>
+          <w:sz w:val="28"/>
+          <w:szCs w:val="28"/>
+        </w:rPr>
+        <w:t>Next.js's client-side navigation</w:t>
+      </w:r>
+      <w:r>
+        <w:rPr>
+          <w:rFonts w:ascii="Sakkal Majalla" w:hAnsi="Sakkal Majalla" w:cs="Sakkal Majalla"/>
+          <w:sz w:val="28"/>
+          <w:szCs w:val="28"/>
+        </w:rPr>
+        <w:t>.</w:t>
+      </w:r>
+    </w:p>
+    <w:p>
+      <w:pPr>
+        <w:shd w:val="clear" w:color="auto" w:fill="FFFFFF"/>
+        <w:spacing w:after="0" w:line="285" w:lineRule="atLeast"/>
+        <w:rPr>
+          <w:rFonts w:ascii="Consolas" w:eastAsia="Times New Roman" w:hAnsi="Consolas" w:cs="Times New Roman"/>
+          <w:color w:val="3B3B3B"/>
+          <w:kern w:val="0"/>
+          <w:sz w:val="21"/>
+          <w:szCs w:val="21"/>
+          <w14:ligatures w14:val="none"/>
+        </w:rPr>
+      </w:pPr>
+      <w:r>
+        <w:rPr>
+          <w:rFonts w:ascii="Consolas" w:eastAsia="Times New Roman" w:hAnsi="Consolas" w:cs="Times New Roman"/>
+          <w:color w:val="AF00DB"/>
+          <w:kern w:val="0"/>
+          <w:sz w:val="21"/>
+          <w:szCs w:val="21"/>
+          <w14:ligatures w14:val="none"/>
+        </w:rPr>
+        <w:t>import</w:t>
+      </w:r>
+      <w:r>
+        <w:rPr>
+          <w:rFonts w:ascii="Consolas" w:eastAsia="Times New Roman" w:hAnsi="Consolas" w:cs="Times New Roman"/>
+          <w:color w:val="3B3B3B"/>
+          <w:kern w:val="0"/>
+          <w:sz w:val="21"/>
+          <w:szCs w:val="21"/>
+          <w14:ligatures w14:val="none"/>
+        </w:rPr>
+        <w:t xml:space="preserve"> { </w:t>
+      </w:r>
+      <w:r>
+        <w:rPr>
+          <w:rFonts w:ascii="Consolas" w:eastAsia="Times New Roman" w:hAnsi="Consolas" w:cs="Times New Roman"/>
+          <w:color w:val="001080"/>
+          <w:kern w:val="0"/>
+          <w:sz w:val="21"/>
+          <w:szCs w:val="21"/>
+          <w14:ligatures w14:val="none"/>
+        </w:rPr>
+        <w:t>usePathname</w:t>
+      </w:r>
+      <w:r>
+        <w:rPr>
+          <w:rFonts w:ascii="Consolas" w:eastAsia="Times New Roman" w:hAnsi="Consolas" w:cs="Times New Roman"/>
+          <w:color w:val="3B3B3B"/>
+          <w:kern w:val="0"/>
+          <w:sz w:val="21"/>
+          <w:szCs w:val="21"/>
+          <w14:ligatures w14:val="none"/>
+        </w:rPr>
+        <w:t xml:space="preserve">, </w:t>
+      </w:r>
+      <w:r>
+        <w:rPr>
+          <w:rFonts w:ascii="Consolas" w:eastAsia="Times New Roman" w:hAnsi="Consolas" w:cs="Times New Roman"/>
+          <w:color w:val="001080"/>
+          <w:kern w:val="0"/>
+          <w:sz w:val="21"/>
+          <w:szCs w:val="21"/>
+          <w14:ligatures w14:val="none"/>
+        </w:rPr>
+        <w:t>useRouter</w:t>
+      </w:r>
+      <w:r>
+        <w:rPr>
+          <w:rFonts w:ascii="Consolas" w:eastAsia="Times New Roman" w:hAnsi="Consolas" w:cs="Times New Roman"/>
+          <w:color w:val="3B3B3B"/>
+          <w:kern w:val="0"/>
+          <w:sz w:val="21"/>
+          <w:szCs w:val="21"/>
+          <w14:ligatures w14:val="none"/>
+        </w:rPr>
+        <w:t xml:space="preserve">, </w:t>
+      </w:r>
+      <w:r>
+        <w:rPr>
+          <w:rFonts w:ascii="Consolas" w:eastAsia="Times New Roman" w:hAnsi="Consolas" w:cs="Times New Roman"/>
+          <w:color w:val="001080"/>
+          <w:kern w:val="0"/>
+          <w:sz w:val="21"/>
+          <w:szCs w:val="21"/>
+          <w14:ligatures w14:val="none"/>
+        </w:rPr>
+        <w:t>useSearchParams</w:t>
+      </w:r>
+      <w:r>
+        <w:rPr>
+          <w:rFonts w:ascii="Consolas" w:eastAsia="Times New Roman" w:hAnsi="Consolas" w:cs="Times New Roman"/>
+          <w:color w:val="3B3B3B"/>
+          <w:kern w:val="0"/>
+          <w:sz w:val="21"/>
+          <w:szCs w:val="21"/>
+          <w14:ligatures w14:val="none"/>
+        </w:rPr>
+        <w:t xml:space="preserve"> } </w:t>
+      </w:r>
+      <w:r>
+        <w:rPr>
+          <w:rFonts w:ascii="Consolas" w:eastAsia="Times New Roman" w:hAnsi="Consolas" w:cs="Times New Roman"/>
+          <w:color w:val="AF00DB"/>
+          <w:kern w:val="0"/>
+          <w:sz w:val="21"/>
+          <w:szCs w:val="21"/>
+          <w14:ligatures w14:val="none"/>
+        </w:rPr>
+        <w:t>from</w:t>
+      </w:r>
+      <w:r>
+        <w:rPr>
+          <w:rFonts w:ascii="Consolas" w:eastAsia="Times New Roman" w:hAnsi="Consolas" w:cs="Times New Roman"/>
+          <w:color w:val="3B3B3B"/>
+          <w:kern w:val="0"/>
+          <w:sz w:val="21"/>
+          <w:szCs w:val="21"/>
+          <w14:ligatures w14:val="none"/>
+        </w:rPr>
+        <w:t xml:space="preserve"> </w:t>
+      </w:r>
+      <w:r>
+        <w:rPr>
+          <w:rFonts w:ascii="Consolas" w:eastAsia="Times New Roman" w:hAnsi="Consolas" w:cs="Times New Roman"/>
+          <w:color w:val="A31515"/>
+          <w:kern w:val="0"/>
+          <w:sz w:val="21"/>
+          <w:szCs w:val="21"/>
+          <w14:ligatures w14:val="none"/>
+        </w:rPr>
+        <w:t>'next/navigation'</w:t>
+      </w:r>
+      <w:r>
+        <w:rPr>
+          <w:rFonts w:ascii="Consolas" w:eastAsia="Times New Roman" w:hAnsi="Consolas" w:cs="Times New Roman"/>
+          <w:color w:val="3B3B3B"/>
+          <w:kern w:val="0"/>
+          <w:sz w:val="21"/>
+          <w:szCs w:val="21"/>
+          <w14:ligatures w14:val="none"/>
+        </w:rPr>
+        <w:t>;</w:t>
+      </w:r>
+    </w:p>
+    <w:p>
+      <w:pPr>
+        <w:shd w:val="clear" w:color="auto" w:fill="FFFFFF"/>
+        <w:spacing w:after="0" w:line="285" w:lineRule="atLeast"/>
+        <w:rPr>
+          <w:rFonts w:ascii="Consolas" w:eastAsia="Times New Roman" w:hAnsi="Consolas" w:cs="Times New Roman"/>
+          <w:color w:val="3B3B3B"/>
+          <w:kern w:val="0"/>
+          <w:sz w:val="21"/>
+          <w:szCs w:val="21"/>
+          <w14:ligatures w14:val="none"/>
+        </w:rPr>
+      </w:pPr>
+      <w:r>
+        <w:rPr>
+          <w:rFonts w:ascii="Consolas" w:eastAsia="Times New Roman" w:hAnsi="Consolas" w:cs="Times New Roman"/>
+          <w:color w:val="3B3B3B"/>
+          <w:kern w:val="0"/>
+          <w:sz w:val="21"/>
+          <w:szCs w:val="21"/>
+          <w14:ligatures w14:val="none"/>
+        </w:rPr>
+        <w:t xml:space="preserve">  </w:t>
+      </w:r>
+      <w:r>
+        <w:rPr>
+          <w:rFonts w:ascii="Consolas" w:eastAsia="Times New Roman" w:hAnsi="Consolas" w:cs="Times New Roman"/>
+          <w:color w:val="0000FF"/>
+          <w:kern w:val="0"/>
+          <w:sz w:val="21"/>
+          <w:szCs w:val="21"/>
+          <w14:ligatures w14:val="none"/>
+        </w:rPr>
+        <w:t>const</w:t>
+      </w:r>
+      <w:r>
+        <w:rPr>
+          <w:rFonts w:ascii="Consolas" w:eastAsia="Times New Roman" w:hAnsi="Consolas" w:cs="Times New Roman"/>
+          <w:color w:val="3B3B3B"/>
+          <w:kern w:val="0"/>
+          <w:sz w:val="21"/>
+          <w:szCs w:val="21"/>
+          <w14:ligatures w14:val="none"/>
+        </w:rPr>
+        <w:t xml:space="preserve"> </w:t>
+      </w:r>
+      <w:r>
+        <w:rPr>
+          <w:rFonts w:ascii="Consolas" w:eastAsia="Times New Roman" w:hAnsi="Consolas" w:cs="Times New Roman"/>
+          <w:color w:val="0070C1"/>
+          <w:kern w:val="0"/>
+          <w:sz w:val="21"/>
+          <w:szCs w:val="21"/>
+          <w14:ligatures w14:val="none"/>
+        </w:rPr>
+        <w:t>searchParams</w:t>
+      </w:r>
+      <w:r>
+        <w:rPr>
+          <w:rFonts w:ascii="Consolas" w:eastAsia="Times New Roman" w:hAnsi="Consolas" w:cs="Times New Roman"/>
+          <w:color w:val="3B3B3B"/>
+          <w:kern w:val="0"/>
+          <w:sz w:val="21"/>
+          <w:szCs w:val="21"/>
+          <w14:ligatures w14:val="none"/>
+        </w:rPr>
+        <w:t xml:space="preserve"> </w:t>
+      </w:r>
+      <w:r>
+        <w:rPr>
+          <w:rFonts w:ascii="Consolas" w:eastAsia="Times New Roman" w:hAnsi="Consolas" w:cs="Times New Roman"/>
+          <w:color w:val="000000"/>
+          <w:kern w:val="0"/>
+          <w:sz w:val="21"/>
+          <w:szCs w:val="21"/>
+          <w14:ligatures w14:val="none"/>
+        </w:rPr>
+        <w:t>=</w:t>
+      </w:r>
+      <w:r>
+        <w:rPr>
+          <w:rFonts w:ascii="Consolas" w:eastAsia="Times New Roman" w:hAnsi="Consolas" w:cs="Times New Roman"/>
+          <w:color w:val="3B3B3B"/>
+          <w:kern w:val="0"/>
+          <w:sz w:val="21"/>
+          <w:szCs w:val="21"/>
+          <w14:ligatures w14:val="none"/>
+        </w:rPr>
+        <w:t xml:space="preserve"> </w:t>
+      </w:r>
+      <w:r>
+        <w:rPr>
+          <w:rFonts w:ascii="Consolas" w:eastAsia="Times New Roman" w:hAnsi="Consolas" w:cs="Times New Roman"/>
+          <w:color w:val="795E26"/>
+          <w:kern w:val="0"/>
+          <w:sz w:val="21"/>
+          <w:szCs w:val="21"/>
+          <w14:ligatures w14:val="none"/>
+        </w:rPr>
+        <w:t>useSearchParams</w:t>
+      </w:r>
+      <w:r>
+        <w:rPr>
+          <w:rFonts w:ascii="Consolas" w:eastAsia="Times New Roman" w:hAnsi="Consolas" w:cs="Times New Roman"/>
+          <w:color w:val="3B3B3B"/>
+          <w:kern w:val="0"/>
+          <w:sz w:val="21"/>
+          <w:szCs w:val="21"/>
+          <w14:ligatures w14:val="none"/>
+        </w:rPr>
+        <w:t>()</w:t>
+      </w:r>
+    </w:p>
+    <w:p>
+      <w:pPr>
+        <w:shd w:val="clear" w:color="auto" w:fill="FFFFFF"/>
+        <w:spacing w:after="0" w:line="285" w:lineRule="atLeast"/>
+        <w:rPr>
+          <w:rFonts w:ascii="Consolas" w:eastAsia="Times New Roman" w:hAnsi="Consolas" w:cs="Times New Roman"/>
+          <w:color w:val="3B3B3B"/>
+          <w:kern w:val="0"/>
+          <w:sz w:val="21"/>
+          <w:szCs w:val="21"/>
+          <w14:ligatures w14:val="none"/>
+        </w:rPr>
+      </w:pPr>
+      <w:r>
+        <w:rPr>
+          <w:rFonts w:ascii="Consolas" w:eastAsia="Times New Roman" w:hAnsi="Consolas" w:cs="Times New Roman"/>
+          <w:color w:val="3B3B3B"/>
+          <w:kern w:val="0"/>
+          <w:sz w:val="21"/>
+          <w:szCs w:val="21"/>
+          <w14:ligatures w14:val="none"/>
+        </w:rPr>
+        <w:t xml:space="preserve">  </w:t>
+      </w:r>
+      <w:r>
+        <w:rPr>
+          <w:rFonts w:ascii="Consolas" w:eastAsia="Times New Roman" w:hAnsi="Consolas" w:cs="Times New Roman"/>
+          <w:color w:val="0000FF"/>
+          <w:kern w:val="0"/>
+          <w:sz w:val="21"/>
+          <w:szCs w:val="21"/>
+          <w14:ligatures w14:val="none"/>
+        </w:rPr>
+        <w:t>function</w:t>
+      </w:r>
+      <w:r>
+        <w:rPr>
+          <w:rFonts w:ascii="Consolas" w:eastAsia="Times New Roman" w:hAnsi="Consolas" w:cs="Times New Roman"/>
+          <w:color w:val="3B3B3B"/>
+          <w:kern w:val="0"/>
+          <w:sz w:val="21"/>
+          <w:szCs w:val="21"/>
+          <w14:ligatures w14:val="none"/>
+        </w:rPr>
+        <w:t xml:space="preserve"> </w:t>
+      </w:r>
+      <w:r>
+        <w:rPr>
+          <w:rFonts w:ascii="Consolas" w:eastAsia="Times New Roman" w:hAnsi="Consolas" w:cs="Times New Roman"/>
+          <w:color w:val="795E26"/>
+          <w:kern w:val="0"/>
+          <w:sz w:val="21"/>
+          <w:szCs w:val="21"/>
+          <w14:ligatures w14:val="none"/>
+        </w:rPr>
+        <w:t>handleSearch</w:t>
+      </w:r>
+      <w:r>
+        <w:rPr>
+          <w:rFonts w:ascii="Consolas" w:eastAsia="Times New Roman" w:hAnsi="Consolas" w:cs="Times New Roman"/>
+          <w:color w:val="3B3B3B"/>
+          <w:kern w:val="0"/>
+          <w:sz w:val="21"/>
+          <w:szCs w:val="21"/>
+          <w14:ligatures w14:val="none"/>
+        </w:rPr>
+        <w:t>(</w:t>
+      </w:r>
+      <w:r>
+        <w:rPr>
+          <w:rFonts w:ascii="Consolas" w:eastAsia="Times New Roman" w:hAnsi="Consolas" w:cs="Times New Roman"/>
+          <w:color w:val="001080"/>
+          <w:kern w:val="0"/>
+          <w:sz w:val="21"/>
+          <w:szCs w:val="21"/>
+          <w14:ligatures w14:val="none"/>
+        </w:rPr>
+        <w:t>term</w:t>
+      </w:r>
+      <w:r>
+        <w:rPr>
+          <w:rFonts w:ascii="Consolas" w:eastAsia="Times New Roman" w:hAnsi="Consolas" w:cs="Times New Roman"/>
+          <w:color w:val="000000"/>
+          <w:kern w:val="0"/>
+          <w:sz w:val="21"/>
+          <w:szCs w:val="21"/>
+          <w14:ligatures w14:val="none"/>
+        </w:rPr>
+        <w:t>:</w:t>
+      </w:r>
+      <w:r>
+        <w:rPr>
+          <w:rFonts w:ascii="Consolas" w:eastAsia="Times New Roman" w:hAnsi="Consolas" w:cs="Times New Roman"/>
+          <w:color w:val="3B3B3B"/>
+          <w:kern w:val="0"/>
+          <w:sz w:val="21"/>
+          <w:szCs w:val="21"/>
+          <w14:ligatures w14:val="none"/>
+        </w:rPr>
+        <w:t xml:space="preserve"> </w:t>
+      </w:r>
+      <w:r>
+        <w:rPr>
+          <w:rFonts w:ascii="Consolas" w:eastAsia="Times New Roman" w:hAnsi="Consolas" w:cs="Times New Roman"/>
+          <w:color w:val="267F99"/>
+          <w:kern w:val="0"/>
+          <w:sz w:val="21"/>
+          <w:szCs w:val="21"/>
+          <w14:ligatures w14:val="none"/>
+        </w:rPr>
+        <w:t>string</w:t>
+      </w:r>
+      <w:r>
+        <w:rPr>
+          <w:rFonts w:ascii="Consolas" w:eastAsia="Times New Roman" w:hAnsi="Consolas" w:cs="Times New Roman"/>
+          <w:color w:val="3B3B3B"/>
+          <w:kern w:val="0"/>
+          <w:sz w:val="21"/>
+          <w:szCs w:val="21"/>
+          <w14:ligatures w14:val="none"/>
+        </w:rPr>
+        <w:t>) {</w:t>
+      </w:r>
+    </w:p>
+    <w:p>
+      <w:pPr>
+        <w:shd w:val="clear" w:color="auto" w:fill="FFFFFF"/>
+        <w:spacing w:after="0" w:line="285" w:lineRule="atLeast"/>
+        <w:rPr>
+          <w:rFonts w:ascii="Consolas" w:eastAsia="Times New Roman" w:hAnsi="Consolas" w:cs="Times New Roman"/>
+          <w:color w:val="3B3B3B"/>
+          <w:kern w:val="0"/>
+          <w:sz w:val="21"/>
+          <w:szCs w:val="21"/>
+          <w14:ligatures w14:val="none"/>
+        </w:rPr>
+      </w:pPr>
+      <w:r>
+        <w:rPr>
+          <w:rFonts w:ascii="Consolas" w:eastAsia="Times New Roman" w:hAnsi="Consolas" w:cs="Times New Roman"/>
+          <w:color w:val="3B3B3B"/>
+          <w:kern w:val="0"/>
+          <w:sz w:val="21"/>
+          <w:szCs w:val="21"/>
+          <w14:ligatures w14:val="none"/>
+        </w:rPr>
+        <w:t xml:space="preserve">    </w:t>
+      </w:r>
+      <w:r>
+        <w:rPr>
+          <w:rFonts w:ascii="Consolas" w:eastAsia="Times New Roman" w:hAnsi="Consolas" w:cs="Times New Roman"/>
+          <w:color w:val="0000FF"/>
+          <w:kern w:val="0"/>
+          <w:sz w:val="21"/>
+          <w:szCs w:val="21"/>
+          <w14:ligatures w14:val="none"/>
+        </w:rPr>
+        <w:t>const</w:t>
+      </w:r>
+      <w:r>
+        <w:rPr>
+          <w:rFonts w:ascii="Consolas" w:eastAsia="Times New Roman" w:hAnsi="Consolas" w:cs="Times New Roman"/>
+          <w:color w:val="3B3B3B"/>
+          <w:kern w:val="0"/>
+          <w:sz w:val="21"/>
+          <w:szCs w:val="21"/>
+          <w14:ligatures w14:val="none"/>
+        </w:rPr>
+        <w:t xml:space="preserve"> </w:t>
+      </w:r>
+      <w:r>
+        <w:rPr>
+          <w:rFonts w:ascii="Consolas" w:eastAsia="Times New Roman" w:hAnsi="Consolas" w:cs="Times New Roman"/>
+          <w:color w:val="0070C1"/>
+          <w:kern w:val="0"/>
+          <w:sz w:val="21"/>
+          <w:szCs w:val="21"/>
+          <w14:ligatures w14:val="none"/>
+        </w:rPr>
+        <w:t>params</w:t>
+      </w:r>
+      <w:r>
+        <w:rPr>
+          <w:rFonts w:ascii="Consolas" w:eastAsia="Times New Roman" w:hAnsi="Consolas" w:cs="Times New Roman"/>
+          <w:color w:val="3B3B3B"/>
+          <w:kern w:val="0"/>
+          <w:sz w:val="21"/>
+          <w:szCs w:val="21"/>
+          <w14:ligatures w14:val="none"/>
+        </w:rPr>
+        <w:t xml:space="preserve"> </w:t>
+      </w:r>
+      <w:r>
+        <w:rPr>
+          <w:rFonts w:ascii="Consolas" w:eastAsia="Times New Roman" w:hAnsi="Consolas" w:cs="Times New Roman"/>
+          <w:color w:val="000000"/>
+          <w:kern w:val="0"/>
+          <w:sz w:val="21"/>
+          <w:szCs w:val="21"/>
+          <w14:ligatures w14:val="none"/>
+        </w:rPr>
+        <w:t>=</w:t>
+      </w:r>
+      <w:r>
+        <w:rPr>
+          <w:rFonts w:ascii="Consolas" w:eastAsia="Times New Roman" w:hAnsi="Consolas" w:cs="Times New Roman"/>
+          <w:color w:val="3B3B3B"/>
+          <w:kern w:val="0"/>
+          <w:sz w:val="21"/>
+          <w:szCs w:val="21"/>
+          <w14:ligatures w14:val="none"/>
+        </w:rPr>
+        <w:t xml:space="preserve"> </w:t>
+      </w:r>
+      <w:r>
+        <w:rPr>
+          <w:rFonts w:ascii="Consolas" w:eastAsia="Times New Roman" w:hAnsi="Consolas" w:cs="Times New Roman"/>
+          <w:color w:val="0000FF"/>
+          <w:kern w:val="0"/>
+          <w:sz w:val="21"/>
+          <w:szCs w:val="21"/>
+          <w14:ligatures w14:val="none"/>
+        </w:rPr>
+        <w:t>new</w:t>
+      </w:r>
+      <w:r>
+        <w:rPr>
+          <w:rFonts w:ascii="Consolas" w:eastAsia="Times New Roman" w:hAnsi="Consolas" w:cs="Times New Roman"/>
+          <w:color w:val="3B3B3B"/>
+          <w:kern w:val="0"/>
+          <w:sz w:val="21"/>
+          <w:szCs w:val="21"/>
+          <w14:ligatures w14:val="none"/>
+        </w:rPr>
+        <w:t xml:space="preserve"> </w:t>
+      </w:r>
+      <w:r>
+        <w:rPr>
+          <w:rFonts w:ascii="Consolas" w:eastAsia="Times New Roman" w:hAnsi="Consolas" w:cs="Times New Roman"/>
+          <w:color w:val="267F99"/>
+          <w:kern w:val="0"/>
+          <w:sz w:val="21"/>
+          <w:szCs w:val="21"/>
+          <w14:ligatures w14:val="none"/>
+        </w:rPr>
+        <w:t>URLSearchParams</w:t>
+      </w:r>
+      <w:r>
+        <w:rPr>
+          <w:rFonts w:ascii="Consolas" w:eastAsia="Times New Roman" w:hAnsi="Consolas" w:cs="Times New Roman"/>
+          <w:color w:val="3B3B3B"/>
+          <w:kern w:val="0"/>
+          <w:sz w:val="21"/>
+          <w:szCs w:val="21"/>
+          <w14:ligatures w14:val="none"/>
+        </w:rPr>
+        <w:t>(</w:t>
+      </w:r>
+      <w:r>
+        <w:rPr>
+          <w:rFonts w:ascii="Consolas" w:eastAsia="Times New Roman" w:hAnsi="Consolas" w:cs="Times New Roman"/>
+          <w:color w:val="0070C1"/>
+          <w:kern w:val="0"/>
+          <w:sz w:val="21"/>
+          <w:szCs w:val="21"/>
+          <w14:ligatures w14:val="none"/>
+        </w:rPr>
+        <w:t>searchParams</w:t>
+      </w:r>
+      <w:r>
+        <w:rPr>
+          <w:rFonts w:ascii="Consolas" w:eastAsia="Times New Roman" w:hAnsi="Consolas" w:cs="Times New Roman"/>
+          <w:color w:val="3B3B3B"/>
+          <w:kern w:val="0"/>
+          <w:sz w:val="21"/>
+          <w:szCs w:val="21"/>
+          <w14:ligatures w14:val="none"/>
+        </w:rPr>
+        <w:t>)</w:t>
+      </w:r>
+    </w:p>
+    <w:p>
+      <w:pPr>
+        <w:shd w:val="clear" w:color="auto" w:fill="FFFFFF"/>
+        <w:spacing w:after="0" w:line="285" w:lineRule="atLeast"/>
+        <w:rPr>
+          <w:rFonts w:ascii="Consolas" w:eastAsia="Times New Roman" w:hAnsi="Consolas" w:cs="Times New Roman"/>
+          <w:color w:val="3B3B3B"/>
+          <w:kern w:val="0"/>
+          <w:sz w:val="21"/>
+          <w:szCs w:val="21"/>
+          <w14:ligatures w14:val="none"/>
+        </w:rPr>
+      </w:pPr>
+      <w:r>
+        <w:rPr>
+          <w:rFonts w:ascii="Consolas" w:eastAsia="Times New Roman" w:hAnsi="Consolas" w:cs="Times New Roman"/>
+          <w:color w:val="3B3B3B"/>
+          <w:kern w:val="0"/>
+          <w:sz w:val="21"/>
+          <w:szCs w:val="21"/>
+          <w14:ligatures w14:val="none"/>
+        </w:rPr>
+        <w:t xml:space="preserve">    </w:t>
+      </w:r>
+      <w:r>
+        <w:rPr>
+          <w:rFonts w:ascii="Consolas" w:eastAsia="Times New Roman" w:hAnsi="Consolas" w:cs="Times New Roman"/>
+          <w:color w:val="0000FF"/>
+          <w:kern w:val="0"/>
+          <w:sz w:val="21"/>
+          <w:szCs w:val="21"/>
+          <w14:ligatures w14:val="none"/>
+        </w:rPr>
+        <w:t>const</w:t>
+      </w:r>
+      <w:r>
+        <w:rPr>
+          <w:rFonts w:ascii="Consolas" w:eastAsia="Times New Roman" w:hAnsi="Consolas" w:cs="Times New Roman"/>
+          <w:color w:val="3B3B3B"/>
+          <w:kern w:val="0"/>
+          <w:sz w:val="21"/>
+          <w:szCs w:val="21"/>
+          <w14:ligatures w14:val="none"/>
+        </w:rPr>
+        <w:t xml:space="preserve"> </w:t>
+      </w:r>
+      <w:r>
+        <w:rPr>
+          <w:rFonts w:ascii="Consolas" w:eastAsia="Times New Roman" w:hAnsi="Consolas" w:cs="Times New Roman"/>
+          <w:color w:val="0070C1"/>
+          <w:kern w:val="0"/>
+          <w:sz w:val="21"/>
+          <w:szCs w:val="21"/>
+          <w14:ligatures w14:val="none"/>
+        </w:rPr>
+        <w:t>pathname</w:t>
+      </w:r>
+      <w:r>
+        <w:rPr>
+          <w:rFonts w:ascii="Consolas" w:eastAsia="Times New Roman" w:hAnsi="Consolas" w:cs="Times New Roman"/>
+          <w:color w:val="3B3B3B"/>
+          <w:kern w:val="0"/>
+          <w:sz w:val="21"/>
+          <w:szCs w:val="21"/>
+          <w14:ligatures w14:val="none"/>
+        </w:rPr>
+        <w:t xml:space="preserve"> </w:t>
+      </w:r>
+      <w:r>
+        <w:rPr>
+          <w:rFonts w:ascii="Consolas" w:eastAsia="Times New Roman" w:hAnsi="Consolas" w:cs="Times New Roman"/>
+          <w:color w:val="000000"/>
+          <w:kern w:val="0"/>
+          <w:sz w:val="21"/>
+          <w:szCs w:val="21"/>
+          <w14:ligatures w14:val="none"/>
+        </w:rPr>
+        <w:t>=</w:t>
+      </w:r>
+      <w:r>
+        <w:rPr>
+          <w:rFonts w:ascii="Consolas" w:eastAsia="Times New Roman" w:hAnsi="Consolas" w:cs="Times New Roman"/>
+          <w:color w:val="3B3B3B"/>
+          <w:kern w:val="0"/>
+          <w:sz w:val="21"/>
+          <w:szCs w:val="21"/>
+          <w14:ligatures w14:val="none"/>
+        </w:rPr>
+        <w:t xml:space="preserve"> </w:t>
+      </w:r>
+      <w:r>
+        <w:rPr>
+          <w:rFonts w:ascii="Consolas" w:eastAsia="Times New Roman" w:hAnsi="Consolas" w:cs="Times New Roman"/>
+          <w:color w:val="795E26"/>
+          <w:kern w:val="0"/>
+          <w:sz w:val="21"/>
+          <w:szCs w:val="21"/>
+          <w14:ligatures w14:val="none"/>
+        </w:rPr>
+        <w:t>usePathname</w:t>
+      </w:r>
+      <w:r>
+        <w:rPr>
+          <w:rFonts w:ascii="Consolas" w:eastAsia="Times New Roman" w:hAnsi="Consolas" w:cs="Times New Roman"/>
+          <w:color w:val="3B3B3B"/>
+          <w:kern w:val="0"/>
+          <w:sz w:val="21"/>
+          <w:szCs w:val="21"/>
+          <w14:ligatures w14:val="none"/>
+        </w:rPr>
+        <w:t>()</w:t>
+      </w:r>
+    </w:p>
+    <w:p>
+      <w:pPr>
+        <w:shd w:val="clear" w:color="auto" w:fill="FFFFFF"/>
+        <w:spacing w:after="0" w:line="285" w:lineRule="atLeast"/>
+        <w:rPr>
+          <w:rFonts w:ascii="Consolas" w:eastAsia="Times New Roman" w:hAnsi="Consolas" w:cs="Times New Roman"/>
+          <w:color w:val="3B3B3B"/>
+          <w:kern w:val="0"/>
+          <w:sz w:val="21"/>
+          <w:szCs w:val="21"/>
+          <w14:ligatures w14:val="none"/>
+        </w:rPr>
+      </w:pPr>
+      <w:r>
+        <w:rPr>
+          <w:rFonts w:ascii="Consolas" w:eastAsia="Times New Roman" w:hAnsi="Consolas" w:cs="Times New Roman"/>
+          <w:color w:val="3B3B3B"/>
+          <w:kern w:val="0"/>
+          <w:sz w:val="21"/>
+          <w:szCs w:val="21"/>
+          <w14:ligatures w14:val="none"/>
+        </w:rPr>
+        <w:t xml:space="preserve">    </w:t>
+      </w:r>
+      <w:r>
+        <w:rPr>
+          <w:rFonts w:ascii="Consolas" w:eastAsia="Times New Roman" w:hAnsi="Consolas" w:cs="Times New Roman"/>
+          <w:color w:val="0000FF"/>
+          <w:kern w:val="0"/>
+          <w:sz w:val="21"/>
+          <w:szCs w:val="21"/>
+          <w14:ligatures w14:val="none"/>
+        </w:rPr>
+        <w:t>const</w:t>
+      </w:r>
+      <w:r>
+        <w:rPr>
+          <w:rFonts w:ascii="Consolas" w:eastAsia="Times New Roman" w:hAnsi="Consolas" w:cs="Times New Roman"/>
+          <w:color w:val="3B3B3B"/>
+          <w:kern w:val="0"/>
+          <w:sz w:val="21"/>
+          <w:szCs w:val="21"/>
+          <w14:ligatures w14:val="none"/>
+        </w:rPr>
+        <w:t xml:space="preserve"> { </w:t>
+      </w:r>
+      <w:r>
+        <w:rPr>
+          <w:rFonts w:ascii="Consolas" w:eastAsia="Times New Roman" w:hAnsi="Consolas" w:cs="Times New Roman"/>
+          <w:color w:val="795E26"/>
+          <w:kern w:val="0"/>
+          <w:sz w:val="21"/>
+          <w:szCs w:val="21"/>
+          <w14:ligatures w14:val="none"/>
+        </w:rPr>
+        <w:t>replace</w:t>
+      </w:r>
+      <w:r>
+        <w:rPr>
+          <w:rFonts w:ascii="Consolas" w:eastAsia="Times New Roman" w:hAnsi="Consolas" w:cs="Times New Roman"/>
+          <w:color w:val="3B3B3B"/>
+          <w:kern w:val="0"/>
+          <w:sz w:val="21"/>
+          <w:szCs w:val="21"/>
+          <w14:ligatures w14:val="none"/>
+        </w:rPr>
+        <w:t xml:space="preserve"> } </w:t>
+      </w:r>
+      <w:r>
+        <w:rPr>
+          <w:rFonts w:ascii="Consolas" w:eastAsia="Times New Roman" w:hAnsi="Consolas" w:cs="Times New Roman"/>
+          <w:color w:val="000000"/>
+          <w:kern w:val="0"/>
+          <w:sz w:val="21"/>
+          <w:szCs w:val="21"/>
+          <w14:ligatures w14:val="none"/>
+        </w:rPr>
+        <w:t>=</w:t>
+      </w:r>
+      <w:r>
+        <w:rPr>
+          <w:rFonts w:ascii="Consolas" w:eastAsia="Times New Roman" w:hAnsi="Consolas" w:cs="Times New Roman"/>
+          <w:color w:val="3B3B3B"/>
+          <w:kern w:val="0"/>
+          <w:sz w:val="21"/>
+          <w:szCs w:val="21"/>
+          <w14:ligatures w14:val="none"/>
+        </w:rPr>
+        <w:t xml:space="preserve"> </w:t>
+      </w:r>
+      <w:r>
+        <w:rPr>
+          <w:rFonts w:ascii="Consolas" w:eastAsia="Times New Roman" w:hAnsi="Consolas" w:cs="Times New Roman"/>
+          <w:color w:val="795E26"/>
+          <w:kern w:val="0"/>
+          <w:sz w:val="21"/>
+          <w:szCs w:val="21"/>
+          <w14:ligatures w14:val="none"/>
+        </w:rPr>
+        <w:t>useRouter</w:t>
+      </w:r>
+      <w:r>
+        <w:rPr>
+          <w:rFonts w:ascii="Consolas" w:eastAsia="Times New Roman" w:hAnsi="Consolas" w:cs="Times New Roman"/>
+          <w:color w:val="3B3B3B"/>
+          <w:kern w:val="0"/>
+          <w:sz w:val="21"/>
+          <w:szCs w:val="21"/>
+          <w14:ligatures w14:val="none"/>
+        </w:rPr>
+        <w:t>()</w:t>
+      </w:r>
+    </w:p>
+    <w:p>
+      <w:pPr>
+        <w:shd w:val="clear" w:color="auto" w:fill="FFFFFF"/>
+        <w:spacing w:after="0" w:line="285" w:lineRule="atLeast"/>
+        <w:rPr>
+          <w:rFonts w:ascii="Consolas" w:eastAsia="Times New Roman" w:hAnsi="Consolas" w:cs="Times New Roman"/>
+          <w:color w:val="3B3B3B"/>
+          <w:kern w:val="0"/>
+          <w:sz w:val="21"/>
+          <w:szCs w:val="21"/>
+          <w14:ligatures w14:val="none"/>
+        </w:rPr>
+      </w:pPr>
+      <w:r>
+        <w:rPr>
+          <w:rFonts w:ascii="Consolas" w:eastAsia="Times New Roman" w:hAnsi="Consolas" w:cs="Times New Roman"/>
+          <w:color w:val="3B3B3B"/>
+          <w:kern w:val="0"/>
+          <w:sz w:val="21"/>
+          <w:szCs w:val="21"/>
+          <w14:ligatures w14:val="none"/>
+        </w:rPr>
+        <w:t xml:space="preserve">    </w:t>
+      </w:r>
+      <w:r>
+        <w:rPr>
+          <w:rFonts w:ascii="Consolas" w:eastAsia="Times New Roman" w:hAnsi="Consolas" w:cs="Times New Roman"/>
+          <w:color w:val="AF00DB"/>
+          <w:kern w:val="0"/>
+          <w:sz w:val="21"/>
+          <w:szCs w:val="21"/>
+          <w14:ligatures w14:val="none"/>
+        </w:rPr>
+        <w:t>if</w:t>
+      </w:r>
+      <w:r>
+        <w:rPr>
+          <w:rFonts w:ascii="Consolas" w:eastAsia="Times New Roman" w:hAnsi="Consolas" w:cs="Times New Roman"/>
+          <w:color w:val="3B3B3B"/>
+          <w:kern w:val="0"/>
+          <w:sz w:val="21"/>
+          <w:szCs w:val="21"/>
+          <w14:ligatures w14:val="none"/>
+        </w:rPr>
+        <w:t>(</w:t>
+      </w:r>
+      <w:r>
+        <w:rPr>
+          <w:rFonts w:ascii="Consolas" w:eastAsia="Times New Roman" w:hAnsi="Consolas" w:cs="Times New Roman"/>
+          <w:color w:val="001080"/>
+          <w:kern w:val="0"/>
+          <w:sz w:val="21"/>
+          <w:szCs w:val="21"/>
+          <w14:ligatures w14:val="none"/>
+        </w:rPr>
+        <w:t>term</w:t>
+      </w:r>
+      <w:r>
+        <w:rPr>
+          <w:rFonts w:ascii="Consolas" w:eastAsia="Times New Roman" w:hAnsi="Consolas" w:cs="Times New Roman"/>
+          <w:color w:val="3B3B3B"/>
+          <w:kern w:val="0"/>
+          <w:sz w:val="21"/>
+          <w:szCs w:val="21"/>
+          <w14:ligatures w14:val="none"/>
+        </w:rPr>
+        <w:t>) {</w:t>
+      </w:r>
+    </w:p>
+    <w:p>
+      <w:pPr>
+        <w:shd w:val="clear" w:color="auto" w:fill="FFFFFF"/>
+        <w:spacing w:after="0" w:line="285" w:lineRule="atLeast"/>
+        <w:rPr>
+          <w:rFonts w:ascii="Consolas" w:eastAsia="Times New Roman" w:hAnsi="Consolas" w:cs="Times New Roman"/>
+          <w:color w:val="3B3B3B"/>
+          <w:kern w:val="0"/>
+          <w:sz w:val="21"/>
+          <w:szCs w:val="21"/>
+          <w14:ligatures w14:val="none"/>
+        </w:rPr>
+      </w:pPr>
+      <w:r>
+        <w:rPr>
+          <w:rFonts w:ascii="Consolas" w:eastAsia="Times New Roman" w:hAnsi="Consolas" w:cs="Times New Roman"/>
+          <w:color w:val="3B3B3B"/>
+          <w:kern w:val="0"/>
+          <w:sz w:val="21"/>
+          <w:szCs w:val="21"/>
+          <w14:ligatures w14:val="none"/>
+        </w:rPr>
+        <w:t xml:space="preserve">      </w:t>
+      </w:r>
+      <w:r>
+        <w:rPr>
+          <w:rFonts w:ascii="Consolas" w:eastAsia="Times New Roman" w:hAnsi="Consolas" w:cs="Times New Roman"/>
+          <w:color w:val="0070C1"/>
+          <w:kern w:val="0"/>
+          <w:sz w:val="21"/>
+          <w:szCs w:val="21"/>
+          <w14:ligatures w14:val="none"/>
+        </w:rPr>
+        <w:t>params</w:t>
+      </w:r>
+      <w:r>
+        <w:rPr>
+          <w:rFonts w:ascii="Consolas" w:eastAsia="Times New Roman" w:hAnsi="Consolas" w:cs="Times New Roman"/>
+          <w:color w:val="3B3B3B"/>
+          <w:kern w:val="0"/>
+          <w:sz w:val="21"/>
+          <w:szCs w:val="21"/>
+          <w14:ligatures w14:val="none"/>
+        </w:rPr>
+        <w:t>.</w:t>
+      </w:r>
+      <w:r>
+        <w:rPr>
+          <w:rFonts w:ascii="Consolas" w:eastAsia="Times New Roman" w:hAnsi="Consolas" w:cs="Times New Roman"/>
+          <w:color w:val="795E26"/>
+          <w:kern w:val="0"/>
+          <w:sz w:val="21"/>
+          <w:szCs w:val="21"/>
+          <w14:ligatures w14:val="none"/>
+        </w:rPr>
+        <w:t>set</w:t>
+      </w:r>
+      <w:r>
+        <w:rPr>
+          <w:rFonts w:ascii="Consolas" w:eastAsia="Times New Roman" w:hAnsi="Consolas" w:cs="Times New Roman"/>
+          <w:color w:val="3B3B3B"/>
+          <w:kern w:val="0"/>
+          <w:sz w:val="21"/>
+          <w:szCs w:val="21"/>
+          <w14:ligatures w14:val="none"/>
+        </w:rPr>
+        <w:t>(</w:t>
+      </w:r>
+      <w:r>
+        <w:rPr>
+          <w:rFonts w:ascii="Consolas" w:eastAsia="Times New Roman" w:hAnsi="Consolas" w:cs="Times New Roman"/>
+          <w:color w:val="A31515"/>
+          <w:kern w:val="0"/>
+          <w:sz w:val="21"/>
+          <w:szCs w:val="21"/>
+          <w14:ligatures w14:val="none"/>
+        </w:rPr>
+        <w:t>'query'</w:t>
+      </w:r>
+      <w:r>
+        <w:rPr>
+          <w:rFonts w:ascii="Consolas" w:eastAsia="Times New Roman" w:hAnsi="Consolas" w:cs="Times New Roman"/>
+          <w:color w:val="3B3B3B"/>
+          <w:kern w:val="0"/>
+          <w:sz w:val="21"/>
+          <w:szCs w:val="21"/>
+          <w14:ligatures w14:val="none"/>
+        </w:rPr>
+        <w:t xml:space="preserve">, </w:t>
+      </w:r>
+      <w:r>
+        <w:rPr>
+          <w:rFonts w:ascii="Consolas" w:eastAsia="Times New Roman" w:hAnsi="Consolas" w:cs="Times New Roman"/>
+          <w:color w:val="001080"/>
+          <w:kern w:val="0"/>
+          <w:sz w:val="21"/>
+          <w:szCs w:val="21"/>
+          <w14:ligatures w14:val="none"/>
+        </w:rPr>
+        <w:t>term</w:t>
+      </w:r>
+      <w:r>
+        <w:rPr>
+          <w:rFonts w:ascii="Consolas" w:eastAsia="Times New Roman" w:hAnsi="Consolas" w:cs="Times New Roman"/>
+          <w:color w:val="3B3B3B"/>
+          <w:kern w:val="0"/>
+          <w:sz w:val="21"/>
+          <w:szCs w:val="21"/>
+          <w14:ligatures w14:val="none"/>
+        </w:rPr>
+        <w:t>)</w:t>
+      </w:r>
+    </w:p>
+    <w:p>
+      <w:pPr>
+        <w:shd w:val="clear" w:color="auto" w:fill="FFFFFF"/>
+        <w:spacing w:after="0" w:line="285" w:lineRule="atLeast"/>
+        <w:rPr>
+          <w:rFonts w:ascii="Consolas" w:eastAsia="Times New Roman" w:hAnsi="Consolas" w:cs="Times New Roman"/>
+          <w:color w:val="3B3B3B"/>
+          <w:kern w:val="0"/>
+          <w:sz w:val="21"/>
+          <w:szCs w:val="21"/>
+          <w14:ligatures w14:val="none"/>
+        </w:rPr>
+      </w:pPr>
+      <w:r>
+        <w:rPr>
+          <w:rFonts w:ascii="Consolas" w:eastAsia="Times New Roman" w:hAnsi="Consolas" w:cs="Times New Roman"/>
+          <w:color w:val="3B3B3B"/>
+          <w:kern w:val="0"/>
+          <w:sz w:val="21"/>
+          <w:szCs w:val="21"/>
+          <w14:ligatures w14:val="none"/>
+        </w:rPr>
+        <w:t xml:space="preserve">    } </w:t>
+      </w:r>
+      <w:r>
+        <w:rPr>
+          <w:rFonts w:ascii="Consolas" w:eastAsia="Times New Roman" w:hAnsi="Consolas" w:cs="Times New Roman"/>
+          <w:color w:val="AF00DB"/>
+          <w:kern w:val="0"/>
+          <w:sz w:val="21"/>
+          <w:szCs w:val="21"/>
+          <w14:ligatures w14:val="none"/>
+        </w:rPr>
+        <w:t>else</w:t>
+      </w:r>
+      <w:r>
+        <w:rPr>
+          <w:rFonts w:ascii="Consolas" w:eastAsia="Times New Roman" w:hAnsi="Consolas" w:cs="Times New Roman"/>
+          <w:color w:val="3B3B3B"/>
+          <w:kern w:val="0"/>
+          <w:sz w:val="21"/>
+          <w:szCs w:val="21"/>
+          <w14:ligatures w14:val="none"/>
+        </w:rPr>
+        <w:t xml:space="preserve"> {</w:t>
+      </w:r>
+    </w:p>
+    <w:p>
+      <w:pPr>
+        <w:shd w:val="clear" w:color="auto" w:fill="FFFFFF"/>
+        <w:spacing w:after="0" w:line="285" w:lineRule="atLeast"/>
+        <w:rPr>
+          <w:rFonts w:ascii="Consolas" w:eastAsia="Times New Roman" w:hAnsi="Consolas" w:cs="Times New Roman"/>
+          <w:color w:val="3B3B3B"/>
+          <w:kern w:val="0"/>
+          <w:sz w:val="21"/>
+          <w:szCs w:val="21"/>
+          <w14:ligatures w14:val="none"/>
+        </w:rPr>
+      </w:pPr>
+      <w:r>
+        <w:rPr>
+          <w:rFonts w:ascii="Consolas" w:eastAsia="Times New Roman" w:hAnsi="Consolas" w:cs="Times New Roman"/>
+          <w:color w:val="3B3B3B"/>
+          <w:kern w:val="0"/>
+          <w:sz w:val="21"/>
+          <w:szCs w:val="21"/>
+          <w14:ligatures w14:val="none"/>
+        </w:rPr>
+        <w:t xml:space="preserve">      </w:t>
+      </w:r>
+      <w:r>
+        <w:rPr>
+          <w:rFonts w:ascii="Consolas" w:eastAsia="Times New Roman" w:hAnsi="Consolas" w:cs="Times New Roman"/>
+          <w:color w:val="0070C1"/>
+          <w:kern w:val="0"/>
+          <w:sz w:val="21"/>
+          <w:szCs w:val="21"/>
+          <w14:ligatures w14:val="none"/>
+        </w:rPr>
+        <w:t>params</w:t>
+      </w:r>
+      <w:r>
+        <w:rPr>
+          <w:rFonts w:ascii="Consolas" w:eastAsia="Times New Roman" w:hAnsi="Consolas" w:cs="Times New Roman"/>
+          <w:color w:val="3B3B3B"/>
+          <w:kern w:val="0"/>
+          <w:sz w:val="21"/>
+          <w:szCs w:val="21"/>
+          <w14:ligatures w14:val="none"/>
+        </w:rPr>
+        <w:t>.</w:t>
+      </w:r>
+      <w:r>
+        <w:rPr>
+          <w:rFonts w:ascii="Consolas" w:eastAsia="Times New Roman" w:hAnsi="Consolas" w:cs="Times New Roman"/>
+          <w:color w:val="795E26"/>
+          <w:kern w:val="0"/>
+          <w:sz w:val="21"/>
+          <w:szCs w:val="21"/>
+          <w14:ligatures w14:val="none"/>
+        </w:rPr>
+        <w:t>delete</w:t>
+      </w:r>
+      <w:r>
+        <w:rPr>
+          <w:rFonts w:ascii="Consolas" w:eastAsia="Times New Roman" w:hAnsi="Consolas" w:cs="Times New Roman"/>
+          <w:color w:val="3B3B3B"/>
+          <w:kern w:val="0"/>
+          <w:sz w:val="21"/>
+          <w:szCs w:val="21"/>
+          <w14:ligatures w14:val="none"/>
+        </w:rPr>
+        <w:t>(</w:t>
+      </w:r>
+      <w:r>
+        <w:rPr>
+          <w:rFonts w:ascii="Consolas" w:eastAsia="Times New Roman" w:hAnsi="Consolas" w:cs="Times New Roman"/>
+          <w:color w:val="A31515"/>
+          <w:kern w:val="0"/>
+          <w:sz w:val="21"/>
+          <w:szCs w:val="21"/>
+          <w14:ligatures w14:val="none"/>
+        </w:rPr>
+        <w:t>'query'</w:t>
+      </w:r>
+      <w:r>
+        <w:rPr>
+          <w:rFonts w:ascii="Consolas" w:eastAsia="Times New Roman" w:hAnsi="Consolas" w:cs="Times New Roman"/>
+          <w:color w:val="3B3B3B"/>
+          <w:kern w:val="0"/>
+          <w:sz w:val="21"/>
+          <w:szCs w:val="21"/>
+          <w14:ligatures w14:val="none"/>
+        </w:rPr>
+        <w:t>)</w:t>
+      </w:r>
+    </w:p>
+    <w:p>
+      <w:pPr>
+        <w:shd w:val="clear" w:color="auto" w:fill="FFFFFF"/>
+        <w:spacing w:after="0" w:line="285" w:lineRule="atLeast"/>
+        <w:rPr>
+          <w:rFonts w:ascii="Consolas" w:eastAsia="Times New Roman" w:hAnsi="Consolas" w:cs="Times New Roman"/>
+          <w:color w:val="3B3B3B"/>
+          <w:kern w:val="0"/>
+          <w:sz w:val="21"/>
+          <w:szCs w:val="21"/>
+          <w14:ligatures w14:val="none"/>
+        </w:rPr>
+      </w:pPr>
+      <w:r>
+        <w:rPr>
+          <w:rFonts w:ascii="Consolas" w:eastAsia="Times New Roman" w:hAnsi="Consolas" w:cs="Times New Roman"/>
+          <w:color w:val="3B3B3B"/>
+          <w:kern w:val="0"/>
+          <w:sz w:val="21"/>
+          <w:szCs w:val="21"/>
+          <w14:ligatures w14:val="none"/>
+        </w:rPr>
+        <w:t>    }</w:t>
+      </w:r>
+    </w:p>
+    <w:p>
+      <w:pPr>
+        <w:shd w:val="clear" w:color="auto" w:fill="FFFFFF"/>
+        <w:spacing w:after="0" w:line="285" w:lineRule="atLeast"/>
+        <w:rPr>
+          <w:rFonts w:ascii="Consolas" w:eastAsia="Times New Roman" w:hAnsi="Consolas" w:cs="Times New Roman"/>
+          <w:color w:val="3B3B3B"/>
+          <w:kern w:val="0"/>
+          <w:sz w:val="21"/>
+          <w:szCs w:val="21"/>
+          <w14:ligatures w14:val="none"/>
+        </w:rPr>
+      </w:pPr>
+      <w:r>
+        <w:rPr>
+          <w:rFonts w:ascii="Consolas" w:eastAsia="Times New Roman" w:hAnsi="Consolas" w:cs="Times New Roman"/>
+          <w:color w:val="3B3B3B"/>
+          <w:kern w:val="0"/>
+          <w:sz w:val="21"/>
+          <w:szCs w:val="21"/>
+          <w14:ligatures w14:val="none"/>
+        </w:rPr>
+        <w:t xml:space="preserve">    </w:t>
+      </w:r>
+      <w:r>
+        <w:rPr>
+          <w:rFonts w:ascii="Consolas" w:eastAsia="Times New Roman" w:hAnsi="Consolas" w:cs="Times New Roman"/>
+          <w:color w:val="001080"/>
+          <w:kern w:val="0"/>
+          <w:sz w:val="21"/>
+          <w:szCs w:val="21"/>
+          <w14:ligatures w14:val="none"/>
+        </w:rPr>
+        <w:t>console</w:t>
+      </w:r>
+      <w:r>
+        <w:rPr>
+          <w:rFonts w:ascii="Consolas" w:eastAsia="Times New Roman" w:hAnsi="Consolas" w:cs="Times New Roman"/>
+          <w:color w:val="3B3B3B"/>
+          <w:kern w:val="0"/>
+          <w:sz w:val="21"/>
+          <w:szCs w:val="21"/>
+          <w14:ligatures w14:val="none"/>
+        </w:rPr>
+        <w:t>.</w:t>
+      </w:r>
+      <w:r>
+        <w:rPr>
+          <w:rFonts w:ascii="Consolas" w:eastAsia="Times New Roman" w:hAnsi="Consolas" w:cs="Times New Roman"/>
+          <w:color w:val="795E26"/>
+          <w:kern w:val="0"/>
+          <w:sz w:val="21"/>
+          <w:szCs w:val="21"/>
+          <w14:ligatures w14:val="none"/>
+        </w:rPr>
+        <w:t>log</w:t>
+      </w:r>
+      <w:r>
+        <w:rPr>
+          <w:rFonts w:ascii="Consolas" w:eastAsia="Times New Roman" w:hAnsi="Consolas" w:cs="Times New Roman"/>
+          <w:color w:val="3B3B3B"/>
+          <w:kern w:val="0"/>
+          <w:sz w:val="21"/>
+          <w:szCs w:val="21"/>
+          <w14:ligatures w14:val="none"/>
+        </w:rPr>
+        <w:t>(</w:t>
+      </w:r>
+      <w:r>
+        <w:rPr>
+          <w:rFonts w:ascii="Consolas" w:eastAsia="Times New Roman" w:hAnsi="Consolas" w:cs="Times New Roman"/>
+          <w:color w:val="001080"/>
+          <w:kern w:val="0"/>
+          <w:sz w:val="21"/>
+          <w:szCs w:val="21"/>
+          <w14:ligatures w14:val="none"/>
+        </w:rPr>
+        <w:t>term</w:t>
+      </w:r>
+      <w:r>
+        <w:rPr>
+          <w:rFonts w:ascii="Consolas" w:eastAsia="Times New Roman" w:hAnsi="Consolas" w:cs="Times New Roman"/>
+          <w:color w:val="3B3B3B"/>
+          <w:kern w:val="0"/>
+          <w:sz w:val="21"/>
+          <w:szCs w:val="21"/>
+          <w14:ligatures w14:val="none"/>
+        </w:rPr>
+        <w:t>)</w:t>
+      </w:r>
+    </w:p>
+    <w:p>
+      <w:pPr>
+        <w:shd w:val="clear" w:color="auto" w:fill="FFFFFF"/>
+        <w:spacing w:after="0" w:line="285" w:lineRule="atLeast"/>
+        <w:rPr>
+          <w:rFonts w:ascii="Consolas" w:eastAsia="Times New Roman" w:hAnsi="Consolas" w:cs="Times New Roman"/>
+          <w:color w:val="3B3B3B"/>
+          <w:kern w:val="0"/>
+          <w:sz w:val="21"/>
+          <w:szCs w:val="21"/>
+          <w14:ligatures w14:val="none"/>
+        </w:rPr>
+      </w:pPr>
+      <w:r>
+        <w:rPr>
+          <w:rFonts w:ascii="Consolas" w:eastAsia="Times New Roman" w:hAnsi="Consolas" w:cs="Times New Roman"/>
+          <w:color w:val="3B3B3B"/>
+          <w:kern w:val="0"/>
+          <w:sz w:val="21"/>
+          <w:szCs w:val="21"/>
+          <w14:ligatures w14:val="none"/>
+        </w:rPr>
+        <w:t xml:space="preserve">    </w:t>
+      </w:r>
+      <w:r>
+        <w:rPr>
+          <w:rFonts w:ascii="Consolas" w:eastAsia="Times New Roman" w:hAnsi="Consolas" w:cs="Times New Roman"/>
+          <w:color w:val="795E26"/>
+          <w:kern w:val="0"/>
+          <w:sz w:val="21"/>
+          <w:szCs w:val="21"/>
+          <w14:ligatures w14:val="none"/>
+        </w:rPr>
+        <w:t>replace</w:t>
+      </w:r>
+      <w:r>
+        <w:rPr>
+          <w:rFonts w:ascii="Consolas" w:eastAsia="Times New Roman" w:hAnsi="Consolas" w:cs="Times New Roman"/>
+          <w:color w:val="3B3B3B"/>
+          <w:kern w:val="0"/>
+          <w:sz w:val="21"/>
+          <w:szCs w:val="21"/>
+          <w14:ligatures w14:val="none"/>
+        </w:rPr>
+        <w:t>(</w:t>
+      </w:r>
+      <w:r>
+        <w:rPr>
+          <w:rFonts w:ascii="Consolas" w:eastAsia="Times New Roman" w:hAnsi="Consolas" w:cs="Times New Roman"/>
+          <w:color w:val="A31515"/>
+          <w:kern w:val="0"/>
+          <w:sz w:val="21"/>
+          <w:szCs w:val="21"/>
+          <w14:ligatures w14:val="none"/>
+        </w:rPr>
+        <w:t>`</w:t>
+      </w:r>
+      <w:r>
+        <w:rPr>
+          <w:rFonts w:ascii="Consolas" w:eastAsia="Times New Roman" w:hAnsi="Consolas" w:cs="Times New Roman"/>
+          <w:color w:val="0000FF"/>
+          <w:kern w:val="0"/>
+          <w:sz w:val="21"/>
+          <w:szCs w:val="21"/>
+          <w14:ligatures w14:val="none"/>
+        </w:rPr>
+        <w:t>${</w:t>
+      </w:r>
+      <w:r>
+        <w:rPr>
+          <w:rFonts w:ascii="Consolas" w:eastAsia="Times New Roman" w:hAnsi="Consolas" w:cs="Times New Roman"/>
+          <w:color w:val="0070C1"/>
+          <w:kern w:val="0"/>
+          <w:sz w:val="21"/>
+          <w:szCs w:val="21"/>
+          <w14:ligatures w14:val="none"/>
+        </w:rPr>
+        <w:t>pathname</w:t>
+      </w:r>
+      <w:r>
+        <w:rPr>
+          <w:rFonts w:ascii="Consolas" w:eastAsia="Times New Roman" w:hAnsi="Consolas" w:cs="Times New Roman"/>
+          <w:color w:val="0000FF"/>
+          <w:kern w:val="0"/>
+          <w:sz w:val="21"/>
+          <w:szCs w:val="21"/>
+          <w14:ligatures w14:val="none"/>
+        </w:rPr>
+        <w:t>}</w:t>
+      </w:r>
+      <w:r>
+        <w:rPr>
+          <w:rFonts w:ascii="Consolas" w:eastAsia="Times New Roman" w:hAnsi="Consolas" w:cs="Times New Roman"/>
+          <w:color w:val="A31515"/>
+          <w:kern w:val="0"/>
+          <w:sz w:val="21"/>
+          <w:szCs w:val="21"/>
+          <w14:ligatures w14:val="none"/>
+        </w:rPr>
+        <w:t>?</w:t>
+      </w:r>
+      <w:r>
+        <w:rPr>
+          <w:rFonts w:ascii="Consolas" w:eastAsia="Times New Roman" w:hAnsi="Consolas" w:cs="Times New Roman"/>
+          <w:color w:val="0000FF"/>
+          <w:kern w:val="0"/>
+          <w:sz w:val="21"/>
+          <w:szCs w:val="21"/>
+          <w14:ligatures w14:val="none"/>
+        </w:rPr>
+        <w:t>${</w:t>
+      </w:r>
+      <w:r>
+        <w:rPr>
+          <w:rFonts w:ascii="Consolas" w:eastAsia="Times New Roman" w:hAnsi="Consolas" w:cs="Times New Roman"/>
+          <w:color w:val="0070C1"/>
+          <w:kern w:val="0"/>
+          <w:sz w:val="21"/>
+          <w:szCs w:val="21"/>
+          <w14:ligatures w14:val="none"/>
+        </w:rPr>
+        <w:t>params</w:t>
+      </w:r>
+      <w:r>
+        <w:rPr>
+          <w:rFonts w:ascii="Consolas" w:eastAsia="Times New Roman" w:hAnsi="Consolas" w:cs="Times New Roman"/>
+          <w:color w:val="000000"/>
+          <w:kern w:val="0"/>
+          <w:sz w:val="21"/>
+          <w:szCs w:val="21"/>
+          <w14:ligatures w14:val="none"/>
+        </w:rPr>
+        <w:t>.</w:t>
+      </w:r>
+      <w:r>
+        <w:rPr>
+          <w:rFonts w:ascii="Consolas" w:eastAsia="Times New Roman" w:hAnsi="Consolas" w:cs="Times New Roman"/>
+          <w:color w:val="795E26"/>
+          <w:kern w:val="0"/>
+          <w:sz w:val="21"/>
+          <w:szCs w:val="21"/>
+          <w14:ligatures w14:val="none"/>
+        </w:rPr>
+        <w:t>toString</w:t>
+      </w:r>
+      <w:r>
+        <w:rPr>
+          <w:rFonts w:ascii="Consolas" w:eastAsia="Times New Roman" w:hAnsi="Consolas" w:cs="Times New Roman"/>
+          <w:color w:val="000000"/>
+          <w:kern w:val="0"/>
+          <w:sz w:val="21"/>
+          <w:szCs w:val="21"/>
+          <w14:ligatures w14:val="none"/>
+        </w:rPr>
+        <w:t>()</w:t>
+      </w:r>
+      <w:r>
+        <w:rPr>
+          <w:rFonts w:ascii="Consolas" w:eastAsia="Times New Roman" w:hAnsi="Consolas" w:cs="Times New Roman"/>
+          <w:color w:val="0000FF"/>
+          <w:kern w:val="0"/>
+          <w:sz w:val="21"/>
+          <w:szCs w:val="21"/>
+          <w14:ligatures w14:val="none"/>
+        </w:rPr>
+        <w:t>}</w:t>
+      </w:r>
+      <w:r>
+        <w:rPr>
+          <w:rFonts w:ascii="Consolas" w:eastAsia="Times New Roman" w:hAnsi="Consolas" w:cs="Times New Roman"/>
+          <w:color w:val="A31515"/>
+          <w:kern w:val="0"/>
+          <w:sz w:val="21"/>
+          <w:szCs w:val="21"/>
+          <w14:ligatures w14:val="none"/>
+        </w:rPr>
+        <w:t>`</w:t>
+      </w:r>
+      <w:r>
+        <w:rPr>
+          <w:rFonts w:ascii="Consolas" w:eastAsia="Times New Roman" w:hAnsi="Consolas" w:cs="Times New Roman"/>
+          <w:color w:val="3B3B3B"/>
+          <w:kern w:val="0"/>
+          <w:sz w:val="21"/>
+          <w:szCs w:val="21"/>
+          <w14:ligatures w14:val="none"/>
+        </w:rPr>
+        <w:t>)</w:t>
+      </w:r>
+    </w:p>
+    <w:p>
+      <w:pPr>
+        <w:shd w:val="clear" w:color="auto" w:fill="FFFFFF"/>
+        <w:spacing w:after="0" w:line="285" w:lineRule="atLeast"/>
+        <w:rPr>
+          <w:rFonts w:ascii="Consolas" w:eastAsia="Times New Roman" w:hAnsi="Consolas" w:cs="Times New Roman"/>
+          <w:color w:val="3B3B3B"/>
+          <w:kern w:val="0"/>
+          <w:sz w:val="21"/>
+          <w:szCs w:val="21"/>
+          <w14:ligatures w14:val="none"/>
+        </w:rPr>
+      </w:pPr>
+      <w:r>
+        <w:rPr>
+          <w:rFonts w:ascii="Consolas" w:eastAsia="Times New Roman" w:hAnsi="Consolas" w:cs="Times New Roman"/>
+          <w:color w:val="3B3B3B"/>
+          <w:kern w:val="0"/>
+          <w:sz w:val="21"/>
+          <w:szCs w:val="21"/>
+          <w14:ligatures w14:val="none"/>
+        </w:rPr>
+        <w:t>  }</w:t>
+      </w:r>
+    </w:p>
+    <w:p>
+      <w:pPr>
+        <w:shd w:val="clear" w:color="auto" w:fill="FFFFFF"/>
+        <w:spacing w:after="0" w:line="285" w:lineRule="atLeast"/>
+        <w:rPr>
+          <w:rFonts w:ascii="Consolas" w:eastAsia="Times New Roman" w:hAnsi="Consolas" w:cs="Times New Roman"/>
+          <w:color w:val="3B3B3B"/>
+          <w:kern w:val="0"/>
+          <w:sz w:val="21"/>
+          <w:szCs w:val="21"/>
+          <w14:ligatures w14:val="none"/>
+        </w:rPr>
+      </w:pPr>
+    </w:p>
+    <w:p>
+      <w:pPr>
+        <w:ind w:left="720" w:firstLine="720"/>
+        <w:rPr>
+          <w:rFonts w:ascii="Sakkal Majalla" w:hAnsi="Sakkal Majalla" w:cs="Sakkal Majalla"/>
+          <w:sz w:val="28"/>
+          <w:szCs w:val="28"/>
+        </w:rPr>
+      </w:pPr>
+      <w:r>
+        <w:rPr>
+          <w:rFonts w:ascii="Sakkal Majalla" w:hAnsi="Sakkal Majalla" w:cs="Sakkal Majalla"/>
+          <w:sz w:val="28"/>
+          <w:szCs w:val="28"/>
+        </w:rPr>
+        <w:t>==================================================</w:t>
+      </w:r>
+    </w:p>
+    <w:p>
+      <w:pPr>
+        <w:rPr>
+          <w:rFonts w:ascii="Sakkal Majalla" w:hAnsi="Sakkal Majalla" w:cs="Sakkal Majalla"/>
+          <w:sz w:val="28"/>
+          <w:szCs w:val="28"/>
+        </w:rPr>
+      </w:pPr>
+      <w:r>
+        <w:rPr>
+          <w:rFonts w:ascii="Sakkal Majalla" w:hAnsi="Sakkal Majalla" w:cs="Sakkal Majalla"/>
+          <w:sz w:val="28"/>
+          <w:szCs w:val="28"/>
+        </w:rPr>
+        <w:lastRenderedPageBreak/>
+        <w:drawing>
+          <wp:inline distT="0" distB="0" distL="0" distR="0" wp14:anchorId="169066E6" wp14:editId="07415D08">
+            <wp:extent cx="6626225" cy="1257300"/>
+            <wp:effectExtent l="0" t="0" r="3175" b="0"/>
+            <wp:docPr id="1365201472" name="Picture 1"/>
+            <wp:cNvGraphicFramePr>
+              <a:graphicFrameLocks xmlns:a="http://schemas.openxmlformats.org/drawingml/2006/main" noChangeAspect="1"/>
+            </wp:cNvGraphicFramePr>
+            <a:graphic xmlns:a="http://schemas.openxmlformats.org/drawingml/2006/main">
+              <a:graphicData uri="http://schemas.openxmlformats.org/drawingml/2006/picture">
+                <pic:pic xmlns:pic="http://schemas.openxmlformats.org/drawingml/2006/picture">
+                  <pic:nvPicPr>
+                    <pic:cNvPr id="1365201472" name=""/>
+                    <pic:cNvPicPr/>
+                  </pic:nvPicPr>
+                  <pic:blipFill>
+                    <a:blip r:embed="rId13"/>
+                    <a:stretch>
+                      <a:fillRect/>
+                    </a:stretch>
+                  </pic:blipFill>
+                  <pic:spPr>
+                    <a:xfrm>
+                      <a:off x="0" y="0"/>
+                      <a:ext cx="6634137" cy="1258801"/>
+                    </a:xfrm>
+                    <a:prstGeom prst="rect">
+                      <a:avLst/>
+                    </a:prstGeom>
+                  </pic:spPr>
+                </pic:pic>
+              </a:graphicData>
+            </a:graphic>
+          </wp:inline>
+        </w:drawing>
+      </w:r>
+    </w:p>
+    <w:p>
+      <w:pPr>
+        <w:ind w:left="720" w:firstLine="720"/>
+        <w:rPr>
+          <w:rFonts w:ascii="Sakkal Majalla" w:hAnsi="Sakkal Majalla" w:cs="Sakkal Majalla"/>
+          <w:sz w:val="28"/>
+          <w:szCs w:val="28"/>
+        </w:rPr>
+      </w:pPr>
+      <w:r>
+        <w:rPr>
+          <w:rFonts w:ascii="Sakkal Majalla" w:hAnsi="Sakkal Majalla" w:cs="Sakkal Majalla"/>
+          <w:sz w:val="28"/>
+          <w:szCs w:val="28"/>
+        </w:rPr>
+        <w:t>==================================================</w:t>
+      </w:r>
+    </w:p>
+    <w:p>
+      <w:pPr>
+        <w:shd w:val="clear" w:color="auto" w:fill="FFFFFF"/>
+        <w:spacing w:after="0" w:line="285" w:lineRule="atLeast"/>
+        <w:rPr>
+          <w:rFonts w:ascii="Consolas" w:eastAsia="Times New Roman" w:hAnsi="Consolas" w:cs="Times New Roman"/>
+          <w:color w:val="3B3B3B"/>
+          <w:kern w:val="0"/>
+          <w:sz w:val="21"/>
+          <w:szCs w:val="21"/>
+          <w14:ligatures w14:val="none"/>
+        </w:rPr>
+      </w:pPr>
+      <w:r>
+        <w:rPr>
+          <w:rFonts w:ascii="Consolas" w:eastAsia="Times New Roman" w:hAnsi="Consolas" w:cs="Times New Roman"/>
+          <w:color w:val="AF00DB"/>
+          <w:kern w:val="0"/>
+          <w:sz w:val="21"/>
+          <w:szCs w:val="21"/>
+          <w14:ligatures w14:val="none"/>
+        </w:rPr>
+        <w:t>export</w:t>
+      </w:r>
+      <w:r>
+        <w:rPr>
+          <w:rFonts w:ascii="Consolas" w:eastAsia="Times New Roman" w:hAnsi="Consolas" w:cs="Times New Roman"/>
+          <w:color w:val="3B3B3B"/>
+          <w:kern w:val="0"/>
+          <w:sz w:val="21"/>
+          <w:szCs w:val="21"/>
+          <w14:ligatures w14:val="none"/>
+        </w:rPr>
+        <w:t xml:space="preserve"> </w:t>
+      </w:r>
+      <w:r>
+        <w:rPr>
+          <w:rFonts w:ascii="Consolas" w:eastAsia="Times New Roman" w:hAnsi="Consolas" w:cs="Times New Roman"/>
+          <w:color w:val="AF00DB"/>
+          <w:kern w:val="0"/>
+          <w:sz w:val="21"/>
+          <w:szCs w:val="21"/>
+          <w14:ligatures w14:val="none"/>
+        </w:rPr>
+        <w:t>default</w:t>
+      </w:r>
+      <w:r>
+        <w:rPr>
+          <w:rFonts w:ascii="Consolas" w:eastAsia="Times New Roman" w:hAnsi="Consolas" w:cs="Times New Roman"/>
+          <w:color w:val="3B3B3B"/>
+          <w:kern w:val="0"/>
+          <w:sz w:val="21"/>
+          <w:szCs w:val="21"/>
+          <w14:ligatures w14:val="none"/>
+        </w:rPr>
+        <w:t xml:space="preserve"> </w:t>
+      </w:r>
+      <w:r>
+        <w:rPr>
+          <w:rFonts w:ascii="Consolas" w:eastAsia="Times New Roman" w:hAnsi="Consolas" w:cs="Times New Roman"/>
+          <w:color w:val="0000FF"/>
+          <w:kern w:val="0"/>
+          <w:sz w:val="21"/>
+          <w:szCs w:val="21"/>
+          <w14:ligatures w14:val="none"/>
+        </w:rPr>
+        <w:t>async</w:t>
+      </w:r>
+      <w:r>
+        <w:rPr>
+          <w:rFonts w:ascii="Consolas" w:eastAsia="Times New Roman" w:hAnsi="Consolas" w:cs="Times New Roman"/>
+          <w:color w:val="3B3B3B"/>
+          <w:kern w:val="0"/>
+          <w:sz w:val="21"/>
+          <w:szCs w:val="21"/>
+          <w14:ligatures w14:val="none"/>
+        </w:rPr>
+        <w:t xml:space="preserve"> </w:t>
+      </w:r>
+      <w:r>
+        <w:rPr>
+          <w:rFonts w:ascii="Consolas" w:eastAsia="Times New Roman" w:hAnsi="Consolas" w:cs="Times New Roman"/>
+          <w:color w:val="0000FF"/>
+          <w:kern w:val="0"/>
+          <w:sz w:val="21"/>
+          <w:szCs w:val="21"/>
+          <w14:ligatures w14:val="none"/>
+        </w:rPr>
+        <w:t>function</w:t>
+      </w:r>
+      <w:r>
+        <w:rPr>
+          <w:rFonts w:ascii="Consolas" w:eastAsia="Times New Roman" w:hAnsi="Consolas" w:cs="Times New Roman"/>
+          <w:color w:val="3B3B3B"/>
+          <w:kern w:val="0"/>
+          <w:sz w:val="21"/>
+          <w:szCs w:val="21"/>
+          <w14:ligatures w14:val="none"/>
+        </w:rPr>
+        <w:t xml:space="preserve"> </w:t>
+      </w:r>
+      <w:r>
+        <w:rPr>
+          <w:rFonts w:ascii="Consolas" w:eastAsia="Times New Roman" w:hAnsi="Consolas" w:cs="Times New Roman"/>
+          <w:color w:val="795E26"/>
+          <w:kern w:val="0"/>
+          <w:sz w:val="21"/>
+          <w:szCs w:val="21"/>
+          <w14:ligatures w14:val="none"/>
+        </w:rPr>
+        <w:t>Page</w:t>
+      </w:r>
+      <w:r>
+        <w:rPr>
+          <w:rFonts w:ascii="Consolas" w:eastAsia="Times New Roman" w:hAnsi="Consolas" w:cs="Times New Roman"/>
+          <w:color w:val="3B3B3B"/>
+          <w:kern w:val="0"/>
+          <w:sz w:val="21"/>
+          <w:szCs w:val="21"/>
+          <w14:ligatures w14:val="none"/>
+        </w:rPr>
+        <w:t>(</w:t>
+      </w:r>
+      <w:r>
+        <w:rPr>
+          <w:rFonts w:ascii="Consolas" w:eastAsia="Times New Roman" w:hAnsi="Consolas" w:cs="Times New Roman"/>
+          <w:color w:val="001080"/>
+          <w:kern w:val="0"/>
+          <w:sz w:val="21"/>
+          <w:szCs w:val="21"/>
+          <w14:ligatures w14:val="none"/>
+        </w:rPr>
+        <w:t>props</w:t>
+      </w:r>
+      <w:r>
+        <w:rPr>
+          <w:rFonts w:ascii="Consolas" w:eastAsia="Times New Roman" w:hAnsi="Consolas" w:cs="Times New Roman"/>
+          <w:color w:val="000000"/>
+          <w:kern w:val="0"/>
+          <w:sz w:val="21"/>
+          <w:szCs w:val="21"/>
+          <w14:ligatures w14:val="none"/>
+        </w:rPr>
+        <w:t>:</w:t>
+      </w:r>
+      <w:r>
+        <w:rPr>
+          <w:rFonts w:ascii="Consolas" w:eastAsia="Times New Roman" w:hAnsi="Consolas" w:cs="Times New Roman"/>
+          <w:color w:val="3B3B3B"/>
+          <w:kern w:val="0"/>
+          <w:sz w:val="21"/>
+          <w:szCs w:val="21"/>
+          <w14:ligatures w14:val="none"/>
+        </w:rPr>
+        <w:t xml:space="preserve"> {</w:t>
+      </w:r>
+    </w:p>
+    <w:p>
+      <w:pPr>
+        <w:shd w:val="clear" w:color="auto" w:fill="FFFFFF"/>
+        <w:spacing w:after="0" w:line="285" w:lineRule="atLeast"/>
+        <w:rPr>
+          <w:rFonts w:ascii="Consolas" w:eastAsia="Times New Roman" w:hAnsi="Consolas" w:cs="Times New Roman"/>
+          <w:color w:val="3B3B3B"/>
+          <w:kern w:val="0"/>
+          <w:sz w:val="21"/>
+          <w:szCs w:val="21"/>
+          <w14:ligatures w14:val="none"/>
+        </w:rPr>
+      </w:pPr>
+      <w:r>
+        <w:rPr>
+          <w:rFonts w:ascii="Consolas" w:eastAsia="Times New Roman" w:hAnsi="Consolas" w:cs="Times New Roman"/>
+          <w:color w:val="3B3B3B"/>
+          <w:kern w:val="0"/>
+          <w:sz w:val="21"/>
+          <w:szCs w:val="21"/>
+          <w14:ligatures w14:val="none"/>
+        </w:rPr>
+        <w:t xml:space="preserve">    </w:t>
+      </w:r>
+      <w:r>
+        <w:rPr>
+          <w:rFonts w:ascii="Consolas" w:eastAsia="Times New Roman" w:hAnsi="Consolas" w:cs="Times New Roman"/>
+          <w:color w:val="001080"/>
+          <w:kern w:val="0"/>
+          <w:sz w:val="21"/>
+          <w:szCs w:val="21"/>
+          <w14:ligatures w14:val="none"/>
+        </w:rPr>
+        <w:t>searchParams</w:t>
+      </w:r>
+      <w:r>
+        <w:rPr>
+          <w:rFonts w:ascii="Consolas" w:eastAsia="Times New Roman" w:hAnsi="Consolas" w:cs="Times New Roman"/>
+          <w:color w:val="000000"/>
+          <w:kern w:val="0"/>
+          <w:sz w:val="21"/>
+          <w:szCs w:val="21"/>
+          <w14:ligatures w14:val="none"/>
+        </w:rPr>
+        <w:t>?:</w:t>
+      </w:r>
+      <w:r>
+        <w:rPr>
+          <w:rFonts w:ascii="Consolas" w:eastAsia="Times New Roman" w:hAnsi="Consolas" w:cs="Times New Roman"/>
+          <w:color w:val="3B3B3B"/>
+          <w:kern w:val="0"/>
+          <w:sz w:val="21"/>
+          <w:szCs w:val="21"/>
+          <w14:ligatures w14:val="none"/>
+        </w:rPr>
+        <w:t xml:space="preserve"> </w:t>
+      </w:r>
+      <w:r>
+        <w:rPr>
+          <w:rFonts w:ascii="Consolas" w:eastAsia="Times New Roman" w:hAnsi="Consolas" w:cs="Times New Roman"/>
+          <w:color w:val="267F99"/>
+          <w:kern w:val="0"/>
+          <w:sz w:val="21"/>
+          <w:szCs w:val="21"/>
+          <w14:ligatures w14:val="none"/>
+        </w:rPr>
+        <w:t>Promise</w:t>
+      </w:r>
+      <w:r>
+        <w:rPr>
+          <w:rFonts w:ascii="Consolas" w:eastAsia="Times New Roman" w:hAnsi="Consolas" w:cs="Times New Roman"/>
+          <w:color w:val="3B3B3B"/>
+          <w:kern w:val="0"/>
+          <w:sz w:val="21"/>
+          <w:szCs w:val="21"/>
+          <w14:ligatures w14:val="none"/>
+        </w:rPr>
+        <w:t>&lt;{</w:t>
+      </w:r>
+    </w:p>
+    <w:p>
+      <w:pPr>
+        <w:shd w:val="clear" w:color="auto" w:fill="FFFFFF"/>
+        <w:spacing w:after="0" w:line="285" w:lineRule="atLeast"/>
+        <w:rPr>
+          <w:rFonts w:ascii="Consolas" w:eastAsia="Times New Roman" w:hAnsi="Consolas" w:cs="Times New Roman"/>
+          <w:color w:val="3B3B3B"/>
+          <w:kern w:val="0"/>
+          <w:sz w:val="21"/>
+          <w:szCs w:val="21"/>
+          <w14:ligatures w14:val="none"/>
+        </w:rPr>
+      </w:pPr>
+      <w:r>
+        <w:rPr>
+          <w:rFonts w:ascii="Consolas" w:eastAsia="Times New Roman" w:hAnsi="Consolas" w:cs="Times New Roman"/>
+          <w:color w:val="3B3B3B"/>
+          <w:kern w:val="0"/>
+          <w:sz w:val="21"/>
+          <w:szCs w:val="21"/>
+          <w14:ligatures w14:val="none"/>
+        </w:rPr>
+        <w:t xml:space="preserve">        </w:t>
+      </w:r>
+      <w:r>
+        <w:rPr>
+          <w:rFonts w:ascii="Consolas" w:eastAsia="Times New Roman" w:hAnsi="Consolas" w:cs="Times New Roman"/>
+          <w:color w:val="001080"/>
+          <w:kern w:val="0"/>
+          <w:sz w:val="21"/>
+          <w:szCs w:val="21"/>
+          <w14:ligatures w14:val="none"/>
+        </w:rPr>
+        <w:t>query</w:t>
+      </w:r>
+      <w:r>
+        <w:rPr>
+          <w:rFonts w:ascii="Consolas" w:eastAsia="Times New Roman" w:hAnsi="Consolas" w:cs="Times New Roman"/>
+          <w:color w:val="000000"/>
+          <w:kern w:val="0"/>
+          <w:sz w:val="21"/>
+          <w:szCs w:val="21"/>
+          <w14:ligatures w14:val="none"/>
+        </w:rPr>
+        <w:t>?:</w:t>
+      </w:r>
+      <w:r>
+        <w:rPr>
+          <w:rFonts w:ascii="Consolas" w:eastAsia="Times New Roman" w:hAnsi="Consolas" w:cs="Times New Roman"/>
+          <w:color w:val="3B3B3B"/>
+          <w:kern w:val="0"/>
+          <w:sz w:val="21"/>
+          <w:szCs w:val="21"/>
+          <w14:ligatures w14:val="none"/>
+        </w:rPr>
+        <w:t xml:space="preserve"> </w:t>
+      </w:r>
+      <w:r>
+        <w:rPr>
+          <w:rFonts w:ascii="Consolas" w:eastAsia="Times New Roman" w:hAnsi="Consolas" w:cs="Times New Roman"/>
+          <w:color w:val="267F99"/>
+          <w:kern w:val="0"/>
+          <w:sz w:val="21"/>
+          <w:szCs w:val="21"/>
+          <w14:ligatures w14:val="none"/>
+        </w:rPr>
+        <w:t>string</w:t>
+      </w:r>
+      <w:r>
+        <w:rPr>
+          <w:rFonts w:ascii="Consolas" w:eastAsia="Times New Roman" w:hAnsi="Consolas" w:cs="Times New Roman"/>
+          <w:color w:val="3B3B3B"/>
+          <w:kern w:val="0"/>
+          <w:sz w:val="21"/>
+          <w:szCs w:val="21"/>
+          <w14:ligatures w14:val="none"/>
+        </w:rPr>
+        <w:t>;</w:t>
+      </w:r>
+    </w:p>
+    <w:p>
+      <w:pPr>
+        <w:shd w:val="clear" w:color="auto" w:fill="FFFFFF"/>
+        <w:spacing w:after="0" w:line="285" w:lineRule="atLeast"/>
+        <w:rPr>
+          <w:rFonts w:ascii="Consolas" w:eastAsia="Times New Roman" w:hAnsi="Consolas" w:cs="Times New Roman"/>
+          <w:color w:val="3B3B3B"/>
+          <w:kern w:val="0"/>
+          <w:sz w:val="21"/>
+          <w:szCs w:val="21"/>
+          <w14:ligatures w14:val="none"/>
+        </w:rPr>
+      </w:pPr>
+      <w:r>
+        <w:rPr>
+          <w:rFonts w:ascii="Consolas" w:eastAsia="Times New Roman" w:hAnsi="Consolas" w:cs="Times New Roman"/>
+          <w:color w:val="3B3B3B"/>
+          <w:kern w:val="0"/>
+          <w:sz w:val="21"/>
+          <w:szCs w:val="21"/>
+          <w14:ligatures w14:val="none"/>
+        </w:rPr>
+        <w:t xml:space="preserve">        </w:t>
+      </w:r>
+      <w:r>
+        <w:rPr>
+          <w:rFonts w:ascii="Consolas" w:eastAsia="Times New Roman" w:hAnsi="Consolas" w:cs="Times New Roman"/>
+          <w:color w:val="001080"/>
+          <w:kern w:val="0"/>
+          <w:sz w:val="21"/>
+          <w:szCs w:val="21"/>
+          <w14:ligatures w14:val="none"/>
+        </w:rPr>
+        <w:t>page</w:t>
+      </w:r>
+      <w:r>
+        <w:rPr>
+          <w:rFonts w:ascii="Consolas" w:eastAsia="Times New Roman" w:hAnsi="Consolas" w:cs="Times New Roman"/>
+          <w:color w:val="000000"/>
+          <w:kern w:val="0"/>
+          <w:sz w:val="21"/>
+          <w:szCs w:val="21"/>
+          <w14:ligatures w14:val="none"/>
+        </w:rPr>
+        <w:t>?:</w:t>
+      </w:r>
+      <w:r>
+        <w:rPr>
+          <w:rFonts w:ascii="Consolas" w:eastAsia="Times New Roman" w:hAnsi="Consolas" w:cs="Times New Roman"/>
+          <w:color w:val="3B3B3B"/>
+          <w:kern w:val="0"/>
+          <w:sz w:val="21"/>
+          <w:szCs w:val="21"/>
+          <w14:ligatures w14:val="none"/>
+        </w:rPr>
+        <w:t xml:space="preserve"> </w:t>
+      </w:r>
+      <w:r>
+        <w:rPr>
+          <w:rFonts w:ascii="Consolas" w:eastAsia="Times New Roman" w:hAnsi="Consolas" w:cs="Times New Roman"/>
+          <w:color w:val="267F99"/>
+          <w:kern w:val="0"/>
+          <w:sz w:val="21"/>
+          <w:szCs w:val="21"/>
+          <w14:ligatures w14:val="none"/>
+        </w:rPr>
+        <w:t>string</w:t>
+      </w:r>
+      <w:r>
+        <w:rPr>
+          <w:rFonts w:ascii="Consolas" w:eastAsia="Times New Roman" w:hAnsi="Consolas" w:cs="Times New Roman"/>
+          <w:color w:val="3B3B3B"/>
+          <w:kern w:val="0"/>
+          <w:sz w:val="21"/>
+          <w:szCs w:val="21"/>
+          <w14:ligatures w14:val="none"/>
+        </w:rPr>
+        <w:t>;</w:t>
+      </w:r>
+    </w:p>
+    <w:p>
+      <w:pPr>
+        <w:shd w:val="clear" w:color="auto" w:fill="FFFFFF"/>
+        <w:spacing w:after="0" w:line="285" w:lineRule="atLeast"/>
+        <w:rPr>
+          <w:rFonts w:ascii="Consolas" w:eastAsia="Times New Roman" w:hAnsi="Consolas" w:cs="Times New Roman"/>
+          <w:color w:val="3B3B3B"/>
+          <w:kern w:val="0"/>
+          <w:sz w:val="21"/>
+          <w:szCs w:val="21"/>
+          <w14:ligatures w14:val="none"/>
+        </w:rPr>
+      </w:pPr>
+      <w:r>
+        <w:rPr>
+          <w:rFonts w:ascii="Consolas" w:eastAsia="Times New Roman" w:hAnsi="Consolas" w:cs="Times New Roman"/>
+          <w:color w:val="3B3B3B"/>
+          <w:kern w:val="0"/>
+          <w:sz w:val="21"/>
+          <w:szCs w:val="21"/>
+          <w14:ligatures w14:val="none"/>
+        </w:rPr>
+        <w:t>    }&gt;;</w:t>
+      </w:r>
+    </w:p>
+    <w:p>
+      <w:pPr>
+        <w:shd w:val="clear" w:color="auto" w:fill="FFFFFF"/>
+        <w:spacing w:after="0" w:line="285" w:lineRule="atLeast"/>
+        <w:rPr>
+          <w:rFonts w:ascii="Consolas" w:eastAsia="Times New Roman" w:hAnsi="Consolas" w:cs="Times New Roman"/>
+          <w:color w:val="3B3B3B"/>
+          <w:kern w:val="0"/>
+          <w:sz w:val="21"/>
+          <w:szCs w:val="21"/>
+          <w14:ligatures w14:val="none"/>
+        </w:rPr>
+      </w:pPr>
+      <w:r>
+        <w:rPr>
+          <w:rFonts w:ascii="Consolas" w:eastAsia="Times New Roman" w:hAnsi="Consolas" w:cs="Times New Roman"/>
+          <w:color w:val="3B3B3B"/>
+          <w:kern w:val="0"/>
+          <w:sz w:val="21"/>
+          <w:szCs w:val="21"/>
+          <w14:ligatures w14:val="none"/>
+        </w:rPr>
+        <w:t>}) {</w:t>
+      </w:r>
+    </w:p>
+    <w:p>
+      <w:pPr>
+        <w:shd w:val="clear" w:color="auto" w:fill="FFFFFF"/>
+        <w:spacing w:after="0" w:line="285" w:lineRule="atLeast"/>
+        <w:rPr>
+          <w:rFonts w:ascii="Consolas" w:eastAsia="Times New Roman" w:hAnsi="Consolas" w:cs="Times New Roman"/>
+          <w:color w:val="3B3B3B"/>
+          <w:kern w:val="0"/>
+          <w:sz w:val="21"/>
+          <w:szCs w:val="21"/>
+          <w14:ligatures w14:val="none"/>
+        </w:rPr>
+      </w:pPr>
+    </w:p>
+    <w:p>
+      <w:pPr>
+        <w:shd w:val="clear" w:color="auto" w:fill="FFFFFF"/>
+        <w:spacing w:after="0" w:line="285" w:lineRule="atLeast"/>
+        <w:rPr>
+          <w:rFonts w:ascii="Consolas" w:eastAsia="Times New Roman" w:hAnsi="Consolas" w:cs="Times New Roman"/>
+          <w:color w:val="3B3B3B"/>
+          <w:kern w:val="0"/>
+          <w:sz w:val="21"/>
+          <w:szCs w:val="21"/>
+          <w14:ligatures w14:val="none"/>
+        </w:rPr>
+      </w:pPr>
+      <w:r>
+        <w:rPr>
+          <w:rFonts w:ascii="Consolas" w:eastAsia="Times New Roman" w:hAnsi="Consolas" w:cs="Times New Roman"/>
+          <w:color w:val="3B3B3B"/>
+          <w:kern w:val="0"/>
+          <w:sz w:val="21"/>
+          <w:szCs w:val="21"/>
+          <w14:ligatures w14:val="none"/>
+        </w:rPr>
+        <w:t xml:space="preserve">    </w:t>
+      </w:r>
+      <w:r>
+        <w:rPr>
+          <w:rFonts w:ascii="Consolas" w:eastAsia="Times New Roman" w:hAnsi="Consolas" w:cs="Times New Roman"/>
+          <w:color w:val="0000FF"/>
+          <w:kern w:val="0"/>
+          <w:sz w:val="21"/>
+          <w:szCs w:val="21"/>
+          <w14:ligatures w14:val="none"/>
+        </w:rPr>
+        <w:t>const</w:t>
+      </w:r>
+      <w:r>
+        <w:rPr>
+          <w:rFonts w:ascii="Consolas" w:eastAsia="Times New Roman" w:hAnsi="Consolas" w:cs="Times New Roman"/>
+          <w:color w:val="3B3B3B"/>
+          <w:kern w:val="0"/>
+          <w:sz w:val="21"/>
+          <w:szCs w:val="21"/>
+          <w14:ligatures w14:val="none"/>
+        </w:rPr>
+        <w:t xml:space="preserve"> </w:t>
+      </w:r>
+      <w:r>
+        <w:rPr>
+          <w:rFonts w:ascii="Consolas" w:eastAsia="Times New Roman" w:hAnsi="Consolas" w:cs="Times New Roman"/>
+          <w:color w:val="0070C1"/>
+          <w:kern w:val="0"/>
+          <w:sz w:val="21"/>
+          <w:szCs w:val="21"/>
+          <w14:ligatures w14:val="none"/>
+        </w:rPr>
+        <w:t>searchParams</w:t>
+      </w:r>
+      <w:r>
+        <w:rPr>
+          <w:rFonts w:ascii="Consolas" w:eastAsia="Times New Roman" w:hAnsi="Consolas" w:cs="Times New Roman"/>
+          <w:color w:val="3B3B3B"/>
+          <w:kern w:val="0"/>
+          <w:sz w:val="21"/>
+          <w:szCs w:val="21"/>
+          <w14:ligatures w14:val="none"/>
+        </w:rPr>
+        <w:t xml:space="preserve"> </w:t>
+      </w:r>
+      <w:r>
+        <w:rPr>
+          <w:rFonts w:ascii="Consolas" w:eastAsia="Times New Roman" w:hAnsi="Consolas" w:cs="Times New Roman"/>
+          <w:color w:val="000000"/>
+          <w:kern w:val="0"/>
+          <w:sz w:val="21"/>
+          <w:szCs w:val="21"/>
+          <w14:ligatures w14:val="none"/>
+        </w:rPr>
+        <w:t>=</w:t>
+      </w:r>
+      <w:r>
+        <w:rPr>
+          <w:rFonts w:ascii="Consolas" w:eastAsia="Times New Roman" w:hAnsi="Consolas" w:cs="Times New Roman"/>
+          <w:color w:val="3B3B3B"/>
+          <w:kern w:val="0"/>
+          <w:sz w:val="21"/>
+          <w:szCs w:val="21"/>
+          <w14:ligatures w14:val="none"/>
+        </w:rPr>
+        <w:t xml:space="preserve"> </w:t>
+      </w:r>
+      <w:r>
+        <w:rPr>
+          <w:rFonts w:ascii="Consolas" w:eastAsia="Times New Roman" w:hAnsi="Consolas" w:cs="Times New Roman"/>
+          <w:color w:val="AF00DB"/>
+          <w:kern w:val="0"/>
+          <w:sz w:val="21"/>
+          <w:szCs w:val="21"/>
+          <w14:ligatures w14:val="none"/>
+        </w:rPr>
+        <w:t>await</w:t>
+      </w:r>
+      <w:r>
+        <w:rPr>
+          <w:rFonts w:ascii="Consolas" w:eastAsia="Times New Roman" w:hAnsi="Consolas" w:cs="Times New Roman"/>
+          <w:color w:val="3B3B3B"/>
+          <w:kern w:val="0"/>
+          <w:sz w:val="21"/>
+          <w:szCs w:val="21"/>
+          <w14:ligatures w14:val="none"/>
+        </w:rPr>
+        <w:t xml:space="preserve"> </w:t>
+      </w:r>
+      <w:r>
+        <w:rPr>
+          <w:rFonts w:ascii="Consolas" w:eastAsia="Times New Roman" w:hAnsi="Consolas" w:cs="Times New Roman"/>
+          <w:color w:val="001080"/>
+          <w:kern w:val="0"/>
+          <w:sz w:val="21"/>
+          <w:szCs w:val="21"/>
+          <w14:ligatures w14:val="none"/>
+        </w:rPr>
+        <w:t>props</w:t>
+      </w:r>
+      <w:r>
+        <w:rPr>
+          <w:rFonts w:ascii="Consolas" w:eastAsia="Times New Roman" w:hAnsi="Consolas" w:cs="Times New Roman"/>
+          <w:color w:val="3B3B3B"/>
+          <w:kern w:val="0"/>
+          <w:sz w:val="21"/>
+          <w:szCs w:val="21"/>
+          <w14:ligatures w14:val="none"/>
+        </w:rPr>
+        <w:t>.</w:t>
+      </w:r>
+      <w:r>
+        <w:rPr>
+          <w:rFonts w:ascii="Consolas" w:eastAsia="Times New Roman" w:hAnsi="Consolas" w:cs="Times New Roman"/>
+          <w:color w:val="001080"/>
+          <w:kern w:val="0"/>
+          <w:sz w:val="21"/>
+          <w:szCs w:val="21"/>
+          <w14:ligatures w14:val="none"/>
+        </w:rPr>
+        <w:t>searchParams</w:t>
+      </w:r>
+    </w:p>
+    <w:p>
+      <w:pPr>
+        <w:shd w:val="clear" w:color="auto" w:fill="FFFFFF"/>
+        <w:spacing w:after="0" w:line="285" w:lineRule="atLeast"/>
+        <w:rPr>
+          <w:rFonts w:ascii="Consolas" w:eastAsia="Times New Roman" w:hAnsi="Consolas" w:cs="Times New Roman"/>
+          <w:color w:val="3B3B3B"/>
+          <w:kern w:val="0"/>
+          <w:sz w:val="21"/>
+          <w:szCs w:val="21"/>
+          <w14:ligatures w14:val="none"/>
+        </w:rPr>
+      </w:pPr>
+      <w:r>
+        <w:rPr>
+          <w:rFonts w:ascii="Consolas" w:eastAsia="Times New Roman" w:hAnsi="Consolas" w:cs="Times New Roman"/>
+          <w:color w:val="3B3B3B"/>
+          <w:kern w:val="0"/>
+          <w:sz w:val="21"/>
+          <w:szCs w:val="21"/>
+          <w14:ligatures w14:val="none"/>
+        </w:rPr>
+        <w:t xml:space="preserve">    </w:t>
+      </w:r>
+      <w:r>
+        <w:rPr>
+          <w:rFonts w:ascii="Consolas" w:eastAsia="Times New Roman" w:hAnsi="Consolas" w:cs="Times New Roman"/>
+          <w:color w:val="0000FF"/>
+          <w:kern w:val="0"/>
+          <w:sz w:val="21"/>
+          <w:szCs w:val="21"/>
+          <w14:ligatures w14:val="none"/>
+        </w:rPr>
+        <w:t>const</w:t>
+      </w:r>
+      <w:r>
+        <w:rPr>
+          <w:rFonts w:ascii="Consolas" w:eastAsia="Times New Roman" w:hAnsi="Consolas" w:cs="Times New Roman"/>
+          <w:color w:val="3B3B3B"/>
+          <w:kern w:val="0"/>
+          <w:sz w:val="21"/>
+          <w:szCs w:val="21"/>
+          <w14:ligatures w14:val="none"/>
+        </w:rPr>
+        <w:t xml:space="preserve"> </w:t>
+      </w:r>
+      <w:r>
+        <w:rPr>
+          <w:rFonts w:ascii="Consolas" w:eastAsia="Times New Roman" w:hAnsi="Consolas" w:cs="Times New Roman"/>
+          <w:color w:val="0070C1"/>
+          <w:kern w:val="0"/>
+          <w:sz w:val="21"/>
+          <w:szCs w:val="21"/>
+          <w14:ligatures w14:val="none"/>
+        </w:rPr>
+        <w:t>query</w:t>
+      </w:r>
+      <w:r>
+        <w:rPr>
+          <w:rFonts w:ascii="Consolas" w:eastAsia="Times New Roman" w:hAnsi="Consolas" w:cs="Times New Roman"/>
+          <w:color w:val="3B3B3B"/>
+          <w:kern w:val="0"/>
+          <w:sz w:val="21"/>
+          <w:szCs w:val="21"/>
+          <w14:ligatures w14:val="none"/>
+        </w:rPr>
+        <w:t xml:space="preserve"> </w:t>
+      </w:r>
+      <w:r>
+        <w:rPr>
+          <w:rFonts w:ascii="Consolas" w:eastAsia="Times New Roman" w:hAnsi="Consolas" w:cs="Times New Roman"/>
+          <w:color w:val="000000"/>
+          <w:kern w:val="0"/>
+          <w:sz w:val="21"/>
+          <w:szCs w:val="21"/>
+          <w14:ligatures w14:val="none"/>
+        </w:rPr>
+        <w:t>=</w:t>
+      </w:r>
+      <w:r>
+        <w:rPr>
+          <w:rFonts w:ascii="Consolas" w:eastAsia="Times New Roman" w:hAnsi="Consolas" w:cs="Times New Roman"/>
+          <w:color w:val="3B3B3B"/>
+          <w:kern w:val="0"/>
+          <w:sz w:val="21"/>
+          <w:szCs w:val="21"/>
+          <w14:ligatures w14:val="none"/>
+        </w:rPr>
+        <w:t xml:space="preserve"> </w:t>
+      </w:r>
+      <w:r>
+        <w:rPr>
+          <w:rFonts w:ascii="Consolas" w:eastAsia="Times New Roman" w:hAnsi="Consolas" w:cs="Times New Roman"/>
+          <w:color w:val="0070C1"/>
+          <w:kern w:val="0"/>
+          <w:sz w:val="21"/>
+          <w:szCs w:val="21"/>
+          <w14:ligatures w14:val="none"/>
+        </w:rPr>
+        <w:t>searchParams</w:t>
+      </w:r>
+      <w:r>
+        <w:rPr>
+          <w:rFonts w:ascii="Consolas" w:eastAsia="Times New Roman" w:hAnsi="Consolas" w:cs="Times New Roman"/>
+          <w:color w:val="3B3B3B"/>
+          <w:kern w:val="0"/>
+          <w:sz w:val="21"/>
+          <w:szCs w:val="21"/>
+          <w14:ligatures w14:val="none"/>
+        </w:rPr>
+        <w:t>?.</w:t>
+      </w:r>
+      <w:r>
+        <w:rPr>
+          <w:rFonts w:ascii="Consolas" w:eastAsia="Times New Roman" w:hAnsi="Consolas" w:cs="Times New Roman"/>
+          <w:color w:val="001080"/>
+          <w:kern w:val="0"/>
+          <w:sz w:val="21"/>
+          <w:szCs w:val="21"/>
+          <w14:ligatures w14:val="none"/>
+        </w:rPr>
+        <w:t>query</w:t>
+      </w:r>
+      <w:r>
+        <w:rPr>
+          <w:rFonts w:ascii="Consolas" w:eastAsia="Times New Roman" w:hAnsi="Consolas" w:cs="Times New Roman"/>
+          <w:color w:val="3B3B3B"/>
+          <w:kern w:val="0"/>
+          <w:sz w:val="21"/>
+          <w:szCs w:val="21"/>
+          <w14:ligatures w14:val="none"/>
+        </w:rPr>
+        <w:t xml:space="preserve"> </w:t>
+      </w:r>
+      <w:r>
+        <w:rPr>
+          <w:rFonts w:ascii="Consolas" w:eastAsia="Times New Roman" w:hAnsi="Consolas" w:cs="Times New Roman"/>
+          <w:color w:val="000000"/>
+          <w:kern w:val="0"/>
+          <w:sz w:val="21"/>
+          <w:szCs w:val="21"/>
+          <w14:ligatures w14:val="none"/>
+        </w:rPr>
+        <w:t>||</w:t>
+      </w:r>
+      <w:r>
+        <w:rPr>
+          <w:rFonts w:ascii="Consolas" w:eastAsia="Times New Roman" w:hAnsi="Consolas" w:cs="Times New Roman"/>
+          <w:color w:val="3B3B3B"/>
+          <w:kern w:val="0"/>
+          <w:sz w:val="21"/>
+          <w:szCs w:val="21"/>
+          <w14:ligatures w14:val="none"/>
+        </w:rPr>
+        <w:t xml:space="preserve"> </w:t>
+      </w:r>
+      <w:r>
+        <w:rPr>
+          <w:rFonts w:ascii="Consolas" w:eastAsia="Times New Roman" w:hAnsi="Consolas" w:cs="Times New Roman"/>
+          <w:color w:val="A31515"/>
+          <w:kern w:val="0"/>
+          <w:sz w:val="21"/>
+          <w:szCs w:val="21"/>
+          <w14:ligatures w14:val="none"/>
+        </w:rPr>
+        <w:t>''</w:t>
+      </w:r>
+    </w:p>
+    <w:p>
+      <w:pPr>
+        <w:shd w:val="clear" w:color="auto" w:fill="FFFFFF"/>
+        <w:spacing w:after="0" w:line="285" w:lineRule="atLeast"/>
+        <w:rPr>
+          <w:rFonts w:ascii="Consolas" w:eastAsia="Times New Roman" w:hAnsi="Consolas" w:cs="Times New Roman"/>
+          <w:color w:val="3B3B3B"/>
+          <w:kern w:val="0"/>
+          <w:sz w:val="21"/>
+          <w:szCs w:val="21"/>
+          <w14:ligatures w14:val="none"/>
+        </w:rPr>
+      </w:pPr>
+      <w:r>
+        <w:rPr>
+          <w:rFonts w:ascii="Consolas" w:eastAsia="Times New Roman" w:hAnsi="Consolas" w:cs="Times New Roman"/>
+          <w:color w:val="3B3B3B"/>
+          <w:kern w:val="0"/>
+          <w:sz w:val="21"/>
+          <w:szCs w:val="21"/>
+          <w14:ligatures w14:val="none"/>
+        </w:rPr>
+        <w:t xml:space="preserve">    </w:t>
+      </w:r>
+      <w:r>
+        <w:rPr>
+          <w:rFonts w:ascii="Consolas" w:eastAsia="Times New Roman" w:hAnsi="Consolas" w:cs="Times New Roman"/>
+          <w:color w:val="0000FF"/>
+          <w:kern w:val="0"/>
+          <w:sz w:val="21"/>
+          <w:szCs w:val="21"/>
+          <w14:ligatures w14:val="none"/>
+        </w:rPr>
+        <w:t>const</w:t>
+      </w:r>
+      <w:r>
+        <w:rPr>
+          <w:rFonts w:ascii="Consolas" w:eastAsia="Times New Roman" w:hAnsi="Consolas" w:cs="Times New Roman"/>
+          <w:color w:val="3B3B3B"/>
+          <w:kern w:val="0"/>
+          <w:sz w:val="21"/>
+          <w:szCs w:val="21"/>
+          <w14:ligatures w14:val="none"/>
+        </w:rPr>
+        <w:t xml:space="preserve"> </w:t>
+      </w:r>
+      <w:r>
+        <w:rPr>
+          <w:rFonts w:ascii="Consolas" w:eastAsia="Times New Roman" w:hAnsi="Consolas" w:cs="Times New Roman"/>
+          <w:color w:val="0070C1"/>
+          <w:kern w:val="0"/>
+          <w:sz w:val="21"/>
+          <w:szCs w:val="21"/>
+          <w14:ligatures w14:val="none"/>
+        </w:rPr>
+        <w:t>currentPage</w:t>
+      </w:r>
+      <w:r>
+        <w:rPr>
+          <w:rFonts w:ascii="Consolas" w:eastAsia="Times New Roman" w:hAnsi="Consolas" w:cs="Times New Roman"/>
+          <w:color w:val="3B3B3B"/>
+          <w:kern w:val="0"/>
+          <w:sz w:val="21"/>
+          <w:szCs w:val="21"/>
+          <w14:ligatures w14:val="none"/>
+        </w:rPr>
+        <w:t xml:space="preserve"> </w:t>
+      </w:r>
+      <w:r>
+        <w:rPr>
+          <w:rFonts w:ascii="Consolas" w:eastAsia="Times New Roman" w:hAnsi="Consolas" w:cs="Times New Roman"/>
+          <w:color w:val="000000"/>
+          <w:kern w:val="0"/>
+          <w:sz w:val="21"/>
+          <w:szCs w:val="21"/>
+          <w14:ligatures w14:val="none"/>
+        </w:rPr>
+        <w:t>=</w:t>
+      </w:r>
+      <w:r>
+        <w:rPr>
+          <w:rFonts w:ascii="Consolas" w:eastAsia="Times New Roman" w:hAnsi="Consolas" w:cs="Times New Roman"/>
+          <w:color w:val="3B3B3B"/>
+          <w:kern w:val="0"/>
+          <w:sz w:val="21"/>
+          <w:szCs w:val="21"/>
+          <w14:ligatures w14:val="none"/>
+        </w:rPr>
+        <w:t xml:space="preserve"> </w:t>
+      </w:r>
+      <w:r>
+        <w:rPr>
+          <w:rFonts w:ascii="Consolas" w:eastAsia="Times New Roman" w:hAnsi="Consolas" w:cs="Times New Roman"/>
+          <w:color w:val="795E26"/>
+          <w:kern w:val="0"/>
+          <w:sz w:val="21"/>
+          <w:szCs w:val="21"/>
+          <w14:ligatures w14:val="none"/>
+        </w:rPr>
+        <w:t>parseInt</w:t>
+      </w:r>
+      <w:r>
+        <w:rPr>
+          <w:rFonts w:ascii="Consolas" w:eastAsia="Times New Roman" w:hAnsi="Consolas" w:cs="Times New Roman"/>
+          <w:color w:val="3B3B3B"/>
+          <w:kern w:val="0"/>
+          <w:sz w:val="21"/>
+          <w:szCs w:val="21"/>
+          <w14:ligatures w14:val="none"/>
+        </w:rPr>
+        <w:t>(</w:t>
+      </w:r>
+      <w:r>
+        <w:rPr>
+          <w:rFonts w:ascii="Consolas" w:eastAsia="Times New Roman" w:hAnsi="Consolas" w:cs="Times New Roman"/>
+          <w:color w:val="0070C1"/>
+          <w:kern w:val="0"/>
+          <w:sz w:val="21"/>
+          <w:szCs w:val="21"/>
+          <w14:ligatures w14:val="none"/>
+        </w:rPr>
+        <w:t>searchParams</w:t>
+      </w:r>
+      <w:r>
+        <w:rPr>
+          <w:rFonts w:ascii="Consolas" w:eastAsia="Times New Roman" w:hAnsi="Consolas" w:cs="Times New Roman"/>
+          <w:color w:val="3B3B3B"/>
+          <w:kern w:val="0"/>
+          <w:sz w:val="21"/>
+          <w:szCs w:val="21"/>
+          <w14:ligatures w14:val="none"/>
+        </w:rPr>
+        <w:t>?.</w:t>
+      </w:r>
+      <w:r>
+        <w:rPr>
+          <w:rFonts w:ascii="Consolas" w:eastAsia="Times New Roman" w:hAnsi="Consolas" w:cs="Times New Roman"/>
+          <w:color w:val="001080"/>
+          <w:kern w:val="0"/>
+          <w:sz w:val="21"/>
+          <w:szCs w:val="21"/>
+          <w14:ligatures w14:val="none"/>
+        </w:rPr>
+        <w:t>page</w:t>
+      </w:r>
+      <w:r>
+        <w:rPr>
+          <w:rFonts w:ascii="Consolas" w:eastAsia="Times New Roman" w:hAnsi="Consolas" w:cs="Times New Roman"/>
+          <w:color w:val="3B3B3B"/>
+          <w:kern w:val="0"/>
+          <w:sz w:val="21"/>
+          <w:szCs w:val="21"/>
+          <w14:ligatures w14:val="none"/>
+        </w:rPr>
+        <w:t xml:space="preserve"> </w:t>
+      </w:r>
+      <w:r>
+        <w:rPr>
+          <w:rFonts w:ascii="Consolas" w:eastAsia="Times New Roman" w:hAnsi="Consolas" w:cs="Times New Roman"/>
+          <w:color w:val="000000"/>
+          <w:kern w:val="0"/>
+          <w:sz w:val="21"/>
+          <w:szCs w:val="21"/>
+          <w14:ligatures w14:val="none"/>
+        </w:rPr>
+        <w:t>||</w:t>
+      </w:r>
+      <w:r>
+        <w:rPr>
+          <w:rFonts w:ascii="Consolas" w:eastAsia="Times New Roman" w:hAnsi="Consolas" w:cs="Times New Roman"/>
+          <w:color w:val="3B3B3B"/>
+          <w:kern w:val="0"/>
+          <w:sz w:val="21"/>
+          <w:szCs w:val="21"/>
+          <w14:ligatures w14:val="none"/>
+        </w:rPr>
+        <w:t xml:space="preserve"> </w:t>
+      </w:r>
+      <w:r>
+        <w:rPr>
+          <w:rFonts w:ascii="Consolas" w:eastAsia="Times New Roman" w:hAnsi="Consolas" w:cs="Times New Roman"/>
+          <w:color w:val="A31515"/>
+          <w:kern w:val="0"/>
+          <w:sz w:val="21"/>
+          <w:szCs w:val="21"/>
+          <w14:ligatures w14:val="none"/>
+        </w:rPr>
+        <w:t>'1'</w:t>
+      </w:r>
+      <w:r>
+        <w:rPr>
+          <w:rFonts w:ascii="Consolas" w:eastAsia="Times New Roman" w:hAnsi="Consolas" w:cs="Times New Roman"/>
+          <w:color w:val="3B3B3B"/>
+          <w:kern w:val="0"/>
+          <w:sz w:val="21"/>
+          <w:szCs w:val="21"/>
+          <w14:ligatures w14:val="none"/>
+        </w:rPr>
+        <w:t xml:space="preserve">) </w:t>
+      </w:r>
+      <w:r>
+        <w:rPr>
+          <w:rFonts w:ascii="Consolas" w:eastAsia="Times New Roman" w:hAnsi="Consolas" w:cs="Times New Roman"/>
+          <w:color w:val="000000"/>
+          <w:kern w:val="0"/>
+          <w:sz w:val="21"/>
+          <w:szCs w:val="21"/>
+          <w14:ligatures w14:val="none"/>
+        </w:rPr>
+        <w:t>||</w:t>
+      </w:r>
+      <w:r>
+        <w:rPr>
+          <w:rFonts w:ascii="Consolas" w:eastAsia="Times New Roman" w:hAnsi="Consolas" w:cs="Times New Roman"/>
+          <w:color w:val="3B3B3B"/>
+          <w:kern w:val="0"/>
+          <w:sz w:val="21"/>
+          <w:szCs w:val="21"/>
+          <w14:ligatures w14:val="none"/>
+        </w:rPr>
+        <w:t xml:space="preserve"> </w:t>
+      </w:r>
+      <w:r>
+        <w:rPr>
+          <w:rFonts w:ascii="Consolas" w:eastAsia="Times New Roman" w:hAnsi="Consolas" w:cs="Times New Roman"/>
+          <w:color w:val="098658"/>
+          <w:kern w:val="0"/>
+          <w:sz w:val="21"/>
+          <w:szCs w:val="21"/>
+          <w14:ligatures w14:val="none"/>
+        </w:rPr>
+        <w:t>1</w:t>
+      </w:r>
+    </w:p>
+    <w:p>
+      <w:pPr>
+        <w:shd w:val="clear" w:color="auto" w:fill="FFFFFF"/>
+        <w:spacing w:after="0" w:line="285" w:lineRule="atLeast"/>
+        <w:rPr>
+          <w:rFonts w:ascii="Consolas" w:eastAsia="Times New Roman" w:hAnsi="Consolas" w:cs="Times New Roman"/>
+          <w:color w:val="3B3B3B"/>
+          <w:kern w:val="0"/>
+          <w:sz w:val="21"/>
+          <w:szCs w:val="21"/>
+          <w14:ligatures w14:val="none"/>
+        </w:rPr>
+      </w:pPr>
+    </w:p>
+    <w:p>
+      <w:pPr>
+        <w:shd w:val="clear" w:color="auto" w:fill="FFFFFF"/>
+        <w:spacing w:after="0" w:line="285" w:lineRule="atLeast"/>
+        <w:rPr>
+          <w:rFonts w:ascii="Consolas" w:eastAsia="Times New Roman" w:hAnsi="Consolas" w:cs="Times New Roman"/>
+          <w:color w:val="3B3B3B"/>
+          <w:kern w:val="0"/>
+          <w:sz w:val="21"/>
+          <w:szCs w:val="21"/>
+          <w14:ligatures w14:val="none"/>
+        </w:rPr>
+      </w:pPr>
+      <w:r>
+        <w:rPr>
+          <w:rFonts w:ascii="Consolas" w:eastAsia="Times New Roman" w:hAnsi="Consolas" w:cs="Times New Roman"/>
+          <w:color w:val="3B3B3B"/>
+          <w:kern w:val="0"/>
+          <w:sz w:val="21"/>
+          <w:szCs w:val="21"/>
+          <w14:ligatures w14:val="none"/>
+        </w:rPr>
+        <w:t xml:space="preserve">    </w:t>
+      </w:r>
+      <w:r>
+        <w:rPr>
+          <w:rFonts w:ascii="Consolas" w:eastAsia="Times New Roman" w:hAnsi="Consolas" w:cs="Times New Roman"/>
+          <w:color w:val="AF00DB"/>
+          <w:kern w:val="0"/>
+          <w:sz w:val="21"/>
+          <w:szCs w:val="21"/>
+          <w14:ligatures w14:val="none"/>
+        </w:rPr>
+        <w:t>return</w:t>
+      </w:r>
+      <w:r>
+        <w:rPr>
+          <w:rFonts w:ascii="Consolas" w:eastAsia="Times New Roman" w:hAnsi="Consolas" w:cs="Times New Roman"/>
+          <w:color w:val="3B3B3B"/>
+          <w:kern w:val="0"/>
+          <w:sz w:val="21"/>
+          <w:szCs w:val="21"/>
+          <w14:ligatures w14:val="none"/>
+        </w:rPr>
+        <w:t xml:space="preserve"> </w:t>
+      </w:r>
+      <w:r>
+        <w:rPr>
+          <w:rFonts w:ascii="Consolas" w:eastAsia="Times New Roman" w:hAnsi="Consolas" w:cs="Times New Roman"/>
+          <w:color w:val="800000"/>
+          <w:kern w:val="0"/>
+          <w:sz w:val="21"/>
+          <w:szCs w:val="21"/>
+          <w14:ligatures w14:val="none"/>
+        </w:rPr>
+        <w:t>&lt;div</w:t>
+      </w:r>
+      <w:r>
+        <w:rPr>
+          <w:rFonts w:ascii="Consolas" w:eastAsia="Times New Roman" w:hAnsi="Consolas" w:cs="Times New Roman"/>
+          <w:color w:val="3B3B3B"/>
+          <w:kern w:val="0"/>
+          <w:sz w:val="21"/>
+          <w:szCs w:val="21"/>
+          <w14:ligatures w14:val="none"/>
+        </w:rPr>
+        <w:t xml:space="preserve"> </w:t>
+      </w:r>
+      <w:r>
+        <w:rPr>
+          <w:rFonts w:ascii="Consolas" w:eastAsia="Times New Roman" w:hAnsi="Consolas" w:cs="Times New Roman"/>
+          <w:color w:val="E50000"/>
+          <w:kern w:val="0"/>
+          <w:sz w:val="21"/>
+          <w:szCs w:val="21"/>
+          <w14:ligatures w14:val="none"/>
+        </w:rPr>
+        <w:t>className</w:t>
+      </w:r>
+      <w:r>
+        <w:rPr>
+          <w:rFonts w:ascii="Consolas" w:eastAsia="Times New Roman" w:hAnsi="Consolas" w:cs="Times New Roman"/>
+          <w:color w:val="000000"/>
+          <w:kern w:val="0"/>
+          <w:sz w:val="21"/>
+          <w:szCs w:val="21"/>
+          <w14:ligatures w14:val="none"/>
+        </w:rPr>
+        <w:t>=</w:t>
+      </w:r>
+      <w:r>
+        <w:rPr>
+          <w:rFonts w:ascii="Consolas" w:eastAsia="Times New Roman" w:hAnsi="Consolas" w:cs="Times New Roman"/>
+          <w:color w:val="A31515"/>
+          <w:kern w:val="0"/>
+          <w:sz w:val="21"/>
+          <w:szCs w:val="21"/>
+          <w14:ligatures w14:val="none"/>
+        </w:rPr>
+        <w:t>"w-full"</w:t>
+      </w:r>
+      <w:r>
+        <w:rPr>
+          <w:rFonts w:ascii="Consolas" w:eastAsia="Times New Roman" w:hAnsi="Consolas" w:cs="Times New Roman"/>
+          <w:color w:val="800000"/>
+          <w:kern w:val="0"/>
+          <w:sz w:val="21"/>
+          <w:szCs w:val="21"/>
+          <w14:ligatures w14:val="none"/>
+        </w:rPr>
+        <w:t>&gt;</w:t>
+      </w:r>
+    </w:p>
+    <w:p>
+      <w:pPr>
+        <w:shd w:val="clear" w:color="auto" w:fill="FFFFFF"/>
+        <w:spacing w:after="0" w:line="285" w:lineRule="atLeast"/>
+        <w:rPr>
+          <w:rFonts w:ascii="Consolas" w:eastAsia="Times New Roman" w:hAnsi="Consolas" w:cs="Times New Roman"/>
+          <w:color w:val="3B3B3B"/>
+          <w:kern w:val="0"/>
+          <w:sz w:val="21"/>
+          <w:szCs w:val="21"/>
+          <w14:ligatures w14:val="none"/>
+        </w:rPr>
+      </w:pPr>
+      <w:r>
+        <w:rPr>
+          <w:rFonts w:ascii="Consolas" w:eastAsia="Times New Roman" w:hAnsi="Consolas" w:cs="Times New Roman"/>
+          <w:color w:val="3B3B3B"/>
+          <w:kern w:val="0"/>
+          <w:sz w:val="21"/>
+          <w:szCs w:val="21"/>
+          <w14:ligatures w14:val="none"/>
+        </w:rPr>
+        <w:t xml:space="preserve">        </w:t>
+      </w:r>
+      <w:r>
+        <w:rPr>
+          <w:rFonts w:ascii="Consolas" w:eastAsia="Times New Roman" w:hAnsi="Consolas" w:cs="Times New Roman"/>
+          <w:color w:val="800000"/>
+          <w:kern w:val="0"/>
+          <w:sz w:val="21"/>
+          <w:szCs w:val="21"/>
+          <w14:ligatures w14:val="none"/>
+        </w:rPr>
+        <w:t>&lt;div</w:t>
+      </w:r>
+      <w:r>
+        <w:rPr>
+          <w:rFonts w:ascii="Consolas" w:eastAsia="Times New Roman" w:hAnsi="Consolas" w:cs="Times New Roman"/>
+          <w:color w:val="3B3B3B"/>
+          <w:kern w:val="0"/>
+          <w:sz w:val="21"/>
+          <w:szCs w:val="21"/>
+          <w14:ligatures w14:val="none"/>
+        </w:rPr>
+        <w:t xml:space="preserve"> </w:t>
+      </w:r>
+      <w:r>
+        <w:rPr>
+          <w:rFonts w:ascii="Consolas" w:eastAsia="Times New Roman" w:hAnsi="Consolas" w:cs="Times New Roman"/>
+          <w:color w:val="E50000"/>
+          <w:kern w:val="0"/>
+          <w:sz w:val="21"/>
+          <w:szCs w:val="21"/>
+          <w14:ligatures w14:val="none"/>
+        </w:rPr>
+        <w:t>className</w:t>
+      </w:r>
+      <w:r>
+        <w:rPr>
+          <w:rFonts w:ascii="Consolas" w:eastAsia="Times New Roman" w:hAnsi="Consolas" w:cs="Times New Roman"/>
+          <w:color w:val="000000"/>
+          <w:kern w:val="0"/>
+          <w:sz w:val="21"/>
+          <w:szCs w:val="21"/>
+          <w14:ligatures w14:val="none"/>
+        </w:rPr>
+        <w:t>=</w:t>
+      </w:r>
+      <w:r>
+        <w:rPr>
+          <w:rFonts w:ascii="Consolas" w:eastAsia="Times New Roman" w:hAnsi="Consolas" w:cs="Times New Roman"/>
+          <w:color w:val="A31515"/>
+          <w:kern w:val="0"/>
+          <w:sz w:val="21"/>
+          <w:szCs w:val="21"/>
+          <w14:ligatures w14:val="none"/>
+        </w:rPr>
+        <w:t>"flex w-full items-center justify-between"</w:t>
+      </w:r>
+      <w:r>
+        <w:rPr>
+          <w:rFonts w:ascii="Consolas" w:eastAsia="Times New Roman" w:hAnsi="Consolas" w:cs="Times New Roman"/>
+          <w:color w:val="800000"/>
+          <w:kern w:val="0"/>
+          <w:sz w:val="21"/>
+          <w:szCs w:val="21"/>
+          <w14:ligatures w14:val="none"/>
+        </w:rPr>
+        <w:t>&gt;</w:t>
+      </w:r>
+    </w:p>
+    <w:p>
+      <w:pPr>
+        <w:shd w:val="clear" w:color="auto" w:fill="FFFFFF"/>
+        <w:spacing w:after="0" w:line="285" w:lineRule="atLeast"/>
+        <w:rPr>
+          <w:rFonts w:ascii="Consolas" w:eastAsia="Times New Roman" w:hAnsi="Consolas" w:cs="Times New Roman"/>
+          <w:color w:val="3B3B3B"/>
+          <w:kern w:val="0"/>
+          <w:sz w:val="21"/>
+          <w:szCs w:val="21"/>
+          <w14:ligatures w14:val="none"/>
+        </w:rPr>
+      </w:pPr>
+      <w:r>
+        <w:rPr>
+          <w:rFonts w:ascii="Consolas" w:eastAsia="Times New Roman" w:hAnsi="Consolas" w:cs="Times New Roman"/>
+          <w:color w:val="3B3B3B"/>
+          <w:kern w:val="0"/>
+          <w:sz w:val="21"/>
+          <w:szCs w:val="21"/>
+          <w14:ligatures w14:val="none"/>
+        </w:rPr>
+        <w:t xml:space="preserve">            </w:t>
+      </w:r>
+      <w:r>
+        <w:rPr>
+          <w:rFonts w:ascii="Consolas" w:eastAsia="Times New Roman" w:hAnsi="Consolas" w:cs="Times New Roman"/>
+          <w:color w:val="800000"/>
+          <w:kern w:val="0"/>
+          <w:sz w:val="21"/>
+          <w:szCs w:val="21"/>
+          <w14:ligatures w14:val="none"/>
+        </w:rPr>
+        <w:t>&lt;h1</w:t>
+      </w:r>
+      <w:r>
+        <w:rPr>
+          <w:rFonts w:ascii="Consolas" w:eastAsia="Times New Roman" w:hAnsi="Consolas" w:cs="Times New Roman"/>
+          <w:color w:val="3B3B3B"/>
+          <w:kern w:val="0"/>
+          <w:sz w:val="21"/>
+          <w:szCs w:val="21"/>
+          <w14:ligatures w14:val="none"/>
+        </w:rPr>
+        <w:t xml:space="preserve"> </w:t>
+      </w:r>
+      <w:r>
+        <w:rPr>
+          <w:rFonts w:ascii="Consolas" w:eastAsia="Times New Roman" w:hAnsi="Consolas" w:cs="Times New Roman"/>
+          <w:color w:val="E50000"/>
+          <w:kern w:val="0"/>
+          <w:sz w:val="21"/>
+          <w:szCs w:val="21"/>
+          <w14:ligatures w14:val="none"/>
+        </w:rPr>
+        <w:t>className</w:t>
+      </w:r>
+      <w:r>
+        <w:rPr>
+          <w:rFonts w:ascii="Consolas" w:eastAsia="Times New Roman" w:hAnsi="Consolas" w:cs="Times New Roman"/>
+          <w:color w:val="000000"/>
+          <w:kern w:val="0"/>
+          <w:sz w:val="21"/>
+          <w:szCs w:val="21"/>
+          <w14:ligatures w14:val="none"/>
+        </w:rPr>
+        <w:t>=</w:t>
+      </w:r>
+      <w:r>
+        <w:rPr>
+          <w:rFonts w:ascii="Consolas" w:eastAsia="Times New Roman" w:hAnsi="Consolas" w:cs="Times New Roman"/>
+          <w:color w:val="0000FF"/>
+          <w:kern w:val="0"/>
+          <w:sz w:val="21"/>
+          <w:szCs w:val="21"/>
+          <w14:ligatures w14:val="none"/>
+        </w:rPr>
+        <w:t>{</w:t>
+      </w:r>
+      <w:r>
+        <w:rPr>
+          <w:rFonts w:ascii="Consolas" w:eastAsia="Times New Roman" w:hAnsi="Consolas" w:cs="Times New Roman"/>
+          <w:color w:val="A31515"/>
+          <w:kern w:val="0"/>
+          <w:sz w:val="21"/>
+          <w:szCs w:val="21"/>
+          <w14:ligatures w14:val="none"/>
+        </w:rPr>
+        <w:t>`</w:t>
+      </w:r>
+      <w:r>
+        <w:rPr>
+          <w:rFonts w:ascii="Consolas" w:eastAsia="Times New Roman" w:hAnsi="Consolas" w:cs="Times New Roman"/>
+          <w:color w:val="0000FF"/>
+          <w:kern w:val="0"/>
+          <w:sz w:val="21"/>
+          <w:szCs w:val="21"/>
+          <w14:ligatures w14:val="none"/>
+        </w:rPr>
+        <w:t>${</w:t>
+      </w:r>
+      <w:r>
+        <w:rPr>
+          <w:rFonts w:ascii="Consolas" w:eastAsia="Times New Roman" w:hAnsi="Consolas" w:cs="Times New Roman"/>
+          <w:color w:val="0070C1"/>
+          <w:kern w:val="0"/>
+          <w:sz w:val="21"/>
+          <w:szCs w:val="21"/>
+          <w14:ligatures w14:val="none"/>
+        </w:rPr>
+        <w:t>lusitana</w:t>
+      </w:r>
+      <w:r>
+        <w:rPr>
+          <w:rFonts w:ascii="Consolas" w:eastAsia="Times New Roman" w:hAnsi="Consolas" w:cs="Times New Roman"/>
+          <w:color w:val="000000"/>
+          <w:kern w:val="0"/>
+          <w:sz w:val="21"/>
+          <w:szCs w:val="21"/>
+          <w14:ligatures w14:val="none"/>
+        </w:rPr>
+        <w:t>.</w:t>
+      </w:r>
+      <w:r>
+        <w:rPr>
+          <w:rFonts w:ascii="Consolas" w:eastAsia="Times New Roman" w:hAnsi="Consolas" w:cs="Times New Roman"/>
+          <w:color w:val="001080"/>
+          <w:kern w:val="0"/>
+          <w:sz w:val="21"/>
+          <w:szCs w:val="21"/>
+          <w14:ligatures w14:val="none"/>
+        </w:rPr>
+        <w:t>className</w:t>
+      </w:r>
+      <w:r>
+        <w:rPr>
+          <w:rFonts w:ascii="Consolas" w:eastAsia="Times New Roman" w:hAnsi="Consolas" w:cs="Times New Roman"/>
+          <w:color w:val="0000FF"/>
+          <w:kern w:val="0"/>
+          <w:sz w:val="21"/>
+          <w:szCs w:val="21"/>
+          <w14:ligatures w14:val="none"/>
+        </w:rPr>
+        <w:t>}</w:t>
+      </w:r>
+      <w:r>
+        <w:rPr>
+          <w:rFonts w:ascii="Consolas" w:eastAsia="Times New Roman" w:hAnsi="Consolas" w:cs="Times New Roman"/>
+          <w:color w:val="A31515"/>
+          <w:kern w:val="0"/>
+          <w:sz w:val="21"/>
+          <w:szCs w:val="21"/>
+          <w14:ligatures w14:val="none"/>
+        </w:rPr>
+        <w:t xml:space="preserve"> text-2xl`</w:t>
+      </w:r>
+      <w:r>
+        <w:rPr>
+          <w:rFonts w:ascii="Consolas" w:eastAsia="Times New Roman" w:hAnsi="Consolas" w:cs="Times New Roman"/>
+          <w:color w:val="0000FF"/>
+          <w:kern w:val="0"/>
+          <w:sz w:val="21"/>
+          <w:szCs w:val="21"/>
+          <w14:ligatures w14:val="none"/>
+        </w:rPr>
+        <w:t>}</w:t>
+      </w:r>
+      <w:r>
+        <w:rPr>
+          <w:rFonts w:ascii="Consolas" w:eastAsia="Times New Roman" w:hAnsi="Consolas" w:cs="Times New Roman"/>
+          <w:color w:val="800000"/>
+          <w:kern w:val="0"/>
+          <w:sz w:val="21"/>
+          <w:szCs w:val="21"/>
+          <w14:ligatures w14:val="none"/>
+        </w:rPr>
+        <w:t>&gt;</w:t>
+      </w:r>
+      <w:r>
+        <w:rPr>
+          <w:rFonts w:ascii="Consolas" w:eastAsia="Times New Roman" w:hAnsi="Consolas" w:cs="Times New Roman"/>
+          <w:color w:val="3B3B3B"/>
+          <w:kern w:val="0"/>
+          <w:sz w:val="21"/>
+          <w:szCs w:val="21"/>
+          <w14:ligatures w14:val="none"/>
+        </w:rPr>
+        <w:t>Invoices</w:t>
+      </w:r>
+      <w:r>
+        <w:rPr>
+          <w:rFonts w:ascii="Consolas" w:eastAsia="Times New Roman" w:hAnsi="Consolas" w:cs="Times New Roman"/>
+          <w:color w:val="800000"/>
+          <w:kern w:val="0"/>
+          <w:sz w:val="21"/>
+          <w:szCs w:val="21"/>
+          <w14:ligatures w14:val="none"/>
+        </w:rPr>
+        <w:t>&lt;/h1&gt;</w:t>
+      </w:r>
+    </w:p>
+    <w:p>
+      <w:pPr>
+        <w:shd w:val="clear" w:color="auto" w:fill="FFFFFF"/>
+        <w:spacing w:after="0" w:line="285" w:lineRule="atLeast"/>
+        <w:rPr>
+          <w:rFonts w:ascii="Consolas" w:eastAsia="Times New Roman" w:hAnsi="Consolas" w:cs="Times New Roman"/>
+          <w:color w:val="3B3B3B"/>
+          <w:kern w:val="0"/>
+          <w:sz w:val="21"/>
+          <w:szCs w:val="21"/>
+          <w14:ligatures w14:val="none"/>
+        </w:rPr>
+      </w:pPr>
+      <w:r>
+        <w:rPr>
+          <w:rFonts w:ascii="Consolas" w:eastAsia="Times New Roman" w:hAnsi="Consolas" w:cs="Times New Roman"/>
+          <w:color w:val="3B3B3B"/>
+          <w:kern w:val="0"/>
+          <w:sz w:val="21"/>
+          <w:szCs w:val="21"/>
+          <w14:ligatures w14:val="none"/>
+        </w:rPr>
+        <w:t xml:space="preserve">        </w:t>
+      </w:r>
+      <w:r>
+        <w:rPr>
+          <w:rFonts w:ascii="Consolas" w:eastAsia="Times New Roman" w:hAnsi="Consolas" w:cs="Times New Roman"/>
+          <w:color w:val="800000"/>
+          <w:kern w:val="0"/>
+          <w:sz w:val="21"/>
+          <w:szCs w:val="21"/>
+          <w14:ligatures w14:val="none"/>
+        </w:rPr>
+        <w:t>&lt;/div&gt;</w:t>
+      </w:r>
+    </w:p>
+    <w:p>
+      <w:pPr>
+        <w:shd w:val="clear" w:color="auto" w:fill="FFFFFF"/>
+        <w:spacing w:after="0" w:line="285" w:lineRule="atLeast"/>
+        <w:rPr>
+          <w:rFonts w:ascii="Consolas" w:eastAsia="Times New Roman" w:hAnsi="Consolas" w:cs="Times New Roman"/>
+          <w:color w:val="3B3B3B"/>
+          <w:kern w:val="0"/>
+          <w:sz w:val="21"/>
+          <w:szCs w:val="21"/>
+          <w14:ligatures w14:val="none"/>
+        </w:rPr>
+      </w:pPr>
+    </w:p>
+    <w:p>
+      <w:pPr>
+        <w:shd w:val="clear" w:color="auto" w:fill="FFFFFF"/>
+        <w:spacing w:after="0" w:line="285" w:lineRule="atLeast"/>
+        <w:rPr>
+          <w:rFonts w:ascii="Consolas" w:eastAsia="Times New Roman" w:hAnsi="Consolas" w:cs="Times New Roman"/>
+          <w:color w:val="3B3B3B"/>
+          <w:kern w:val="0"/>
+          <w:sz w:val="21"/>
+          <w:szCs w:val="21"/>
+          <w14:ligatures w14:val="none"/>
+        </w:rPr>
+      </w:pPr>
+      <w:r>
+        <w:rPr>
+          <w:rFonts w:ascii="Consolas" w:eastAsia="Times New Roman" w:hAnsi="Consolas" w:cs="Times New Roman"/>
+          <w:color w:val="3B3B3B"/>
+          <w:kern w:val="0"/>
+          <w:sz w:val="21"/>
+          <w:szCs w:val="21"/>
+          <w14:ligatures w14:val="none"/>
+        </w:rPr>
+        <w:t xml:space="preserve">        </w:t>
+      </w:r>
+      <w:r>
+        <w:rPr>
+          <w:rFonts w:ascii="Consolas" w:eastAsia="Times New Roman" w:hAnsi="Consolas" w:cs="Times New Roman"/>
+          <w:color w:val="800000"/>
+          <w:kern w:val="0"/>
+          <w:sz w:val="21"/>
+          <w:szCs w:val="21"/>
+          <w14:ligatures w14:val="none"/>
+        </w:rPr>
+        <w:t>&lt;div</w:t>
+      </w:r>
+      <w:r>
+        <w:rPr>
+          <w:rFonts w:ascii="Consolas" w:eastAsia="Times New Roman" w:hAnsi="Consolas" w:cs="Times New Roman"/>
+          <w:color w:val="3B3B3B"/>
+          <w:kern w:val="0"/>
+          <w:sz w:val="21"/>
+          <w:szCs w:val="21"/>
+          <w14:ligatures w14:val="none"/>
+        </w:rPr>
+        <w:t xml:space="preserve"> </w:t>
+      </w:r>
+      <w:r>
+        <w:rPr>
+          <w:rFonts w:ascii="Consolas" w:eastAsia="Times New Roman" w:hAnsi="Consolas" w:cs="Times New Roman"/>
+          <w:color w:val="E50000"/>
+          <w:kern w:val="0"/>
+          <w:sz w:val="21"/>
+          <w:szCs w:val="21"/>
+          <w14:ligatures w14:val="none"/>
+        </w:rPr>
+        <w:t>className</w:t>
+      </w:r>
+      <w:r>
+        <w:rPr>
+          <w:rFonts w:ascii="Consolas" w:eastAsia="Times New Roman" w:hAnsi="Consolas" w:cs="Times New Roman"/>
+          <w:color w:val="000000"/>
+          <w:kern w:val="0"/>
+          <w:sz w:val="21"/>
+          <w:szCs w:val="21"/>
+          <w14:ligatures w14:val="none"/>
+        </w:rPr>
+        <w:t>=</w:t>
+      </w:r>
+      <w:r>
+        <w:rPr>
+          <w:rFonts w:ascii="Consolas" w:eastAsia="Times New Roman" w:hAnsi="Consolas" w:cs="Times New Roman"/>
+          <w:color w:val="A31515"/>
+          <w:kern w:val="0"/>
+          <w:sz w:val="21"/>
+          <w:szCs w:val="21"/>
+          <w14:ligatures w14:val="none"/>
+        </w:rPr>
+        <w:t>"mt-4 flex items-center justify-between gap-2 md:mt-8"</w:t>
+      </w:r>
+      <w:r>
+        <w:rPr>
+          <w:rFonts w:ascii="Consolas" w:eastAsia="Times New Roman" w:hAnsi="Consolas" w:cs="Times New Roman"/>
+          <w:color w:val="800000"/>
+          <w:kern w:val="0"/>
+          <w:sz w:val="21"/>
+          <w:szCs w:val="21"/>
+          <w14:ligatures w14:val="none"/>
+        </w:rPr>
+        <w:t>&gt;</w:t>
+      </w:r>
+    </w:p>
+    <w:p>
+      <w:pPr>
+        <w:shd w:val="clear" w:color="auto" w:fill="FFFFFF"/>
+        <w:spacing w:after="0" w:line="285" w:lineRule="atLeast"/>
+        <w:rPr>
+          <w:rFonts w:ascii="Consolas" w:eastAsia="Times New Roman" w:hAnsi="Consolas" w:cs="Times New Roman"/>
+          <w:color w:val="3B3B3B"/>
+          <w:kern w:val="0"/>
+          <w:sz w:val="21"/>
+          <w:szCs w:val="21"/>
+          <w14:ligatures w14:val="none"/>
+        </w:rPr>
+      </w:pPr>
+      <w:r>
+        <w:rPr>
+          <w:rFonts w:ascii="Consolas" w:eastAsia="Times New Roman" w:hAnsi="Consolas" w:cs="Times New Roman"/>
+          <w:color w:val="3B3B3B"/>
+          <w:kern w:val="0"/>
+          <w:sz w:val="21"/>
+          <w:szCs w:val="21"/>
+          <w14:ligatures w14:val="none"/>
+        </w:rPr>
+        <w:t xml:space="preserve">            </w:t>
+      </w:r>
+      <w:r>
+        <w:rPr>
+          <w:rFonts w:ascii="Consolas" w:eastAsia="Times New Roman" w:hAnsi="Consolas" w:cs="Times New Roman"/>
+          <w:color w:val="800000"/>
+          <w:kern w:val="0"/>
+          <w:sz w:val="21"/>
+          <w:szCs w:val="21"/>
+          <w14:ligatures w14:val="none"/>
+        </w:rPr>
+        <w:t>&lt;</w:t>
+      </w:r>
+      <w:r>
+        <w:rPr>
+          <w:rFonts w:ascii="Consolas" w:eastAsia="Times New Roman" w:hAnsi="Consolas" w:cs="Times New Roman"/>
+          <w:color w:val="267F99"/>
+          <w:kern w:val="0"/>
+          <w:sz w:val="21"/>
+          <w:szCs w:val="21"/>
+          <w14:ligatures w14:val="none"/>
+        </w:rPr>
+        <w:t>Search</w:t>
+      </w:r>
+      <w:r>
+        <w:rPr>
+          <w:rFonts w:ascii="Consolas" w:eastAsia="Times New Roman" w:hAnsi="Consolas" w:cs="Times New Roman"/>
+          <w:color w:val="3B3B3B"/>
+          <w:kern w:val="0"/>
+          <w:sz w:val="21"/>
+          <w:szCs w:val="21"/>
+          <w14:ligatures w14:val="none"/>
+        </w:rPr>
+        <w:t xml:space="preserve"> </w:t>
+      </w:r>
+      <w:r>
+        <w:rPr>
+          <w:rFonts w:ascii="Consolas" w:eastAsia="Times New Roman" w:hAnsi="Consolas" w:cs="Times New Roman"/>
+          <w:color w:val="E50000"/>
+          <w:kern w:val="0"/>
+          <w:sz w:val="21"/>
+          <w:szCs w:val="21"/>
+          <w14:ligatures w14:val="none"/>
+        </w:rPr>
+        <w:t>placeholder</w:t>
+      </w:r>
+      <w:r>
+        <w:rPr>
+          <w:rFonts w:ascii="Consolas" w:eastAsia="Times New Roman" w:hAnsi="Consolas" w:cs="Times New Roman"/>
+          <w:color w:val="000000"/>
+          <w:kern w:val="0"/>
+          <w:sz w:val="21"/>
+          <w:szCs w:val="21"/>
+          <w14:ligatures w14:val="none"/>
+        </w:rPr>
+        <w:t>=</w:t>
+      </w:r>
+      <w:r>
+        <w:rPr>
+          <w:rFonts w:ascii="Consolas" w:eastAsia="Times New Roman" w:hAnsi="Consolas" w:cs="Times New Roman"/>
+          <w:color w:val="A31515"/>
+          <w:kern w:val="0"/>
+          <w:sz w:val="21"/>
+          <w:szCs w:val="21"/>
+          <w14:ligatures w14:val="none"/>
+        </w:rPr>
+        <w:t>"Search Invoices..."</w:t>
+      </w:r>
+      <w:r>
+        <w:rPr>
+          <w:rFonts w:ascii="Consolas" w:eastAsia="Times New Roman" w:hAnsi="Consolas" w:cs="Times New Roman"/>
+          <w:color w:val="3B3B3B"/>
+          <w:kern w:val="0"/>
+          <w:sz w:val="21"/>
+          <w:szCs w:val="21"/>
+          <w14:ligatures w14:val="none"/>
+        </w:rPr>
+        <w:t xml:space="preserve"> </w:t>
+      </w:r>
+      <w:r>
+        <w:rPr>
+          <w:rFonts w:ascii="Consolas" w:eastAsia="Times New Roman" w:hAnsi="Consolas" w:cs="Times New Roman"/>
+          <w:color w:val="800000"/>
+          <w:kern w:val="0"/>
+          <w:sz w:val="21"/>
+          <w:szCs w:val="21"/>
+          <w14:ligatures w14:val="none"/>
+        </w:rPr>
+        <w:t>/&gt;</w:t>
+      </w:r>
+    </w:p>
+    <w:p>
+      <w:pPr>
+        <w:shd w:val="clear" w:color="auto" w:fill="FFFFFF"/>
+        <w:spacing w:after="0" w:line="285" w:lineRule="atLeast"/>
+        <w:rPr>
+          <w:rFonts w:ascii="Consolas" w:eastAsia="Times New Roman" w:hAnsi="Consolas" w:cs="Times New Roman"/>
+          <w:color w:val="3B3B3B"/>
+          <w:kern w:val="0"/>
+          <w:sz w:val="21"/>
+          <w:szCs w:val="21"/>
+          <w14:ligatures w14:val="none"/>
+        </w:rPr>
+      </w:pPr>
+      <w:r>
+        <w:rPr>
+          <w:rFonts w:ascii="Consolas" w:eastAsia="Times New Roman" w:hAnsi="Consolas" w:cs="Times New Roman"/>
+          <w:color w:val="3B3B3B"/>
+          <w:kern w:val="0"/>
+          <w:sz w:val="21"/>
+          <w:szCs w:val="21"/>
+          <w14:ligatures w14:val="none"/>
+        </w:rPr>
+        <w:t xml:space="preserve">            </w:t>
+      </w:r>
+      <w:r>
+        <w:rPr>
+          <w:rFonts w:ascii="Consolas" w:eastAsia="Times New Roman" w:hAnsi="Consolas" w:cs="Times New Roman"/>
+          <w:color w:val="800000"/>
+          <w:kern w:val="0"/>
+          <w:sz w:val="21"/>
+          <w:szCs w:val="21"/>
+          <w14:ligatures w14:val="none"/>
+        </w:rPr>
+        <w:t>&lt;</w:t>
+      </w:r>
+      <w:r>
+        <w:rPr>
+          <w:rFonts w:ascii="Consolas" w:eastAsia="Times New Roman" w:hAnsi="Consolas" w:cs="Times New Roman"/>
+          <w:color w:val="267F99"/>
+          <w:kern w:val="0"/>
+          <w:sz w:val="21"/>
+          <w:szCs w:val="21"/>
+          <w14:ligatures w14:val="none"/>
+        </w:rPr>
+        <w:t>CreateInvoice</w:t>
+      </w:r>
+      <w:r>
+        <w:rPr>
+          <w:rFonts w:ascii="Consolas" w:eastAsia="Times New Roman" w:hAnsi="Consolas" w:cs="Times New Roman"/>
+          <w:color w:val="3B3B3B"/>
+          <w:kern w:val="0"/>
+          <w:sz w:val="21"/>
+          <w:szCs w:val="21"/>
+          <w14:ligatures w14:val="none"/>
+        </w:rPr>
+        <w:t xml:space="preserve"> </w:t>
+      </w:r>
+      <w:r>
+        <w:rPr>
+          <w:rFonts w:ascii="Consolas" w:eastAsia="Times New Roman" w:hAnsi="Consolas" w:cs="Times New Roman"/>
+          <w:color w:val="800000"/>
+          <w:kern w:val="0"/>
+          <w:sz w:val="21"/>
+          <w:szCs w:val="21"/>
+          <w14:ligatures w14:val="none"/>
+        </w:rPr>
+        <w:t>/&gt;</w:t>
+      </w:r>
+    </w:p>
+    <w:p>
+      <w:pPr>
+        <w:shd w:val="clear" w:color="auto" w:fill="FFFFFF"/>
+        <w:spacing w:after="0" w:line="285" w:lineRule="atLeast"/>
+        <w:rPr>
+          <w:rFonts w:ascii="Consolas" w:eastAsia="Times New Roman" w:hAnsi="Consolas" w:cs="Times New Roman"/>
+          <w:color w:val="3B3B3B"/>
+          <w:kern w:val="0"/>
+          <w:sz w:val="21"/>
+          <w:szCs w:val="21"/>
+          <w14:ligatures w14:val="none"/>
+        </w:rPr>
+      </w:pPr>
+      <w:r>
+        <w:rPr>
+          <w:rFonts w:ascii="Consolas" w:eastAsia="Times New Roman" w:hAnsi="Consolas" w:cs="Times New Roman"/>
+          <w:color w:val="3B3B3B"/>
+          <w:kern w:val="0"/>
+          <w:sz w:val="21"/>
+          <w:szCs w:val="21"/>
+          <w14:ligatures w14:val="none"/>
+        </w:rPr>
+        <w:t xml:space="preserve">        </w:t>
+      </w:r>
+      <w:r>
+        <w:rPr>
+          <w:rFonts w:ascii="Consolas" w:eastAsia="Times New Roman" w:hAnsi="Consolas" w:cs="Times New Roman"/>
+          <w:color w:val="800000"/>
+          <w:kern w:val="0"/>
+          <w:sz w:val="21"/>
+          <w:szCs w:val="21"/>
+          <w14:ligatures w14:val="none"/>
+        </w:rPr>
+        <w:t>&lt;/div&gt;</w:t>
+      </w:r>
+    </w:p>
+    <w:p>
+      <w:pPr>
+        <w:shd w:val="clear" w:color="auto" w:fill="FFFFFF"/>
+        <w:spacing w:after="0" w:line="285" w:lineRule="atLeast"/>
+        <w:rPr>
+          <w:rFonts w:ascii="Consolas" w:eastAsia="Times New Roman" w:hAnsi="Consolas" w:cs="Times New Roman"/>
+          <w:color w:val="3B3B3B"/>
+          <w:kern w:val="0"/>
+          <w:sz w:val="21"/>
+          <w:szCs w:val="21"/>
+          <w14:ligatures w14:val="none"/>
+        </w:rPr>
+      </w:pPr>
+    </w:p>
+    <w:p>
+      <w:pPr>
+        <w:shd w:val="clear" w:color="auto" w:fill="FFFFFF"/>
+        <w:spacing w:after="0" w:line="285" w:lineRule="atLeast"/>
+        <w:rPr>
+          <w:rFonts w:ascii="Consolas" w:eastAsia="Times New Roman" w:hAnsi="Consolas" w:cs="Times New Roman"/>
+          <w:color w:val="3B3B3B"/>
+          <w:kern w:val="0"/>
+          <w:sz w:val="21"/>
+          <w:szCs w:val="21"/>
+          <w14:ligatures w14:val="none"/>
+        </w:rPr>
+      </w:pPr>
+      <w:r>
+        <w:rPr>
+          <w:rFonts w:ascii="Consolas" w:eastAsia="Times New Roman" w:hAnsi="Consolas" w:cs="Times New Roman"/>
+          <w:color w:val="3B3B3B"/>
+          <w:kern w:val="0"/>
+          <w:sz w:val="21"/>
+          <w:szCs w:val="21"/>
+          <w14:ligatures w14:val="none"/>
+        </w:rPr>
+        <w:t xml:space="preserve">        </w:t>
+      </w:r>
+      <w:r>
+        <w:rPr>
+          <w:rFonts w:ascii="Consolas" w:eastAsia="Times New Roman" w:hAnsi="Consolas" w:cs="Times New Roman"/>
+          <w:color w:val="800000"/>
+          <w:kern w:val="0"/>
+          <w:sz w:val="21"/>
+          <w:szCs w:val="21"/>
+          <w14:ligatures w14:val="none"/>
+        </w:rPr>
+        <w:t>&lt;</w:t>
+      </w:r>
+      <w:r>
+        <w:rPr>
+          <w:rFonts w:ascii="Consolas" w:eastAsia="Times New Roman" w:hAnsi="Consolas" w:cs="Times New Roman"/>
+          <w:color w:val="267F99"/>
+          <w:kern w:val="0"/>
+          <w:sz w:val="21"/>
+          <w:szCs w:val="21"/>
+          <w14:ligatures w14:val="none"/>
+        </w:rPr>
+        <w:t>Suspense</w:t>
+      </w:r>
+      <w:r>
+        <w:rPr>
+          <w:rFonts w:ascii="Consolas" w:eastAsia="Times New Roman" w:hAnsi="Consolas" w:cs="Times New Roman"/>
+          <w:color w:val="3B3B3B"/>
+          <w:kern w:val="0"/>
+          <w:sz w:val="21"/>
+          <w:szCs w:val="21"/>
+          <w14:ligatures w14:val="none"/>
+        </w:rPr>
+        <w:t xml:space="preserve"> </w:t>
+      </w:r>
+      <w:r>
+        <w:rPr>
+          <w:rFonts w:ascii="Consolas" w:eastAsia="Times New Roman" w:hAnsi="Consolas" w:cs="Times New Roman"/>
+          <w:color w:val="E50000"/>
+          <w:kern w:val="0"/>
+          <w:sz w:val="21"/>
+          <w:szCs w:val="21"/>
+          <w14:ligatures w14:val="none"/>
+        </w:rPr>
+        <w:t>key</w:t>
+      </w:r>
+      <w:r>
+        <w:rPr>
+          <w:rFonts w:ascii="Consolas" w:eastAsia="Times New Roman" w:hAnsi="Consolas" w:cs="Times New Roman"/>
+          <w:color w:val="000000"/>
+          <w:kern w:val="0"/>
+          <w:sz w:val="21"/>
+          <w:szCs w:val="21"/>
+          <w14:ligatures w14:val="none"/>
+        </w:rPr>
+        <w:t>=</w:t>
+      </w:r>
+      <w:r>
+        <w:rPr>
+          <w:rFonts w:ascii="Consolas" w:eastAsia="Times New Roman" w:hAnsi="Consolas" w:cs="Times New Roman"/>
+          <w:color w:val="0000FF"/>
+          <w:kern w:val="0"/>
+          <w:sz w:val="21"/>
+          <w:szCs w:val="21"/>
+          <w14:ligatures w14:val="none"/>
+        </w:rPr>
+        <w:t>{</w:t>
+      </w:r>
+      <w:r>
+        <w:rPr>
+          <w:rFonts w:ascii="Consolas" w:eastAsia="Times New Roman" w:hAnsi="Consolas" w:cs="Times New Roman"/>
+          <w:color w:val="0070C1"/>
+          <w:kern w:val="0"/>
+          <w:sz w:val="21"/>
+          <w:szCs w:val="21"/>
+          <w14:ligatures w14:val="none"/>
+        </w:rPr>
+        <w:t>query</w:t>
+      </w:r>
+      <w:r>
+        <w:rPr>
+          <w:rFonts w:ascii="Consolas" w:eastAsia="Times New Roman" w:hAnsi="Consolas" w:cs="Times New Roman"/>
+          <w:color w:val="000000"/>
+          <w:kern w:val="0"/>
+          <w:sz w:val="21"/>
+          <w:szCs w:val="21"/>
+          <w14:ligatures w14:val="none"/>
+        </w:rPr>
+        <w:t xml:space="preserve"> + </w:t>
+      </w:r>
+      <w:r>
+        <w:rPr>
+          <w:rFonts w:ascii="Consolas" w:eastAsia="Times New Roman" w:hAnsi="Consolas" w:cs="Times New Roman"/>
+          <w:color w:val="0070C1"/>
+          <w:kern w:val="0"/>
+          <w:sz w:val="21"/>
+          <w:szCs w:val="21"/>
+          <w14:ligatures w14:val="none"/>
+        </w:rPr>
+        <w:t>currentPage</w:t>
+      </w:r>
+      <w:r>
+        <w:rPr>
+          <w:rFonts w:ascii="Consolas" w:eastAsia="Times New Roman" w:hAnsi="Consolas" w:cs="Times New Roman"/>
+          <w:color w:val="0000FF"/>
+          <w:kern w:val="0"/>
+          <w:sz w:val="21"/>
+          <w:szCs w:val="21"/>
+          <w14:ligatures w14:val="none"/>
+        </w:rPr>
+        <w:t>}</w:t>
+      </w:r>
+      <w:r>
+        <w:rPr>
+          <w:rFonts w:ascii="Consolas" w:eastAsia="Times New Roman" w:hAnsi="Consolas" w:cs="Times New Roman"/>
+          <w:color w:val="3B3B3B"/>
+          <w:kern w:val="0"/>
+          <w:sz w:val="21"/>
+          <w:szCs w:val="21"/>
+          <w14:ligatures w14:val="none"/>
+        </w:rPr>
+        <w:t xml:space="preserve"> </w:t>
+      </w:r>
+      <w:r>
+        <w:rPr>
+          <w:rFonts w:ascii="Consolas" w:eastAsia="Times New Roman" w:hAnsi="Consolas" w:cs="Times New Roman"/>
+          <w:color w:val="E50000"/>
+          <w:kern w:val="0"/>
+          <w:sz w:val="21"/>
+          <w:szCs w:val="21"/>
+          <w14:ligatures w14:val="none"/>
+        </w:rPr>
+        <w:t>fallback</w:t>
+      </w:r>
+      <w:r>
+        <w:rPr>
+          <w:rFonts w:ascii="Consolas" w:eastAsia="Times New Roman" w:hAnsi="Consolas" w:cs="Times New Roman"/>
+          <w:color w:val="000000"/>
+          <w:kern w:val="0"/>
+          <w:sz w:val="21"/>
+          <w:szCs w:val="21"/>
+          <w14:ligatures w14:val="none"/>
+        </w:rPr>
+        <w:t>=</w:t>
+      </w:r>
+      <w:r>
+        <w:rPr>
+          <w:rFonts w:ascii="Consolas" w:eastAsia="Times New Roman" w:hAnsi="Consolas" w:cs="Times New Roman"/>
+          <w:color w:val="0000FF"/>
+          <w:kern w:val="0"/>
+          <w:sz w:val="21"/>
+          <w:szCs w:val="21"/>
+          <w14:ligatures w14:val="none"/>
+        </w:rPr>
+        <w:t>{</w:t>
+      </w:r>
+      <w:r>
+        <w:rPr>
+          <w:rFonts w:ascii="Consolas" w:eastAsia="Times New Roman" w:hAnsi="Consolas" w:cs="Times New Roman"/>
+          <w:color w:val="800000"/>
+          <w:kern w:val="0"/>
+          <w:sz w:val="21"/>
+          <w:szCs w:val="21"/>
+          <w14:ligatures w14:val="none"/>
+        </w:rPr>
+        <w:t>&lt;</w:t>
+      </w:r>
+      <w:r>
+        <w:rPr>
+          <w:rFonts w:ascii="Consolas" w:eastAsia="Times New Roman" w:hAnsi="Consolas" w:cs="Times New Roman"/>
+          <w:color w:val="267F99"/>
+          <w:kern w:val="0"/>
+          <w:sz w:val="21"/>
+          <w:szCs w:val="21"/>
+          <w14:ligatures w14:val="none"/>
+        </w:rPr>
+        <w:t>InvoicesTableSkeleton</w:t>
+      </w:r>
+      <w:r>
+        <w:rPr>
+          <w:rFonts w:ascii="Consolas" w:eastAsia="Times New Roman" w:hAnsi="Consolas" w:cs="Times New Roman"/>
+          <w:color w:val="000000"/>
+          <w:kern w:val="0"/>
+          <w:sz w:val="21"/>
+          <w:szCs w:val="21"/>
+          <w14:ligatures w14:val="none"/>
+        </w:rPr>
+        <w:t xml:space="preserve"> </w:t>
+      </w:r>
+      <w:r>
+        <w:rPr>
+          <w:rFonts w:ascii="Consolas" w:eastAsia="Times New Roman" w:hAnsi="Consolas" w:cs="Times New Roman"/>
+          <w:color w:val="800000"/>
+          <w:kern w:val="0"/>
+          <w:sz w:val="21"/>
+          <w:szCs w:val="21"/>
+          <w14:ligatures w14:val="none"/>
+        </w:rPr>
+        <w:t>/&gt;</w:t>
+      </w:r>
+      <w:r>
+        <w:rPr>
+          <w:rFonts w:ascii="Consolas" w:eastAsia="Times New Roman" w:hAnsi="Consolas" w:cs="Times New Roman"/>
+          <w:color w:val="0000FF"/>
+          <w:kern w:val="0"/>
+          <w:sz w:val="21"/>
+          <w:szCs w:val="21"/>
+          <w14:ligatures w14:val="none"/>
+        </w:rPr>
+        <w:t>}</w:t>
+      </w:r>
+      <w:r>
+        <w:rPr>
+          <w:rFonts w:ascii="Consolas" w:eastAsia="Times New Roman" w:hAnsi="Consolas" w:cs="Times New Roman"/>
+          <w:color w:val="800000"/>
+          <w:kern w:val="0"/>
+          <w:sz w:val="21"/>
+          <w:szCs w:val="21"/>
+          <w14:ligatures w14:val="none"/>
+        </w:rPr>
+        <w:t>&gt;</w:t>
+      </w:r>
+    </w:p>
+    <w:p>
+      <w:pPr>
+        <w:shd w:val="clear" w:color="auto" w:fill="FFFFFF"/>
+        <w:spacing w:after="0" w:line="285" w:lineRule="atLeast"/>
+        <w:rPr>
+          <w:rFonts w:ascii="Consolas" w:eastAsia="Times New Roman" w:hAnsi="Consolas" w:cs="Times New Roman"/>
+          <w:color w:val="3B3B3B"/>
+          <w:kern w:val="0"/>
+          <w:sz w:val="21"/>
+          <w:szCs w:val="21"/>
+          <w14:ligatures w14:val="none"/>
+        </w:rPr>
+      </w:pPr>
+      <w:r>
+        <w:rPr>
+          <w:rFonts w:ascii="Consolas" w:eastAsia="Times New Roman" w:hAnsi="Consolas" w:cs="Times New Roman"/>
+          <w:color w:val="3B3B3B"/>
+          <w:kern w:val="0"/>
+          <w:sz w:val="21"/>
+          <w:szCs w:val="21"/>
+          <w14:ligatures w14:val="none"/>
+        </w:rPr>
+        <w:t xml:space="preserve">            </w:t>
+      </w:r>
+      <w:r>
+        <w:rPr>
+          <w:rFonts w:ascii="Consolas" w:eastAsia="Times New Roman" w:hAnsi="Consolas" w:cs="Times New Roman"/>
+          <w:color w:val="800000"/>
+          <w:kern w:val="0"/>
+          <w:sz w:val="21"/>
+          <w:szCs w:val="21"/>
+          <w14:ligatures w14:val="none"/>
+        </w:rPr>
+        <w:t>&lt;</w:t>
+      </w:r>
+      <w:r>
+        <w:rPr>
+          <w:rFonts w:ascii="Consolas" w:eastAsia="Times New Roman" w:hAnsi="Consolas" w:cs="Times New Roman"/>
+          <w:color w:val="267F99"/>
+          <w:kern w:val="0"/>
+          <w:sz w:val="21"/>
+          <w:szCs w:val="21"/>
+          <w14:ligatures w14:val="none"/>
+        </w:rPr>
+        <w:t>Table</w:t>
+      </w:r>
+      <w:r>
+        <w:rPr>
+          <w:rFonts w:ascii="Consolas" w:eastAsia="Times New Roman" w:hAnsi="Consolas" w:cs="Times New Roman"/>
+          <w:color w:val="3B3B3B"/>
+          <w:kern w:val="0"/>
+          <w:sz w:val="21"/>
+          <w:szCs w:val="21"/>
+          <w14:ligatures w14:val="none"/>
+        </w:rPr>
+        <w:t xml:space="preserve"> </w:t>
+      </w:r>
+      <w:r>
+        <w:rPr>
+          <w:rFonts w:ascii="Consolas" w:eastAsia="Times New Roman" w:hAnsi="Consolas" w:cs="Times New Roman"/>
+          <w:color w:val="E50000"/>
+          <w:kern w:val="0"/>
+          <w:sz w:val="21"/>
+          <w:szCs w:val="21"/>
+          <w14:ligatures w14:val="none"/>
+        </w:rPr>
+        <w:t>query</w:t>
+      </w:r>
+      <w:r>
+        <w:rPr>
+          <w:rFonts w:ascii="Consolas" w:eastAsia="Times New Roman" w:hAnsi="Consolas" w:cs="Times New Roman"/>
+          <w:color w:val="000000"/>
+          <w:kern w:val="0"/>
+          <w:sz w:val="21"/>
+          <w:szCs w:val="21"/>
+          <w14:ligatures w14:val="none"/>
+        </w:rPr>
+        <w:t>=</w:t>
+      </w:r>
+      <w:r>
+        <w:rPr>
+          <w:rFonts w:ascii="Consolas" w:eastAsia="Times New Roman" w:hAnsi="Consolas" w:cs="Times New Roman"/>
+          <w:color w:val="0000FF"/>
+          <w:kern w:val="0"/>
+          <w:sz w:val="21"/>
+          <w:szCs w:val="21"/>
+          <w14:ligatures w14:val="none"/>
+        </w:rPr>
+        <w:t>{</w:t>
+      </w:r>
+      <w:r>
+        <w:rPr>
+          <w:rFonts w:ascii="Consolas" w:eastAsia="Times New Roman" w:hAnsi="Consolas" w:cs="Times New Roman"/>
+          <w:color w:val="0070C1"/>
+          <w:kern w:val="0"/>
+          <w:sz w:val="21"/>
+          <w:szCs w:val="21"/>
+          <w14:ligatures w14:val="none"/>
+        </w:rPr>
+        <w:t>query</w:t>
+      </w:r>
+      <w:r>
+        <w:rPr>
+          <w:rFonts w:ascii="Consolas" w:eastAsia="Times New Roman" w:hAnsi="Consolas" w:cs="Times New Roman"/>
+          <w:color w:val="0000FF"/>
+          <w:kern w:val="0"/>
+          <w:sz w:val="21"/>
+          <w:szCs w:val="21"/>
+          <w14:ligatures w14:val="none"/>
+        </w:rPr>
+        <w:t>}</w:t>
+      </w:r>
+      <w:r>
+        <w:rPr>
+          <w:rFonts w:ascii="Consolas" w:eastAsia="Times New Roman" w:hAnsi="Consolas" w:cs="Times New Roman"/>
+          <w:color w:val="3B3B3B"/>
+          <w:kern w:val="0"/>
+          <w:sz w:val="21"/>
+          <w:szCs w:val="21"/>
+          <w14:ligatures w14:val="none"/>
+        </w:rPr>
+        <w:t xml:space="preserve"> </w:t>
+      </w:r>
+      <w:r>
+        <w:rPr>
+          <w:rFonts w:ascii="Consolas" w:eastAsia="Times New Roman" w:hAnsi="Consolas" w:cs="Times New Roman"/>
+          <w:color w:val="E50000"/>
+          <w:kern w:val="0"/>
+          <w:sz w:val="21"/>
+          <w:szCs w:val="21"/>
+          <w14:ligatures w14:val="none"/>
+        </w:rPr>
+        <w:t>currentPage</w:t>
+      </w:r>
+      <w:r>
+        <w:rPr>
+          <w:rFonts w:ascii="Consolas" w:eastAsia="Times New Roman" w:hAnsi="Consolas" w:cs="Times New Roman"/>
+          <w:color w:val="000000"/>
+          <w:kern w:val="0"/>
+          <w:sz w:val="21"/>
+          <w:szCs w:val="21"/>
+          <w14:ligatures w14:val="none"/>
+        </w:rPr>
+        <w:t>=</w:t>
+      </w:r>
+      <w:r>
+        <w:rPr>
+          <w:rFonts w:ascii="Consolas" w:eastAsia="Times New Roman" w:hAnsi="Consolas" w:cs="Times New Roman"/>
+          <w:color w:val="0000FF"/>
+          <w:kern w:val="0"/>
+          <w:sz w:val="21"/>
+          <w:szCs w:val="21"/>
+          <w14:ligatures w14:val="none"/>
+        </w:rPr>
+        <w:t>{</w:t>
+      </w:r>
+      <w:r>
+        <w:rPr>
+          <w:rFonts w:ascii="Consolas" w:eastAsia="Times New Roman" w:hAnsi="Consolas" w:cs="Times New Roman"/>
+          <w:color w:val="0070C1"/>
+          <w:kern w:val="0"/>
+          <w:sz w:val="21"/>
+          <w:szCs w:val="21"/>
+          <w14:ligatures w14:val="none"/>
+        </w:rPr>
+        <w:t>currentPage</w:t>
+      </w:r>
+      <w:r>
+        <w:rPr>
+          <w:rFonts w:ascii="Consolas" w:eastAsia="Times New Roman" w:hAnsi="Consolas" w:cs="Times New Roman"/>
+          <w:color w:val="0000FF"/>
+          <w:kern w:val="0"/>
+          <w:sz w:val="21"/>
+          <w:szCs w:val="21"/>
+          <w14:ligatures w14:val="none"/>
+        </w:rPr>
+        <w:t>}</w:t>
+      </w:r>
+      <w:r>
+        <w:rPr>
+          <w:rFonts w:ascii="Consolas" w:eastAsia="Times New Roman" w:hAnsi="Consolas" w:cs="Times New Roman"/>
+          <w:color w:val="3B3B3B"/>
+          <w:kern w:val="0"/>
+          <w:sz w:val="21"/>
+          <w:szCs w:val="21"/>
+          <w14:ligatures w14:val="none"/>
+        </w:rPr>
+        <w:t xml:space="preserve"> </w:t>
+      </w:r>
+      <w:r>
+        <w:rPr>
+          <w:rFonts w:ascii="Consolas" w:eastAsia="Times New Roman" w:hAnsi="Consolas" w:cs="Times New Roman"/>
+          <w:color w:val="800000"/>
+          <w:kern w:val="0"/>
+          <w:sz w:val="21"/>
+          <w:szCs w:val="21"/>
+          <w14:ligatures w14:val="none"/>
+        </w:rPr>
+        <w:t>/&gt;</w:t>
+      </w:r>
+    </w:p>
+    <w:p>
+      <w:pPr>
+        <w:shd w:val="clear" w:color="auto" w:fill="FFFFFF"/>
+        <w:spacing w:after="0" w:line="285" w:lineRule="atLeast"/>
+        <w:rPr>
+          <w:rFonts w:ascii="Consolas" w:eastAsia="Times New Roman" w:hAnsi="Consolas" w:cs="Times New Roman"/>
+          <w:color w:val="3B3B3B"/>
+          <w:kern w:val="0"/>
+          <w:sz w:val="21"/>
+          <w:szCs w:val="21"/>
+          <w14:ligatures w14:val="none"/>
+        </w:rPr>
+      </w:pPr>
+      <w:r>
+        <w:rPr>
+          <w:rFonts w:ascii="Consolas" w:eastAsia="Times New Roman" w:hAnsi="Consolas" w:cs="Times New Roman"/>
+          <w:color w:val="3B3B3B"/>
+          <w:kern w:val="0"/>
+          <w:sz w:val="21"/>
+          <w:szCs w:val="21"/>
+          <w14:ligatures w14:val="none"/>
+        </w:rPr>
+        <w:t xml:space="preserve">        </w:t>
+      </w:r>
+      <w:r>
+        <w:rPr>
+          <w:rFonts w:ascii="Consolas" w:eastAsia="Times New Roman" w:hAnsi="Consolas" w:cs="Times New Roman"/>
+          <w:color w:val="800000"/>
+          <w:kern w:val="0"/>
+          <w:sz w:val="21"/>
+          <w:szCs w:val="21"/>
+          <w14:ligatures w14:val="none"/>
+        </w:rPr>
+        <w:t>&lt;/</w:t>
+      </w:r>
+      <w:r>
+        <w:rPr>
+          <w:rFonts w:ascii="Consolas" w:eastAsia="Times New Roman" w:hAnsi="Consolas" w:cs="Times New Roman"/>
+          <w:color w:val="267F99"/>
+          <w:kern w:val="0"/>
+          <w:sz w:val="21"/>
+          <w:szCs w:val="21"/>
+          <w14:ligatures w14:val="none"/>
+        </w:rPr>
+        <w:t>Suspense</w:t>
+      </w:r>
+      <w:r>
+        <w:rPr>
+          <w:rFonts w:ascii="Consolas" w:eastAsia="Times New Roman" w:hAnsi="Consolas" w:cs="Times New Roman"/>
+          <w:color w:val="800000"/>
+          <w:kern w:val="0"/>
+          <w:sz w:val="21"/>
+          <w:szCs w:val="21"/>
+          <w14:ligatures w14:val="none"/>
+        </w:rPr>
+        <w:t>&gt;</w:t>
+      </w:r>
+      <w:r>
+        <w:rPr>
+          <w:rFonts w:ascii="Consolas" w:eastAsia="Times New Roman" w:hAnsi="Consolas" w:cs="Times New Roman"/>
+          <w:color w:val="3B3B3B"/>
+          <w:kern w:val="0"/>
+          <w:sz w:val="21"/>
+          <w:szCs w:val="21"/>
+          <w14:ligatures w14:val="none"/>
+        </w:rPr>
+        <w:t xml:space="preserve"> </w:t>
+      </w:r>
+    </w:p>
+    <w:p>
+      <w:pPr>
+        <w:shd w:val="clear" w:color="auto" w:fill="FFFFFF"/>
+        <w:spacing w:after="0" w:line="285" w:lineRule="atLeast"/>
+        <w:rPr>
+          <w:rFonts w:ascii="Consolas" w:eastAsia="Times New Roman" w:hAnsi="Consolas" w:cs="Times New Roman"/>
+          <w:color w:val="3B3B3B"/>
+          <w:kern w:val="0"/>
+          <w:sz w:val="21"/>
+          <w:szCs w:val="21"/>
+          <w14:ligatures w14:val="none"/>
+        </w:rPr>
+      </w:pPr>
+      <w:r>
+        <w:rPr>
+          <w:rFonts w:ascii="Consolas" w:eastAsia="Times New Roman" w:hAnsi="Consolas" w:cs="Times New Roman"/>
+          <w:color w:val="3B3B3B"/>
+          <w:kern w:val="0"/>
+          <w:sz w:val="21"/>
+          <w:szCs w:val="21"/>
+          <w14:ligatures w14:val="none"/>
+        </w:rPr>
+        <w:t xml:space="preserve">        </w:t>
+      </w:r>
+    </w:p>
+    <w:p>
+      <w:pPr>
+        <w:shd w:val="clear" w:color="auto" w:fill="FFFFFF"/>
+        <w:spacing w:after="0" w:line="285" w:lineRule="atLeast"/>
+        <w:rPr>
+          <w:rFonts w:ascii="Consolas" w:eastAsia="Times New Roman" w:hAnsi="Consolas" w:cs="Times New Roman"/>
+          <w:color w:val="3B3B3B"/>
+          <w:kern w:val="0"/>
+          <w:sz w:val="21"/>
+          <w:szCs w:val="21"/>
+          <w14:ligatures w14:val="none"/>
+        </w:rPr>
+      </w:pPr>
+      <w:r>
+        <w:rPr>
+          <w:rFonts w:ascii="Consolas" w:eastAsia="Times New Roman" w:hAnsi="Consolas" w:cs="Times New Roman"/>
+          <w:color w:val="3B3B3B"/>
+          <w:kern w:val="0"/>
+          <w:sz w:val="21"/>
+          <w:szCs w:val="21"/>
+          <w14:ligatures w14:val="none"/>
+        </w:rPr>
+        <w:t xml:space="preserve">        </w:t>
+      </w:r>
+      <w:r>
+        <w:rPr>
+          <w:rFonts w:ascii="Consolas" w:eastAsia="Times New Roman" w:hAnsi="Consolas" w:cs="Times New Roman"/>
+          <w:color w:val="800000"/>
+          <w:kern w:val="0"/>
+          <w:sz w:val="21"/>
+          <w:szCs w:val="21"/>
+          <w14:ligatures w14:val="none"/>
+        </w:rPr>
+        <w:t>&lt;div</w:t>
+      </w:r>
+      <w:r>
+        <w:rPr>
+          <w:rFonts w:ascii="Consolas" w:eastAsia="Times New Roman" w:hAnsi="Consolas" w:cs="Times New Roman"/>
+          <w:color w:val="3B3B3B"/>
+          <w:kern w:val="0"/>
+          <w:sz w:val="21"/>
+          <w:szCs w:val="21"/>
+          <w14:ligatures w14:val="none"/>
+        </w:rPr>
+        <w:t xml:space="preserve"> </w:t>
+      </w:r>
+      <w:r>
+        <w:rPr>
+          <w:rFonts w:ascii="Consolas" w:eastAsia="Times New Roman" w:hAnsi="Consolas" w:cs="Times New Roman"/>
+          <w:color w:val="E50000"/>
+          <w:kern w:val="0"/>
+          <w:sz w:val="21"/>
+          <w:szCs w:val="21"/>
+          <w14:ligatures w14:val="none"/>
+        </w:rPr>
+        <w:t>className</w:t>
+      </w:r>
+      <w:r>
+        <w:rPr>
+          <w:rFonts w:ascii="Consolas" w:eastAsia="Times New Roman" w:hAnsi="Consolas" w:cs="Times New Roman"/>
+          <w:color w:val="000000"/>
+          <w:kern w:val="0"/>
+          <w:sz w:val="21"/>
+          <w:szCs w:val="21"/>
+          <w14:ligatures w14:val="none"/>
+        </w:rPr>
+        <w:t>=</w:t>
+      </w:r>
+      <w:r>
+        <w:rPr>
+          <w:rFonts w:ascii="Consolas" w:eastAsia="Times New Roman" w:hAnsi="Consolas" w:cs="Times New Roman"/>
+          <w:color w:val="A31515"/>
+          <w:kern w:val="0"/>
+          <w:sz w:val="21"/>
+          <w:szCs w:val="21"/>
+          <w14:ligatures w14:val="none"/>
+        </w:rPr>
+        <w:t>"mt-5 flex w-full justify-center"</w:t>
+      </w:r>
+      <w:r>
+        <w:rPr>
+          <w:rFonts w:ascii="Consolas" w:eastAsia="Times New Roman" w:hAnsi="Consolas" w:cs="Times New Roman"/>
+          <w:color w:val="800000"/>
+          <w:kern w:val="0"/>
+          <w:sz w:val="21"/>
+          <w:szCs w:val="21"/>
+          <w14:ligatures w14:val="none"/>
+        </w:rPr>
+        <w:t>&gt;</w:t>
+      </w:r>
+    </w:p>
+    <w:p>
+      <w:pPr>
+        <w:shd w:val="clear" w:color="auto" w:fill="FFFFFF"/>
+        <w:spacing w:after="0" w:line="285" w:lineRule="atLeast"/>
+        <w:rPr>
+          <w:rFonts w:ascii="Consolas" w:eastAsia="Times New Roman" w:hAnsi="Consolas" w:cs="Times New Roman"/>
+          <w:color w:val="3B3B3B"/>
+          <w:kern w:val="0"/>
+          <w:sz w:val="21"/>
+          <w:szCs w:val="21"/>
+          <w14:ligatures w14:val="none"/>
+        </w:rPr>
+      </w:pPr>
+      <w:r>
+        <w:rPr>
+          <w:rFonts w:ascii="Consolas" w:eastAsia="Times New Roman" w:hAnsi="Consolas" w:cs="Times New Roman"/>
+          <w:color w:val="3B3B3B"/>
+          <w:kern w:val="0"/>
+          <w:sz w:val="21"/>
+          <w:szCs w:val="21"/>
+          <w14:ligatures w14:val="none"/>
+        </w:rPr>
+        <w:t xml:space="preserve">            </w:t>
+      </w:r>
+      <w:r>
+        <w:rPr>
+          <w:rFonts w:ascii="Consolas" w:eastAsia="Times New Roman" w:hAnsi="Consolas" w:cs="Times New Roman"/>
+          <w:color w:val="0000FF"/>
+          <w:kern w:val="0"/>
+          <w:sz w:val="21"/>
+          <w:szCs w:val="21"/>
+          <w14:ligatures w14:val="none"/>
+        </w:rPr>
+        <w:t>{</w:t>
+      </w:r>
+      <w:r>
+        <w:rPr>
+          <w:rFonts w:ascii="Consolas" w:eastAsia="Times New Roman" w:hAnsi="Consolas" w:cs="Times New Roman"/>
+          <w:color w:val="008000"/>
+          <w:kern w:val="0"/>
+          <w:sz w:val="21"/>
+          <w:szCs w:val="21"/>
+          <w14:ligatures w14:val="none"/>
+        </w:rPr>
+        <w:t>/* &lt;Pagination totalPages={totalPages} /&gt; */</w:t>
+      </w:r>
+      <w:r>
+        <w:rPr>
+          <w:rFonts w:ascii="Consolas" w:eastAsia="Times New Roman" w:hAnsi="Consolas" w:cs="Times New Roman"/>
+          <w:color w:val="0000FF"/>
+          <w:kern w:val="0"/>
+          <w:sz w:val="21"/>
+          <w:szCs w:val="21"/>
+          <w14:ligatures w14:val="none"/>
+        </w:rPr>
+        <w:t>}</w:t>
+      </w:r>
+    </w:p>
+    <w:p>
+      <w:pPr>
+        <w:shd w:val="clear" w:color="auto" w:fill="FFFFFF"/>
+        <w:spacing w:after="0" w:line="285" w:lineRule="atLeast"/>
+        <w:rPr>
+          <w:rFonts w:ascii="Consolas" w:eastAsia="Times New Roman" w:hAnsi="Consolas" w:cs="Times New Roman"/>
+          <w:color w:val="3B3B3B"/>
+          <w:kern w:val="0"/>
+          <w:sz w:val="21"/>
+          <w:szCs w:val="21"/>
+          <w14:ligatures w14:val="none"/>
+        </w:rPr>
+      </w:pPr>
+      <w:r>
+        <w:rPr>
+          <w:rFonts w:ascii="Consolas" w:eastAsia="Times New Roman" w:hAnsi="Consolas" w:cs="Times New Roman"/>
+          <w:color w:val="3B3B3B"/>
+          <w:kern w:val="0"/>
+          <w:sz w:val="21"/>
+          <w:szCs w:val="21"/>
+          <w14:ligatures w14:val="none"/>
+        </w:rPr>
+        <w:t xml:space="preserve">        </w:t>
+      </w:r>
+      <w:r>
+        <w:rPr>
+          <w:rFonts w:ascii="Consolas" w:eastAsia="Times New Roman" w:hAnsi="Consolas" w:cs="Times New Roman"/>
+          <w:color w:val="800000"/>
+          <w:kern w:val="0"/>
+          <w:sz w:val="21"/>
+          <w:szCs w:val="21"/>
+          <w14:ligatures w14:val="none"/>
+        </w:rPr>
+        <w:t>&lt;/div&gt;</w:t>
+      </w:r>
+    </w:p>
+    <w:p>
+      <w:pPr>
+        <w:shd w:val="clear" w:color="auto" w:fill="FFFFFF"/>
+        <w:spacing w:after="0" w:line="285" w:lineRule="atLeast"/>
+        <w:rPr>
+          <w:rFonts w:ascii="Consolas" w:eastAsia="Times New Roman" w:hAnsi="Consolas" w:cs="Times New Roman"/>
+          <w:color w:val="3B3B3B"/>
+          <w:kern w:val="0"/>
+          <w:sz w:val="21"/>
+          <w:szCs w:val="21"/>
+          <w14:ligatures w14:val="none"/>
+        </w:rPr>
+      </w:pPr>
+      <w:r>
+        <w:rPr>
+          <w:rFonts w:ascii="Consolas" w:eastAsia="Times New Roman" w:hAnsi="Consolas" w:cs="Times New Roman"/>
+          <w:color w:val="3B3B3B"/>
+          <w:kern w:val="0"/>
+          <w:sz w:val="21"/>
+          <w:szCs w:val="21"/>
+          <w14:ligatures w14:val="none"/>
+        </w:rPr>
+        <w:t xml:space="preserve">    </w:t>
+      </w:r>
+      <w:r>
+        <w:rPr>
+          <w:rFonts w:ascii="Consolas" w:eastAsia="Times New Roman" w:hAnsi="Consolas" w:cs="Times New Roman"/>
+          <w:color w:val="800000"/>
+          <w:kern w:val="0"/>
+          <w:sz w:val="21"/>
+          <w:szCs w:val="21"/>
+          <w14:ligatures w14:val="none"/>
+        </w:rPr>
+        <w:t>&lt;/div&gt;</w:t>
+      </w:r>
+    </w:p>
+    <w:p>
+      <w:pPr>
+        <w:shd w:val="clear" w:color="auto" w:fill="FFFFFF"/>
+        <w:spacing w:after="0" w:line="285" w:lineRule="atLeast"/>
+        <w:rPr>
+          <w:rFonts w:ascii="Consolas" w:eastAsia="Times New Roman" w:hAnsi="Consolas" w:cs="Times New Roman"/>
+          <w:color w:val="3B3B3B"/>
+          <w:kern w:val="0"/>
+          <w:sz w:val="21"/>
+          <w:szCs w:val="21"/>
+          <w14:ligatures w14:val="none"/>
+        </w:rPr>
+      </w:pPr>
+      <w:r>
+        <w:rPr>
+          <w:rFonts w:ascii="Consolas" w:eastAsia="Times New Roman" w:hAnsi="Consolas" w:cs="Times New Roman"/>
+          <w:color w:val="3B3B3B"/>
+          <w:kern w:val="0"/>
+          <w:sz w:val="21"/>
+          <w:szCs w:val="21"/>
+          <w14:ligatures w14:val="none"/>
+        </w:rPr>
+        <w:t>}</w:t>
+      </w:r>
+    </w:p>
+    <w:p>
+      <w:pPr>
+        <w:ind w:left="720" w:firstLine="720"/>
+        <w:rPr>
+          <w:rFonts w:ascii="Sakkal Majalla" w:hAnsi="Sakkal Majalla" w:cs="Sakkal Majalla"/>
+          <w:sz w:val="28"/>
+          <w:szCs w:val="28"/>
+        </w:rPr>
+      </w:pPr>
+      <w:r>
+        <w:rPr>
+          <w:rFonts w:ascii="Sakkal Majalla" w:hAnsi="Sakkal Majalla" w:cs="Sakkal Majalla"/>
+          <w:sz w:val="28"/>
+          <w:szCs w:val="28"/>
+        </w:rPr>
+        <w:t>==================================================</w:t>
+      </w:r>
+    </w:p>
+    <w:p>
+      <w:pPr>
+        <w:rPr>
+          <w:rFonts w:ascii="Sakkal Majalla" w:hAnsi="Sakkal Majalla" w:cs="Sakkal Majalla"/>
+          <w:sz w:val="28"/>
+          <w:szCs w:val="28"/>
+        </w:rPr>
+      </w:pPr>
+      <w:r>
+        <w:rPr>
+          <w:rFonts w:ascii="Sakkal Majalla" w:hAnsi="Sakkal Majalla" w:cs="Sakkal Majalla"/>
+          <w:sz w:val="28"/>
+          <w:szCs w:val="28"/>
+        </w:rPr>
+        <w:lastRenderedPageBreak/>
+        <w:drawing>
+          <wp:inline distT="0" distB="0" distL="0" distR="0" wp14:anchorId="32FDBA49" wp14:editId="2CEB6FC4">
+            <wp:extent cx="6671945" cy="1859280"/>
+            <wp:effectExtent l="0" t="0" r="0" b="7620"/>
+            <wp:docPr id="1930039217" name="Picture 1"/>
+            <wp:cNvGraphicFramePr>
+              <a:graphicFrameLocks xmlns:a="http://schemas.openxmlformats.org/drawingml/2006/main" noChangeAspect="1"/>
+            </wp:cNvGraphicFramePr>
+            <a:graphic xmlns:a="http://schemas.openxmlformats.org/drawingml/2006/main">
+              <a:graphicData uri="http://schemas.openxmlformats.org/drawingml/2006/picture">
+                <pic:pic xmlns:pic="http://schemas.openxmlformats.org/drawingml/2006/picture">
+                  <pic:nvPicPr>
+                    <pic:cNvPr id="1930039217" name=""/>
+                    <pic:cNvPicPr/>
+                  </pic:nvPicPr>
+                  <pic:blipFill>
+                    <a:blip r:embed="rId14"/>
+                    <a:stretch>
+                      <a:fillRect/>
+                    </a:stretch>
+                  </pic:blipFill>
+                  <pic:spPr>
+                    <a:xfrm>
+                      <a:off x="0" y="0"/>
+                      <a:ext cx="6679464" cy="1861375"/>
+                    </a:xfrm>
+                    <a:prstGeom prst="rect">
+                      <a:avLst/>
+                    </a:prstGeom>
+                  </pic:spPr>
+                </pic:pic>
+              </a:graphicData>
+            </a:graphic>
+          </wp:inline>
+        </w:drawing>
+      </w:r>
+    </w:p>
+    <w:p>
+      <w:pPr>
+        <w:ind w:left="720" w:firstLine="720"/>
+        <w:rPr>
+          <w:rFonts w:ascii="Sakkal Majalla" w:hAnsi="Sakkal Majalla" w:cs="Sakkal Majalla"/>
+          <w:sz w:val="28"/>
+          <w:szCs w:val="28"/>
+        </w:rPr>
+      </w:pPr>
+      <w:r>
+        <w:rPr>
+          <w:rFonts w:ascii="Sakkal Majalla" w:hAnsi="Sakkal Majalla" w:cs="Sakkal Majalla"/>
+          <w:sz w:val="28"/>
+          <w:szCs w:val="28"/>
+        </w:rPr>
+        <w:t>==================================================</w:t>
+      </w:r>
+    </w:p>
+    <w:p>
+      <w:pPr>
+        <w:rPr>
+          <w:rFonts w:ascii="Sakkal Majalla" w:hAnsi="Sakkal Majalla" w:cs="Sakkal Majalla"/>
+          <w:sz w:val="28"/>
+          <w:szCs w:val="28"/>
+        </w:rPr>
+      </w:pPr>
     </w:p>
     <w:p>
       <w:pPr>
@@ -2022,7 +6330,6 @@
   <w:style w:type="character" w:default="1" w:styleId="DefaultParagraphFont">
     <w:name w:val="Default Paragraph Font"/>
     <w:uiPriority w:val="1"/>
-    <w:semiHidden/>
     <w:unhideWhenUsed/>
   </w:style>
   <w:style w:type="table" w:default="1" w:styleId="TableNormal">

--- a/NextJS/NextJS-Notes-02.docx
+++ b/NextJS/NextJS-Notes-02.docx
@@ -760,6 +760,7 @@
         </w:rPr>
         <w:t xml:space="preserve"> </w:t>
       </w:r>
+      <w:proofErr w:type="gramStart"/>
       <w:r>
         <w:rPr>
           <w:rFonts w:ascii="Consolas" w:eastAsia="Times New Roman" w:hAnsi="Consolas" w:cs="Times New Roman"/>
@@ -780,7 +781,19 @@
           <w:szCs w:val="21"/>
           <w14:ligatures w14:val="none"/>
         </w:rPr>
-        <w:t>() {</w:t>
+        <w:t>(</w:t>
+      </w:r>
+      <w:proofErr w:type="gramEnd"/>
+      <w:r>
+        <w:rPr>
+          <w:rFonts w:ascii="Consolas" w:eastAsia="Times New Roman" w:hAnsi="Consolas" w:cs="Times New Roman"/>
+          <w:color w:val="3B3B3B"/>
+          <w:kern w:val="0"/>
+          <w:sz w:val="21"/>
+          <w:szCs w:val="21"/>
+          <w14:ligatures w14:val="none"/>
+        </w:rPr>
+        <w:t>) {</w:t>
       </w:r>
     </w:p>
     <w:p>
@@ -1284,6 +1297,7 @@
         </w:rPr>
         <w:t xml:space="preserve">URLSearchParams is a Web API that provides utility methods for manipulating the URL query parameters. Instead of creating a complex string literal, you can use it to get the params string </w:t>
       </w:r>
+      <w:proofErr w:type="gramStart"/>
       <w:r>
         <w:rPr>
           <w:rFonts w:ascii="Sakkal Majalla" w:hAnsi="Sakkal Majalla" w:cs="Sakkal Majalla"/>
@@ -1308,6 +1322,7 @@
         </w:rPr>
         <w:t>?page</w:t>
       </w:r>
+      <w:proofErr w:type="gramEnd"/>
       <w:r>
         <w:rPr>
           <w:rFonts w:ascii="Sakkal Majalla" w:hAnsi="Sakkal Majalla" w:cs="Sakkal Majalla"/>
@@ -1417,7 +1432,19 @@
           <w:szCs w:val="21"/>
           <w14:ligatures w14:val="none"/>
         </w:rPr>
-        <w:t xml:space="preserve"> { </w:t>
+        <w:t xml:space="preserve"> </w:t>
+      </w:r>
+      <w:proofErr w:type="gramStart"/>
+      <w:r>
+        <w:rPr>
+          <w:rFonts w:ascii="Consolas" w:eastAsia="Times New Roman" w:hAnsi="Consolas" w:cs="Times New Roman"/>
+          <w:color w:val="3B3B3B"/>
+          <w:kern w:val="0"/>
+          <w:sz w:val="21"/>
+          <w:szCs w:val="21"/>
+          <w14:ligatures w14:val="none"/>
+        </w:rPr>
+        <w:t xml:space="preserve">{ </w:t>
       </w:r>
       <w:r>
         <w:rPr>
@@ -1430,6 +1457,7 @@
         </w:rPr>
         <w:t>usePathname</w:t>
       </w:r>
+      <w:proofErr w:type="gramEnd"/>
       <w:r>
         <w:rPr>
           <w:rFonts w:ascii="Consolas" w:eastAsia="Times New Roman" w:hAnsi="Consolas" w:cs="Times New Roman"/>
@@ -1463,6 +1491,7 @@
         </w:rPr>
         <w:t xml:space="preserve">, </w:t>
       </w:r>
+      <w:proofErr w:type="gramStart"/>
       <w:r>
         <w:rPr>
           <w:rFonts w:ascii="Consolas" w:eastAsia="Times New Roman" w:hAnsi="Consolas" w:cs="Times New Roman"/>
@@ -1483,7 +1512,19 @@
           <w:szCs w:val="21"/>
           <w14:ligatures w14:val="none"/>
         </w:rPr>
-        <w:t xml:space="preserve"> } </w:t>
+        <w:t xml:space="preserve"> }</w:t>
+      </w:r>
+      <w:proofErr w:type="gramEnd"/>
+      <w:r>
+        <w:rPr>
+          <w:rFonts w:ascii="Consolas" w:eastAsia="Times New Roman" w:hAnsi="Consolas" w:cs="Times New Roman"/>
+          <w:color w:val="3B3B3B"/>
+          <w:kern w:val="0"/>
+          <w:sz w:val="21"/>
+          <w:szCs w:val="21"/>
+          <w14:ligatures w14:val="none"/>
+        </w:rPr>
+        <w:t xml:space="preserve"> </w:t>
       </w:r>
       <w:r>
         <w:rPr>
@@ -1620,6 +1661,7 @@
         </w:rPr>
         <w:t xml:space="preserve"> </w:t>
       </w:r>
+      <w:proofErr w:type="gramStart"/>
       <w:r>
         <w:rPr>
           <w:rFonts w:ascii="Consolas" w:eastAsia="Times New Roman" w:hAnsi="Consolas" w:cs="Times New Roman"/>
@@ -1640,7 +1682,19 @@
           <w:szCs w:val="21"/>
           <w14:ligatures w14:val="none"/>
         </w:rPr>
-        <w:t>()</w:t>
+        <w:t>(</w:t>
+      </w:r>
+      <w:proofErr w:type="gramEnd"/>
+      <w:r>
+        <w:rPr>
+          <w:rFonts w:ascii="Consolas" w:eastAsia="Times New Roman" w:hAnsi="Consolas" w:cs="Times New Roman"/>
+          <w:color w:val="3B3B3B"/>
+          <w:kern w:val="0"/>
+          <w:sz w:val="21"/>
+          <w:szCs w:val="21"/>
+          <w14:ligatures w14:val="none"/>
+        </w:rPr>
+        <w:t>)</w:t>
       </w:r>
     </w:p>
     <w:p>
@@ -1689,6 +1743,7 @@
         </w:rPr>
         <w:t xml:space="preserve"> </w:t>
       </w:r>
+      <w:proofErr w:type="gramStart"/>
       <w:r>
         <w:rPr>
           <w:rFonts w:ascii="Consolas" w:eastAsia="Times New Roman" w:hAnsi="Consolas" w:cs="Times New Roman"/>
@@ -1711,6 +1766,7 @@
         </w:rPr>
         <w:t>(</w:t>
       </w:r>
+      <w:proofErr w:type="gramEnd"/>
       <w:r>
         <w:rPr>
           <w:rFonts w:ascii="Consolas" w:eastAsia="Times New Roman" w:hAnsi="Consolas" w:cs="Times New Roman"/>
@@ -2014,6 +2070,7 @@
         </w:rPr>
         <w:t xml:space="preserve"> </w:t>
       </w:r>
+      <w:proofErr w:type="gramStart"/>
       <w:r>
         <w:rPr>
           <w:rFonts w:ascii="Consolas" w:eastAsia="Times New Roman" w:hAnsi="Consolas" w:cs="Times New Roman"/>
@@ -2034,7 +2091,19 @@
           <w:szCs w:val="21"/>
           <w14:ligatures w14:val="none"/>
         </w:rPr>
-        <w:t>()</w:t>
+        <w:t>(</w:t>
+      </w:r>
+      <w:proofErr w:type="gramEnd"/>
+      <w:r>
+        <w:rPr>
+          <w:rFonts w:ascii="Consolas" w:eastAsia="Times New Roman" w:hAnsi="Consolas" w:cs="Times New Roman"/>
+          <w:color w:val="3B3B3B"/>
+          <w:kern w:val="0"/>
+          <w:sz w:val="21"/>
+          <w:szCs w:val="21"/>
+          <w14:ligatures w14:val="none"/>
+        </w:rPr>
+        <w:t>)</w:t>
       </w:r>
     </w:p>
     <w:p>
@@ -2081,7 +2150,19 @@
           <w:szCs w:val="21"/>
           <w14:ligatures w14:val="none"/>
         </w:rPr>
-        <w:t xml:space="preserve"> { </w:t>
+        <w:t xml:space="preserve"> </w:t>
+      </w:r>
+      <w:proofErr w:type="gramStart"/>
+      <w:r>
+        <w:rPr>
+          <w:rFonts w:ascii="Consolas" w:eastAsia="Times New Roman" w:hAnsi="Consolas" w:cs="Times New Roman"/>
+          <w:color w:val="3B3B3B"/>
+          <w:kern w:val="0"/>
+          <w:sz w:val="21"/>
+          <w:szCs w:val="21"/>
+          <w14:ligatures w14:val="none"/>
+        </w:rPr>
+        <w:t xml:space="preserve">{ </w:t>
       </w:r>
       <w:r>
         <w:rPr>
@@ -2094,6 +2175,7 @@
         </w:rPr>
         <w:t>replace</w:t>
       </w:r>
+      <w:proofErr w:type="gramEnd"/>
       <w:r>
         <w:rPr>
           <w:rFonts w:ascii="Consolas" w:eastAsia="Times New Roman" w:hAnsi="Consolas" w:cs="Times New Roman"/>
@@ -2127,6 +2209,7 @@
         </w:rPr>
         <w:t xml:space="preserve"> </w:t>
       </w:r>
+      <w:proofErr w:type="gramStart"/>
       <w:r>
         <w:rPr>
           <w:rFonts w:ascii="Consolas" w:eastAsia="Times New Roman" w:hAnsi="Consolas" w:cs="Times New Roman"/>
@@ -2147,7 +2230,19 @@
           <w:szCs w:val="21"/>
           <w14:ligatures w14:val="none"/>
         </w:rPr>
-        <w:t>()</w:t>
+        <w:t>(</w:t>
+      </w:r>
+      <w:proofErr w:type="gramEnd"/>
+      <w:r>
+        <w:rPr>
+          <w:rFonts w:ascii="Consolas" w:eastAsia="Times New Roman" w:hAnsi="Consolas" w:cs="Times New Roman"/>
+          <w:color w:val="3B3B3B"/>
+          <w:kern w:val="0"/>
+          <w:sz w:val="21"/>
+          <w:szCs w:val="21"/>
+          <w14:ligatures w14:val="none"/>
+        </w:rPr>
+        <w:t>)</w:t>
       </w:r>
     </w:p>
     <w:p>
@@ -2243,6 +2338,7 @@
         </w:rPr>
         <w:t xml:space="preserve">      </w:t>
       </w:r>
+      <w:proofErr w:type="gramStart"/>
       <w:r>
         <w:rPr>
           <w:rFonts w:ascii="Consolas" w:eastAsia="Times New Roman" w:hAnsi="Consolas" w:cs="Times New Roman"/>
@@ -2287,6 +2383,7 @@
         </w:rPr>
         <w:t>(</w:t>
       </w:r>
+      <w:proofErr w:type="gramEnd"/>
       <w:r>
         <w:rPr>
           <w:rFonts w:ascii="Consolas" w:eastAsia="Times New Roman" w:hAnsi="Consolas" w:cs="Times New Roman"/>
@@ -2403,6 +2500,7 @@
         </w:rPr>
         <w:t xml:space="preserve">      </w:t>
       </w:r>
+      <w:proofErr w:type="gramStart"/>
       <w:r>
         <w:rPr>
           <w:rFonts w:ascii="Consolas" w:eastAsia="Times New Roman" w:hAnsi="Consolas" w:cs="Times New Roman"/>
@@ -2436,6 +2534,7 @@
         </w:rPr>
         <w:t>delete</w:t>
       </w:r>
+      <w:proofErr w:type="gramEnd"/>
       <w:r>
         <w:rPr>
           <w:rFonts w:ascii="Consolas" w:eastAsia="Times New Roman" w:hAnsi="Consolas" w:cs="Times New Roman"/>
@@ -2665,6 +2764,7 @@
         </w:rPr>
         <w:t>pathname</w:t>
       </w:r>
+      <w:proofErr w:type="gramStart"/>
       <w:r>
         <w:rPr>
           <w:rFonts w:ascii="Consolas" w:eastAsia="Times New Roman" w:hAnsi="Consolas" w:cs="Times New Roman"/>
@@ -2696,8 +2796,21 @@
           <w:szCs w:val="21"/>
           <w14:ligatures w14:val="none"/>
         </w:rPr>
-        <w:t>${</w:t>
-      </w:r>
+        <w:t>$</w:t>
+      </w:r>
+      <w:proofErr w:type="gramEnd"/>
+      <w:r>
+        <w:rPr>
+          <w:rFonts w:ascii="Consolas" w:eastAsia="Times New Roman" w:hAnsi="Consolas" w:cs="Times New Roman"/>
+          <w:color w:val="0000FF"/>
+          <w:kern w:val="0"/>
+          <w:sz w:val="21"/>
+          <w:szCs w:val="21"/>
+          <w14:ligatures w14:val="none"/>
+        </w:rPr>
+        <w:t>{</w:t>
+      </w:r>
+      <w:proofErr w:type="gramStart"/>
       <w:r>
         <w:rPr>
           <w:rFonts w:ascii="Consolas" w:eastAsia="Times New Roman" w:hAnsi="Consolas" w:cs="Times New Roman"/>
@@ -2731,6 +2844,7 @@
         </w:rPr>
         <w:t>toString</w:t>
       </w:r>
+      <w:proofErr w:type="gramEnd"/>
       <w:r>
         <w:rPr>
           <w:rFonts w:ascii="Consolas" w:eastAsia="Times New Roman" w:hAnsi="Consolas" w:cs="Times New Roman"/>
@@ -2740,7 +2854,19 @@
           <w:szCs w:val="21"/>
           <w14:ligatures w14:val="none"/>
         </w:rPr>
-        <w:t>()</w:t>
+        <w:t>(</w:t>
+      </w:r>
+      <w:proofErr w:type="gramStart"/>
+      <w:r>
+        <w:rPr>
+          <w:rFonts w:ascii="Consolas" w:eastAsia="Times New Roman" w:hAnsi="Consolas" w:cs="Times New Roman"/>
+          <w:color w:val="000000"/>
+          <w:kern w:val="0"/>
+          <w:sz w:val="21"/>
+          <w:szCs w:val="21"/>
+          <w14:ligatures w14:val="none"/>
+        </w:rPr>
+        <w:t>)</w:t>
       </w:r>
       <w:r>
         <w:rPr>
@@ -2764,6 +2890,7 @@
         </w:rPr>
         <w:t>`</w:t>
       </w:r>
+      <w:proofErr w:type="gramEnd"/>
       <w:r>
         <w:rPr>
           <w:rFonts w:ascii="Consolas" w:eastAsia="Times New Roman" w:hAnsi="Consolas" w:cs="Times New Roman"/>
@@ -2844,6 +2971,7 @@
       <w:r>
         <w:rPr>
           <w:rFonts w:ascii="Sakkal Majalla" w:hAnsi="Sakkal Majalla" w:cs="Sakkal Majalla"/>
+          <w:noProof/>
           <w:sz w:val="28"/>
           <w:szCs w:val="28"/>
         </w:rPr>
@@ -3004,6 +3132,7 @@
         </w:rPr>
         <w:t xml:space="preserve"> </w:t>
       </w:r>
+      <w:proofErr w:type="gramStart"/>
       <w:r>
         <w:rPr>
           <w:rFonts w:ascii="Consolas" w:eastAsia="Times New Roman" w:hAnsi="Consolas" w:cs="Times New Roman"/>
@@ -3026,6 +3155,7 @@
         </w:rPr>
         <w:t>(</w:t>
       </w:r>
+      <w:proofErr w:type="gramEnd"/>
       <w:r>
         <w:rPr>
           <w:rFonts w:ascii="Consolas" w:eastAsia="Times New Roman" w:hAnsi="Consolas" w:cs="Times New Roman"/>
@@ -3084,6 +3214,7 @@
         </w:rPr>
         <w:t xml:space="preserve">    </w:t>
       </w:r>
+      <w:proofErr w:type="gramStart"/>
       <w:r>
         <w:rPr>
           <w:rFonts w:ascii="Consolas" w:eastAsia="Times New Roman" w:hAnsi="Consolas" w:cs="Times New Roman"/>
@@ -3106,6 +3237,7 @@
         </w:rPr>
         <w:t>?:</w:t>
       </w:r>
+      <w:proofErr w:type="gramEnd"/>
       <w:r>
         <w:rPr>
           <w:rFonts w:ascii="Consolas" w:eastAsia="Times New Roman" w:hAnsi="Consolas" w:cs="Times New Roman"/>
@@ -3128,6 +3260,7 @@
         </w:rPr>
         <w:t>Promise</w:t>
       </w:r>
+      <w:proofErr w:type="gramStart"/>
       <w:r>
         <w:rPr>
           <w:rFonts w:ascii="Consolas" w:eastAsia="Times New Roman" w:hAnsi="Consolas" w:cs="Times New Roman"/>
@@ -3139,6 +3272,7 @@
         </w:rPr>
         <w:t>&lt;{</w:t>
       </w:r>
+      <w:proofErr w:type="gramEnd"/>
     </w:p>
     <w:p>
       <w:pPr>
@@ -3164,6 +3298,7 @@
         </w:rPr>
         <w:t xml:space="preserve">        </w:t>
       </w:r>
+      <w:proofErr w:type="gramStart"/>
       <w:r>
         <w:rPr>
           <w:rFonts w:ascii="Consolas" w:eastAsia="Times New Roman" w:hAnsi="Consolas" w:cs="Times New Roman"/>
@@ -3186,6 +3321,7 @@
         </w:rPr>
         <w:t>?:</w:t>
       </w:r>
+      <w:proofErr w:type="gramEnd"/>
       <w:r>
         <w:rPr>
           <w:rFonts w:ascii="Consolas" w:eastAsia="Times New Roman" w:hAnsi="Consolas" w:cs="Times New Roman"/>
@@ -3244,6 +3380,7 @@
         </w:rPr>
         <w:t xml:space="preserve">        </w:t>
       </w:r>
+      <w:proofErr w:type="gramStart"/>
       <w:r>
         <w:rPr>
           <w:rFonts w:ascii="Consolas" w:eastAsia="Times New Roman" w:hAnsi="Consolas" w:cs="Times New Roman"/>
@@ -3266,6 +3403,7 @@
         </w:rPr>
         <w:t>?:</w:t>
       </w:r>
+      <w:proofErr w:type="gramEnd"/>
       <w:r>
         <w:rPr>
           <w:rFonts w:ascii="Consolas" w:eastAsia="Times New Roman" w:hAnsi="Consolas" w:cs="Times New Roman"/>
@@ -3476,6 +3614,7 @@
         </w:rPr>
         <w:t xml:space="preserve"> </w:t>
       </w:r>
+      <w:proofErr w:type="gramStart"/>
       <w:r>
         <w:rPr>
           <w:rFonts w:ascii="Consolas" w:eastAsia="Times New Roman" w:hAnsi="Consolas" w:cs="Times New Roman"/>
@@ -3509,6 +3648,7 @@
         </w:rPr>
         <w:t>searchParams</w:t>
       </w:r>
+      <w:proofErr w:type="gramEnd"/>
     </w:p>
     <w:p>
       <w:pPr>
@@ -3600,6 +3740,7 @@
         </w:rPr>
         <w:t xml:space="preserve"> </w:t>
       </w:r>
+      <w:proofErr w:type="gramStart"/>
       <w:r>
         <w:rPr>
           <w:rFonts w:ascii="Consolas" w:eastAsia="Times New Roman" w:hAnsi="Consolas" w:cs="Times New Roman"/>
@@ -3622,6 +3763,7 @@
         </w:rPr>
         <w:t>?.</w:t>
       </w:r>
+      <w:proofErr w:type="gramEnd"/>
       <w:r>
         <w:rPr>
           <w:rFonts w:ascii="Consolas" w:eastAsia="Times New Roman" w:hAnsi="Consolas" w:cs="Times New Roman"/>
@@ -3768,6 +3910,7 @@
         </w:rPr>
         <w:t xml:space="preserve"> </w:t>
       </w:r>
+      <w:proofErr w:type="gramStart"/>
       <w:r>
         <w:rPr>
           <w:rFonts w:ascii="Consolas" w:eastAsia="Times New Roman" w:hAnsi="Consolas" w:cs="Times New Roman"/>
@@ -3790,6 +3933,7 @@
         </w:rPr>
         <w:t>(</w:t>
       </w:r>
+      <w:proofErr w:type="gramEnd"/>
       <w:r>
         <w:rPr>
           <w:rFonts w:ascii="Consolas" w:eastAsia="Times New Roman" w:hAnsi="Consolas" w:cs="Times New Roman"/>
@@ -3801,6 +3945,7 @@
         </w:rPr>
         <w:t>searchParams</w:t>
       </w:r>
+      <w:proofErr w:type="gramStart"/>
       <w:r>
         <w:rPr>
           <w:rFonts w:ascii="Consolas" w:eastAsia="Times New Roman" w:hAnsi="Consolas" w:cs="Times New Roman"/>
@@ -3823,6 +3968,7 @@
         </w:rPr>
         <w:t>page</w:t>
       </w:r>
+      <w:proofErr w:type="gramEnd"/>
       <w:r>
         <w:rPr>
           <w:rFonts w:ascii="Consolas" w:eastAsia="Times New Roman" w:hAnsi="Consolas" w:cs="Times New Roman"/>
@@ -4231,6 +4377,7 @@
         </w:rPr>
         <w:t>${</w:t>
       </w:r>
+      <w:proofErr w:type="gramStart"/>
       <w:r>
         <w:rPr>
           <w:rFonts w:ascii="Consolas" w:eastAsia="Times New Roman" w:hAnsi="Consolas" w:cs="Times New Roman"/>
@@ -4264,6 +4411,7 @@
         </w:rPr>
         <w:t>className</w:t>
       </w:r>
+      <w:proofErr w:type="gramEnd"/>
       <w:r>
         <w:rPr>
           <w:rFonts w:ascii="Consolas" w:eastAsia="Times New Roman" w:hAnsi="Consolas" w:cs="Times New Roman"/>
@@ -4772,6 +4920,7 @@
         </w:rPr>
         <w:t>key</w:t>
       </w:r>
+      <w:proofErr w:type="gramStart"/>
       <w:r>
         <w:rPr>
           <w:rFonts w:ascii="Consolas" w:eastAsia="Times New Roman" w:hAnsi="Consolas" w:cs="Times New Roman"/>
@@ -4794,6 +4943,7 @@
         </w:rPr>
         <w:t>{</w:t>
       </w:r>
+      <w:proofErr w:type="gramEnd"/>
       <w:r>
         <w:rPr>
           <w:rFonts w:ascii="Consolas" w:eastAsia="Times New Roman" w:hAnsi="Consolas" w:cs="Times New Roman"/>
@@ -4860,6 +5010,7 @@
         </w:rPr>
         <w:t>fallback</w:t>
       </w:r>
+      <w:proofErr w:type="gramStart"/>
       <w:r>
         <w:rPr>
           <w:rFonts w:ascii="Consolas" w:eastAsia="Times New Roman" w:hAnsi="Consolas" w:cs="Times New Roman"/>
@@ -4882,6 +5033,7 @@
         </w:rPr>
         <w:t>{</w:t>
       </w:r>
+      <w:proofErr w:type="gramEnd"/>
       <w:r>
         <w:rPr>
           <w:rFonts w:ascii="Consolas" w:eastAsia="Times New Roman" w:hAnsi="Consolas" w:cs="Times New Roman"/>
@@ -5519,6 +5671,7 @@
       <w:r>
         <w:rPr>
           <w:rFonts w:ascii="Sakkal Majalla" w:hAnsi="Sakkal Majalla" w:cs="Sakkal Majalla"/>
+          <w:noProof/>
           <w:sz w:val="28"/>
           <w:szCs w:val="28"/>
         </w:rPr>
@@ -5586,6 +5739,794 @@
           <w:szCs w:val="28"/>
         </w:rPr>
       </w:pPr>
+      <w:r>
+        <w:rPr>
+          <w:rFonts w:ascii="Sakkal Majalla" w:hAnsi="Sakkal Majalla" w:cs="Sakkal Majalla"/>
+          <w:b/>
+          <w:bCs/>
+          <w:color w:val="0F4761" w:themeColor="accent1" w:themeShade="BF"/>
+          <w:sz w:val="28"/>
+          <w:szCs w:val="28"/>
+        </w:rPr>
+        <w:t>React Server Actions</w:t>
+      </w:r>
+      <w:r>
+        <w:rPr>
+          <w:rFonts w:ascii="Sakkal Majalla" w:hAnsi="Sakkal Majalla" w:cs="Sakkal Majalla"/>
+          <w:color w:val="0F4761" w:themeColor="accent1" w:themeShade="BF"/>
+          <w:sz w:val="28"/>
+          <w:szCs w:val="28"/>
+        </w:rPr>
+        <w:t xml:space="preserve"> </w:t>
+      </w:r>
+      <w:r>
+        <w:rPr>
+          <w:rFonts w:ascii="Sakkal Majalla" w:hAnsi="Sakkal Majalla" w:cs="Sakkal Majalla"/>
+          <w:sz w:val="28"/>
+          <w:szCs w:val="28"/>
+        </w:rPr>
+        <w:t xml:space="preserve">allow you </w:t>
+      </w:r>
+      <w:r>
+        <w:rPr>
+          <w:rFonts w:ascii="Sakkal Majalla" w:hAnsi="Sakkal Majalla" w:cs="Sakkal Majalla"/>
+          <w:b/>
+          <w:bCs/>
+          <w:color w:val="0F4761" w:themeColor="accent1" w:themeShade="BF"/>
+          <w:sz w:val="28"/>
+          <w:szCs w:val="28"/>
+        </w:rPr>
+        <w:t>to run asynchronous code</w:t>
+      </w:r>
+      <w:r>
+        <w:rPr>
+          <w:rFonts w:ascii="Sakkal Majalla" w:hAnsi="Sakkal Majalla" w:cs="Sakkal Majalla"/>
+          <w:color w:val="0F4761" w:themeColor="accent1" w:themeShade="BF"/>
+          <w:sz w:val="28"/>
+          <w:szCs w:val="28"/>
+        </w:rPr>
+        <w:t xml:space="preserve"> </w:t>
+      </w:r>
+      <w:r>
+        <w:rPr>
+          <w:rFonts w:ascii="Sakkal Majalla" w:hAnsi="Sakkal Majalla" w:cs="Sakkal Majalla"/>
+          <w:sz w:val="28"/>
+          <w:szCs w:val="28"/>
+        </w:rPr>
+        <w:t xml:space="preserve">directly on the server. They eliminate the need to create API endpoints to mutate your data. Instead, you write asynchronous functions that execute on the server and can be invoked from your </w:t>
+      </w:r>
+      <w:proofErr w:type="gramStart"/>
+      <w:r>
+        <w:rPr>
+          <w:rFonts w:ascii="Sakkal Majalla" w:hAnsi="Sakkal Majalla" w:cs="Sakkal Majalla"/>
+          <w:b/>
+          <w:bCs/>
+          <w:color w:val="0F4761" w:themeColor="accent1" w:themeShade="BF"/>
+          <w:sz w:val="28"/>
+          <w:szCs w:val="28"/>
+        </w:rPr>
+        <w:t>Client</w:t>
+      </w:r>
+      <w:proofErr w:type="gramEnd"/>
+      <w:r>
+        <w:rPr>
+          <w:rFonts w:ascii="Sakkal Majalla" w:hAnsi="Sakkal Majalla" w:cs="Sakkal Majalla"/>
+          <w:b/>
+          <w:bCs/>
+          <w:color w:val="0F4761" w:themeColor="accent1" w:themeShade="BF"/>
+          <w:sz w:val="28"/>
+          <w:szCs w:val="28"/>
+        </w:rPr>
+        <w:t xml:space="preserve"> or Server Components</w:t>
+      </w:r>
+      <w:r>
+        <w:rPr>
+          <w:rFonts w:ascii="Sakkal Majalla" w:hAnsi="Sakkal Majalla" w:cs="Sakkal Majalla"/>
+          <w:sz w:val="28"/>
+          <w:szCs w:val="28"/>
+        </w:rPr>
+        <w:t>.</w:t>
+      </w:r>
+    </w:p>
+    <w:p>
+      <w:pPr>
+        <w:rPr>
+          <w:rFonts w:ascii="Sakkal Majalla" w:hAnsi="Sakkal Majalla" w:cs="Sakkal Majalla"/>
+          <w:sz w:val="28"/>
+          <w:szCs w:val="28"/>
+        </w:rPr>
+      </w:pPr>
+      <w:r>
+        <w:rPr>
+          <w:rFonts w:ascii="Sakkal Majalla" w:hAnsi="Sakkal Majalla" w:cs="Sakkal Majalla"/>
+          <w:sz w:val="28"/>
+          <w:szCs w:val="28"/>
+        </w:rPr>
+        <w:t xml:space="preserve">Security is a top priority for web applications, as they can be vulnerable to various threats. This is where Server Actions come in. They include features like </w:t>
+      </w:r>
+      <w:r>
+        <w:rPr>
+          <w:rFonts w:ascii="Sakkal Majalla" w:hAnsi="Sakkal Majalla" w:cs="Sakkal Majalla"/>
+          <w:b/>
+          <w:bCs/>
+          <w:color w:val="0F4761" w:themeColor="accent1" w:themeShade="BF"/>
+          <w:sz w:val="28"/>
+          <w:szCs w:val="28"/>
+        </w:rPr>
+        <w:t>encrypted closures</w:t>
+      </w:r>
+      <w:r>
+        <w:rPr>
+          <w:rFonts w:ascii="Sakkal Majalla" w:hAnsi="Sakkal Majalla" w:cs="Sakkal Majalla"/>
+          <w:sz w:val="28"/>
+          <w:szCs w:val="28"/>
+        </w:rPr>
+        <w:t xml:space="preserve">, </w:t>
+      </w:r>
+      <w:r>
+        <w:rPr>
+          <w:rFonts w:ascii="Sakkal Majalla" w:hAnsi="Sakkal Majalla" w:cs="Sakkal Majalla"/>
+          <w:b/>
+          <w:bCs/>
+          <w:color w:val="0F4761" w:themeColor="accent1" w:themeShade="BF"/>
+          <w:sz w:val="28"/>
+          <w:szCs w:val="28"/>
+        </w:rPr>
+        <w:t>strict input checks</w:t>
+      </w:r>
+      <w:r>
+        <w:rPr>
+          <w:rFonts w:ascii="Sakkal Majalla" w:hAnsi="Sakkal Majalla" w:cs="Sakkal Majalla"/>
+          <w:sz w:val="28"/>
+          <w:szCs w:val="28"/>
+        </w:rPr>
+        <w:t xml:space="preserve">, </w:t>
+      </w:r>
+      <w:r>
+        <w:rPr>
+          <w:rFonts w:ascii="Sakkal Majalla" w:hAnsi="Sakkal Majalla" w:cs="Sakkal Majalla"/>
+          <w:b/>
+          <w:bCs/>
+          <w:color w:val="0F4761" w:themeColor="accent1" w:themeShade="BF"/>
+          <w:sz w:val="28"/>
+          <w:szCs w:val="28"/>
+        </w:rPr>
+        <w:t>error message hashing</w:t>
+      </w:r>
+      <w:r>
+        <w:rPr>
+          <w:rFonts w:ascii="Sakkal Majalla" w:hAnsi="Sakkal Majalla" w:cs="Sakkal Majalla"/>
+          <w:sz w:val="28"/>
+          <w:szCs w:val="28"/>
+        </w:rPr>
+        <w:t xml:space="preserve">, </w:t>
+      </w:r>
+      <w:r>
+        <w:rPr>
+          <w:rFonts w:ascii="Sakkal Majalla" w:hAnsi="Sakkal Majalla" w:cs="Sakkal Majalla"/>
+          <w:b/>
+          <w:bCs/>
+          <w:color w:val="0F4761" w:themeColor="accent1" w:themeShade="BF"/>
+          <w:sz w:val="28"/>
+          <w:szCs w:val="28"/>
+        </w:rPr>
+        <w:t>host restrictions</w:t>
+      </w:r>
+      <w:r>
+        <w:rPr>
+          <w:rFonts w:ascii="Sakkal Majalla" w:hAnsi="Sakkal Majalla" w:cs="Sakkal Majalla"/>
+          <w:sz w:val="28"/>
+          <w:szCs w:val="28"/>
+        </w:rPr>
+        <w:t xml:space="preserve">, </w:t>
+      </w:r>
+      <w:r>
+        <w:rPr>
+          <w:rFonts w:ascii="Sakkal Majalla" w:hAnsi="Sakkal Majalla" w:cs="Sakkal Majalla"/>
+          <w:b/>
+          <w:bCs/>
+          <w:color w:val="0F4761" w:themeColor="accent1" w:themeShade="BF"/>
+          <w:sz w:val="28"/>
+          <w:szCs w:val="28"/>
+        </w:rPr>
+        <w:t>and</w:t>
+      </w:r>
+      <w:r>
+        <w:rPr>
+          <w:rFonts w:ascii="Sakkal Majalla" w:hAnsi="Sakkal Majalla" w:cs="Sakkal Majalla"/>
+          <w:color w:val="0F4761" w:themeColor="accent1" w:themeShade="BF"/>
+          <w:sz w:val="28"/>
+          <w:szCs w:val="28"/>
+        </w:rPr>
+        <w:t xml:space="preserve"> </w:t>
+      </w:r>
+      <w:r>
+        <w:rPr>
+          <w:rFonts w:ascii="Sakkal Majalla" w:hAnsi="Sakkal Majalla" w:cs="Sakkal Majalla"/>
+          <w:b/>
+          <w:bCs/>
+          <w:color w:val="0F4761" w:themeColor="accent1" w:themeShade="BF"/>
+          <w:sz w:val="28"/>
+          <w:szCs w:val="28"/>
+        </w:rPr>
+        <w:t>more</w:t>
+      </w:r>
+      <w:r>
+        <w:rPr>
+          <w:rFonts w:ascii="Sakkal Majalla" w:hAnsi="Sakkal Majalla" w:cs="Sakkal Majalla"/>
+          <w:color w:val="0F4761" w:themeColor="accent1" w:themeShade="BF"/>
+          <w:sz w:val="28"/>
+          <w:szCs w:val="28"/>
+        </w:rPr>
+        <w:t xml:space="preserve"> </w:t>
+      </w:r>
+      <w:r>
+        <w:rPr>
+          <w:rFonts w:ascii="Sakkal Majalla" w:hAnsi="Sakkal Majalla" w:cs="Sakkal Majalla"/>
+          <w:sz w:val="28"/>
+          <w:szCs w:val="28"/>
+        </w:rPr>
+        <w:t>— all working together to significantly enhance your application security.</w:t>
+      </w:r>
+    </w:p>
+    <w:p>
+      <w:pPr>
+        <w:ind w:left="720" w:firstLine="720"/>
+        <w:rPr>
+          <w:rFonts w:ascii="Sakkal Majalla" w:hAnsi="Sakkal Majalla" w:cs="Sakkal Majalla"/>
+          <w:sz w:val="28"/>
+          <w:szCs w:val="28"/>
+        </w:rPr>
+      </w:pPr>
+      <w:r>
+        <w:rPr>
+          <w:rFonts w:ascii="Sakkal Majalla" w:hAnsi="Sakkal Majalla" w:cs="Sakkal Majalla"/>
+          <w:sz w:val="28"/>
+          <w:szCs w:val="28"/>
+        </w:rPr>
+        <w:t>==================================================</w:t>
+      </w:r>
+    </w:p>
+    <w:p>
+      <w:pPr>
+        <w:rPr>
+          <w:rFonts w:ascii="Sakkal Majalla" w:hAnsi="Sakkal Majalla" w:cs="Sakkal Majalla"/>
+          <w:sz w:val="28"/>
+          <w:szCs w:val="28"/>
+        </w:rPr>
+      </w:pPr>
+      <w:r>
+        <w:rPr>
+          <w:rFonts w:ascii="Sakkal Majalla" w:hAnsi="Sakkal Majalla" w:cs="Sakkal Majalla"/>
+          <w:sz w:val="28"/>
+          <w:szCs w:val="28"/>
+        </w:rPr>
+        <w:t>In React, you can use the action attribute in the </w:t>
+      </w:r>
+      <w:r>
+        <w:rPr>
+          <w:rFonts w:ascii="Sakkal Majalla" w:hAnsi="Sakkal Majalla" w:cs="Sakkal Majalla"/>
+          <w:b/>
+          <w:bCs/>
+          <w:color w:val="A6A6A6" w:themeColor="background1" w:themeShade="A6"/>
+          <w:sz w:val="28"/>
+          <w:szCs w:val="28"/>
+        </w:rPr>
+        <w:t>&lt;form&gt; element to invoke actions</w:t>
+      </w:r>
+      <w:r>
+        <w:rPr>
+          <w:rFonts w:ascii="Sakkal Majalla" w:hAnsi="Sakkal Majalla" w:cs="Sakkal Majalla"/>
+          <w:sz w:val="28"/>
+          <w:szCs w:val="28"/>
+        </w:rPr>
+        <w:t>. The action will automatically receive the native </w:t>
+      </w:r>
+      <w:hyperlink r:id="rId15" w:tgtFrame="_blank" w:history="1">
+        <w:r>
+          <w:rPr>
+            <w:rStyle w:val="Hyperlink"/>
+            <w:rFonts w:ascii="Sakkal Majalla" w:hAnsi="Sakkal Majalla" w:cs="Sakkal Majalla"/>
+            <w:sz w:val="28"/>
+            <w:szCs w:val="28"/>
+          </w:rPr>
+          <w:t>FormData</w:t>
+        </w:r>
+      </w:hyperlink>
+      <w:r>
+        <w:rPr>
+          <w:rFonts w:ascii="Sakkal Majalla" w:hAnsi="Sakkal Majalla" w:cs="Sakkal Majalla"/>
+          <w:sz w:val="28"/>
+          <w:szCs w:val="28"/>
+        </w:rPr>
+        <w:t> object, containing the captured data.</w:t>
+      </w:r>
+    </w:p>
+    <w:p>
+      <w:pPr>
+        <w:rPr>
+          <w:rFonts w:ascii="Sakkal Majalla" w:hAnsi="Sakkal Majalla" w:cs="Sakkal Majalla"/>
+          <w:sz w:val="28"/>
+          <w:szCs w:val="28"/>
+          <w:rtl/>
+        </w:rPr>
+      </w:pPr>
+      <w:r>
+        <w:rPr>
+          <w:rFonts w:ascii="Sakkal Majalla" w:hAnsi="Sakkal Majalla" w:cs="Sakkal Majalla"/>
+          <w:sz w:val="28"/>
+          <w:szCs w:val="28"/>
+        </w:rPr>
+        <w:drawing>
+          <wp:inline distT="0" distB="0" distL="0" distR="0" wp14:anchorId="62FF9557" wp14:editId="588638F1">
+            <wp:extent cx="5850244" cy="2148840"/>
+            <wp:effectExtent l="0" t="0" r="0" b="3810"/>
+            <wp:docPr id="1725949470" name="Picture 1"/>
+            <wp:cNvGraphicFramePr>
+              <a:graphicFrameLocks xmlns:a="http://schemas.openxmlformats.org/drawingml/2006/main" noChangeAspect="1"/>
+            </wp:cNvGraphicFramePr>
+            <a:graphic xmlns:a="http://schemas.openxmlformats.org/drawingml/2006/main">
+              <a:graphicData uri="http://schemas.openxmlformats.org/drawingml/2006/picture">
+                <pic:pic xmlns:pic="http://schemas.openxmlformats.org/drawingml/2006/picture">
+                  <pic:nvPicPr>
+                    <pic:cNvPr id="1725949470" name=""/>
+                    <pic:cNvPicPr/>
+                  </pic:nvPicPr>
+                  <pic:blipFill>
+                    <a:blip r:embed="rId16"/>
+                    <a:stretch>
+                      <a:fillRect/>
+                    </a:stretch>
+                  </pic:blipFill>
+                  <pic:spPr>
+                    <a:xfrm>
+                      <a:off x="0" y="0"/>
+                      <a:ext cx="5879452" cy="2159568"/>
+                    </a:xfrm>
+                    <a:prstGeom prst="rect">
+                      <a:avLst/>
+                    </a:prstGeom>
+                  </pic:spPr>
+                </pic:pic>
+              </a:graphicData>
+            </a:graphic>
+          </wp:inline>
+        </w:drawing>
+      </w:r>
+    </w:p>
+    <w:p>
+      <w:pPr>
+        <w:ind w:left="720" w:firstLine="720"/>
+        <w:rPr>
+          <w:rFonts w:ascii="Sakkal Majalla" w:hAnsi="Sakkal Majalla" w:cs="Sakkal Majalla"/>
+          <w:sz w:val="28"/>
+          <w:szCs w:val="28"/>
+        </w:rPr>
+      </w:pPr>
+      <w:r>
+        <w:rPr>
+          <w:rFonts w:ascii="Sakkal Majalla" w:hAnsi="Sakkal Majalla" w:cs="Sakkal Majalla"/>
+          <w:sz w:val="28"/>
+          <w:szCs w:val="28"/>
+        </w:rPr>
+        <w:t>==================================================</w:t>
+      </w:r>
+    </w:p>
+    <w:p>
+      <w:pPr>
+        <w:rPr>
+          <w:rFonts w:ascii="Sakkal Majalla" w:hAnsi="Sakkal Majalla" w:cs="Sakkal Majalla"/>
+          <w:sz w:val="28"/>
+          <w:szCs w:val="28"/>
+          <w:rtl/>
+        </w:rPr>
+      </w:pPr>
+      <w:r>
+        <w:rPr>
+          <w:rFonts w:ascii="Sakkal Majalla" w:hAnsi="Sakkal Majalla" w:cs="Sakkal Majalla"/>
+          <w:sz w:val="28"/>
+          <w:szCs w:val="28"/>
+        </w:rPr>
+        <w:lastRenderedPageBreak/>
+        <w:t xml:space="preserve">An advantage of invoking a Server Action within a Server Component </w:t>
+      </w:r>
+      <w:r>
+        <w:rPr>
+          <w:rFonts w:ascii="Sakkal Majalla" w:hAnsi="Sakkal Majalla" w:cs="Sakkal Majalla"/>
+          <w:b/>
+          <w:bCs/>
+          <w:color w:val="C00000"/>
+          <w:sz w:val="28"/>
+          <w:szCs w:val="28"/>
+        </w:rPr>
+        <w:t>is progressive enhancement</w:t>
+      </w:r>
+      <w:r>
+        <w:rPr>
+          <w:rFonts w:ascii="Sakkal Majalla" w:hAnsi="Sakkal Majalla" w:cs="Sakkal Majalla"/>
+          <w:color w:val="C00000"/>
+          <w:sz w:val="28"/>
+          <w:szCs w:val="28"/>
+        </w:rPr>
+        <w:t xml:space="preserve"> </w:t>
+      </w:r>
+      <w:r>
+        <w:rPr>
+          <w:rFonts w:ascii="Sakkal Majalla" w:hAnsi="Sakkal Majalla" w:cs="Sakkal Majalla"/>
+          <w:sz w:val="28"/>
+          <w:szCs w:val="28"/>
+        </w:rPr>
+        <w:t>- forms work even if JavaScript has not yet loaded on the client. For example, without slower internet connections.</w:t>
+      </w:r>
+    </w:p>
+    <w:p>
+      <w:pPr>
+        <w:ind w:left="720" w:firstLine="720"/>
+        <w:rPr>
+          <w:rFonts w:ascii="Sakkal Majalla" w:hAnsi="Sakkal Majalla" w:cs="Sakkal Majalla"/>
+          <w:sz w:val="28"/>
+          <w:szCs w:val="28"/>
+        </w:rPr>
+      </w:pPr>
+      <w:r>
+        <w:rPr>
+          <w:rFonts w:ascii="Sakkal Majalla" w:hAnsi="Sakkal Majalla" w:cs="Sakkal Majalla"/>
+          <w:sz w:val="28"/>
+          <w:szCs w:val="28"/>
+        </w:rPr>
+        <w:t>==================================================</w:t>
+      </w:r>
+    </w:p>
+    <w:p>
+      <w:pPr>
+        <w:rPr>
+          <w:rFonts w:ascii="Sakkal Majalla" w:hAnsi="Sakkal Majalla" w:cs="Sakkal Majalla"/>
+          <w:b/>
+          <w:bCs/>
+          <w:color w:val="3A7C22" w:themeColor="accent6" w:themeShade="BF"/>
+          <w:sz w:val="28"/>
+          <w:szCs w:val="28"/>
+        </w:rPr>
+      </w:pPr>
+      <w:r>
+        <w:rPr>
+          <w:rFonts w:ascii="Sakkal Majalla" w:hAnsi="Sakkal Majalla" w:cs="Sakkal Majalla"/>
+          <w:b/>
+          <w:bCs/>
+          <w:color w:val="3A7C22" w:themeColor="accent6" w:themeShade="BF"/>
+          <w:sz w:val="28"/>
+          <w:szCs w:val="28"/>
+        </w:rPr>
+        <w:t>Next.js with Server Actions</w:t>
+      </w:r>
+    </w:p>
+    <w:p>
+      <w:pPr>
+        <w:rPr>
+          <w:rFonts w:ascii="Sakkal Majalla" w:hAnsi="Sakkal Majalla" w:cs="Sakkal Majalla"/>
+          <w:sz w:val="28"/>
+          <w:szCs w:val="28"/>
+        </w:rPr>
+      </w:pPr>
+      <w:r>
+        <w:rPr>
+          <w:rFonts w:ascii="Sakkal Majalla" w:hAnsi="Sakkal Majalla" w:cs="Sakkal Majalla"/>
+          <w:sz w:val="28"/>
+          <w:szCs w:val="28"/>
+        </w:rPr>
+        <w:t>Server Actions are also deeply integrated with Next.js </w:t>
+      </w:r>
+      <w:hyperlink r:id="rId17" w:tgtFrame="_blank" w:history="1">
+        <w:r>
+          <w:rPr>
+            <w:rStyle w:val="Hyperlink"/>
+            <w:rFonts w:ascii="Sakkal Majalla" w:hAnsi="Sakkal Majalla" w:cs="Sakkal Majalla"/>
+            <w:sz w:val="28"/>
+            <w:szCs w:val="28"/>
+          </w:rPr>
+          <w:t>caching</w:t>
+        </w:r>
+      </w:hyperlink>
+      <w:r>
+        <w:rPr>
+          <w:rFonts w:ascii="Sakkal Majalla" w:hAnsi="Sakkal Majalla" w:cs="Sakkal Majalla"/>
+          <w:sz w:val="28"/>
+          <w:szCs w:val="28"/>
+        </w:rPr>
+        <w:t xml:space="preserve">. When a form is submitted </w:t>
+      </w:r>
+      <w:r>
+        <w:rPr>
+          <w:rFonts w:ascii="Sakkal Majalla" w:hAnsi="Sakkal Majalla" w:cs="Sakkal Majalla"/>
+          <w:b/>
+          <w:bCs/>
+          <w:color w:val="3A7C22" w:themeColor="accent6" w:themeShade="BF"/>
+          <w:sz w:val="28"/>
+          <w:szCs w:val="28"/>
+        </w:rPr>
+        <w:t>through a Server Action</w:t>
+      </w:r>
+      <w:r>
+        <w:rPr>
+          <w:rFonts w:ascii="Sakkal Majalla" w:hAnsi="Sakkal Majalla" w:cs="Sakkal Majalla"/>
+          <w:sz w:val="28"/>
+          <w:szCs w:val="28"/>
+        </w:rPr>
+        <w:t xml:space="preserve">, not only can you use the action to mutate data, but </w:t>
+      </w:r>
+      <w:r>
+        <w:rPr>
+          <w:rFonts w:ascii="Sakkal Majalla" w:hAnsi="Sakkal Majalla" w:cs="Sakkal Majalla"/>
+          <w:b/>
+          <w:bCs/>
+          <w:color w:val="3A7C22" w:themeColor="accent6" w:themeShade="BF"/>
+          <w:sz w:val="28"/>
+          <w:szCs w:val="28"/>
+        </w:rPr>
+        <w:t>you can also revalidate the associated cache</w:t>
+      </w:r>
+      <w:r>
+        <w:rPr>
+          <w:rFonts w:ascii="Sakkal Majalla" w:hAnsi="Sakkal Majalla" w:cs="Sakkal Majalla"/>
+          <w:color w:val="3A7C22" w:themeColor="accent6" w:themeShade="BF"/>
+          <w:sz w:val="28"/>
+          <w:szCs w:val="28"/>
+        </w:rPr>
+        <w:t xml:space="preserve"> </w:t>
+      </w:r>
+      <w:r>
+        <w:rPr>
+          <w:rFonts w:ascii="Sakkal Majalla" w:hAnsi="Sakkal Majalla" w:cs="Sakkal Majalla"/>
+          <w:sz w:val="28"/>
+          <w:szCs w:val="28"/>
+        </w:rPr>
+        <w:t>using APIs like </w:t>
+      </w:r>
+      <w:r>
+        <w:rPr>
+          <w:rFonts w:ascii="Sakkal Majalla" w:hAnsi="Sakkal Majalla" w:cs="Sakkal Majalla"/>
+          <w:b/>
+          <w:bCs/>
+          <w:color w:val="3A7C22" w:themeColor="accent6" w:themeShade="BF"/>
+          <w:sz w:val="28"/>
+          <w:szCs w:val="28"/>
+        </w:rPr>
+        <w:t>revalidatePath</w:t>
+      </w:r>
+      <w:r>
+        <w:rPr>
+          <w:rFonts w:ascii="Sakkal Majalla" w:hAnsi="Sakkal Majalla" w:cs="Sakkal Majalla"/>
+          <w:color w:val="3A7C22" w:themeColor="accent6" w:themeShade="BF"/>
+          <w:sz w:val="28"/>
+          <w:szCs w:val="28"/>
+        </w:rPr>
+        <w:t> </w:t>
+      </w:r>
+      <w:r>
+        <w:rPr>
+          <w:rFonts w:ascii="Sakkal Majalla" w:hAnsi="Sakkal Majalla" w:cs="Sakkal Majalla"/>
+          <w:sz w:val="28"/>
+          <w:szCs w:val="28"/>
+        </w:rPr>
+        <w:t>and </w:t>
+      </w:r>
+      <w:r>
+        <w:rPr>
+          <w:rFonts w:ascii="Sakkal Majalla" w:hAnsi="Sakkal Majalla" w:cs="Sakkal Majalla"/>
+          <w:b/>
+          <w:bCs/>
+          <w:color w:val="3A7C22" w:themeColor="accent6" w:themeShade="BF"/>
+          <w:sz w:val="28"/>
+          <w:szCs w:val="28"/>
+        </w:rPr>
+        <w:t>revalidateTag</w:t>
+      </w:r>
+      <w:r>
+        <w:rPr>
+          <w:rFonts w:ascii="Sakkal Majalla" w:hAnsi="Sakkal Majalla" w:cs="Sakkal Majalla"/>
+          <w:sz w:val="28"/>
+          <w:szCs w:val="28"/>
+        </w:rPr>
+        <w:t>.</w:t>
+      </w:r>
+    </w:p>
+    <w:p>
+      <w:pPr>
+        <w:ind w:left="720" w:firstLine="720"/>
+        <w:rPr>
+          <w:rFonts w:ascii="Sakkal Majalla" w:hAnsi="Sakkal Majalla" w:cs="Sakkal Majalla"/>
+          <w:sz w:val="28"/>
+          <w:szCs w:val="28"/>
+        </w:rPr>
+      </w:pPr>
+      <w:r>
+        <w:rPr>
+          <w:rFonts w:ascii="Sakkal Majalla" w:hAnsi="Sakkal Majalla" w:cs="Sakkal Majalla"/>
+          <w:sz w:val="28"/>
+          <w:szCs w:val="28"/>
+        </w:rPr>
+        <w:t>==================================================</w:t>
+      </w:r>
+    </w:p>
+    <w:p>
+      <w:pPr>
+        <w:rPr>
+          <w:rFonts w:ascii="Sakkal Majalla" w:hAnsi="Sakkal Majalla" w:cs="Sakkal Majalla"/>
+          <w:sz w:val="28"/>
+          <w:szCs w:val="28"/>
+          <w:rtl/>
+        </w:rPr>
+      </w:pPr>
+      <w:r>
+        <w:rPr>
+          <w:rFonts w:ascii="Sakkal Majalla" w:hAnsi="Sakkal Majalla" w:cs="Sakkal Majalla"/>
+          <w:sz w:val="28"/>
+          <w:szCs w:val="28"/>
+        </w:rPr>
+        <w:drawing>
+          <wp:inline distT="0" distB="0" distL="0" distR="0" wp14:anchorId="3CEDFC22" wp14:editId="10EE89E2">
+            <wp:extent cx="5692633" cy="3185436"/>
+            <wp:effectExtent l="0" t="0" r="3810" b="0"/>
+            <wp:docPr id="1409003835" name="Picture 1"/>
+            <wp:cNvGraphicFramePr>
+              <a:graphicFrameLocks xmlns:a="http://schemas.openxmlformats.org/drawingml/2006/main" noChangeAspect="1"/>
+            </wp:cNvGraphicFramePr>
+            <a:graphic xmlns:a="http://schemas.openxmlformats.org/drawingml/2006/main">
+              <a:graphicData uri="http://schemas.openxmlformats.org/drawingml/2006/picture">
+                <pic:pic xmlns:pic="http://schemas.openxmlformats.org/drawingml/2006/picture">
+                  <pic:nvPicPr>
+                    <pic:cNvPr id="1409003835" name=""/>
+                    <pic:cNvPicPr/>
+                  </pic:nvPicPr>
+                  <pic:blipFill>
+                    <a:blip r:embed="rId18"/>
+                    <a:stretch>
+                      <a:fillRect/>
+                    </a:stretch>
+                  </pic:blipFill>
+                  <pic:spPr>
+                    <a:xfrm>
+                      <a:off x="0" y="0"/>
+                      <a:ext cx="5692633" cy="3185436"/>
+                    </a:xfrm>
+                    <a:prstGeom prst="rect">
+                      <a:avLst/>
+                    </a:prstGeom>
+                  </pic:spPr>
+                </pic:pic>
+              </a:graphicData>
+            </a:graphic>
+          </wp:inline>
+        </w:drawing>
+      </w:r>
+    </w:p>
+    <w:p>
+      <w:pPr>
+        <w:ind w:left="720" w:firstLine="720"/>
+        <w:rPr>
+          <w:rFonts w:ascii="Sakkal Majalla" w:hAnsi="Sakkal Majalla" w:cs="Sakkal Majalla"/>
+          <w:sz w:val="28"/>
+          <w:szCs w:val="28"/>
+        </w:rPr>
+      </w:pPr>
+      <w:r>
+        <w:rPr>
+          <w:rFonts w:ascii="Sakkal Majalla" w:hAnsi="Sakkal Majalla" w:cs="Sakkal Majalla"/>
+          <w:sz w:val="28"/>
+          <w:szCs w:val="28"/>
+        </w:rPr>
+        <w:t>==================================================</w:t>
+      </w:r>
+    </w:p>
+    <w:p>
+      <w:pPr>
+        <w:rPr>
+          <w:rFonts w:ascii="Sakkal Majalla" w:hAnsi="Sakkal Majalla" w:cs="Sakkal Majalla"/>
+          <w:sz w:val="28"/>
+          <w:szCs w:val="28"/>
+        </w:rPr>
+      </w:pPr>
+      <w:r>
+        <w:rPr>
+          <w:rFonts w:ascii="Sakkal Majalla" w:hAnsi="Sakkal Majalla" w:cs="Sakkal Majalla"/>
+          <w:sz w:val="28"/>
+          <w:szCs w:val="28"/>
+        </w:rPr>
+        <w:t xml:space="preserve">By adding the 'use server', you mark all the exported functions within the file as </w:t>
+      </w:r>
+      <w:r>
+        <w:rPr>
+          <w:rFonts w:ascii="Sakkal Majalla" w:hAnsi="Sakkal Majalla" w:cs="Sakkal Majalla"/>
+          <w:b/>
+          <w:bCs/>
+          <w:color w:val="002060"/>
+          <w:sz w:val="28"/>
+          <w:szCs w:val="28"/>
+        </w:rPr>
+        <w:t>Server Actions</w:t>
+      </w:r>
+      <w:r>
+        <w:rPr>
+          <w:rFonts w:ascii="Sakkal Majalla" w:hAnsi="Sakkal Majalla" w:cs="Sakkal Majalla"/>
+          <w:sz w:val="28"/>
+          <w:szCs w:val="28"/>
+        </w:rPr>
+        <w:t xml:space="preserve">. These server functions can then be imported and </w:t>
+      </w:r>
+      <w:r>
+        <w:rPr>
+          <w:rFonts w:ascii="Sakkal Majalla" w:hAnsi="Sakkal Majalla" w:cs="Sakkal Majalla"/>
+          <w:b/>
+          <w:bCs/>
+          <w:color w:val="002060"/>
+          <w:sz w:val="28"/>
+          <w:szCs w:val="28"/>
+        </w:rPr>
+        <w:t>used in Client and Server components</w:t>
+      </w:r>
+      <w:r>
+        <w:rPr>
+          <w:rFonts w:ascii="Sakkal Majalla" w:hAnsi="Sakkal Majalla" w:cs="Sakkal Majalla"/>
+          <w:sz w:val="28"/>
+          <w:szCs w:val="28"/>
+        </w:rPr>
+        <w:t>. Any functions included in this file that are </w:t>
+      </w:r>
+      <w:r>
+        <w:rPr>
+          <w:rFonts w:ascii="Sakkal Majalla" w:hAnsi="Sakkal Majalla" w:cs="Sakkal Majalla"/>
+          <w:i/>
+          <w:iCs/>
+          <w:sz w:val="28"/>
+          <w:szCs w:val="28"/>
+        </w:rPr>
+        <w:t>not</w:t>
+      </w:r>
+      <w:r>
+        <w:rPr>
+          <w:rFonts w:ascii="Sakkal Majalla" w:hAnsi="Sakkal Majalla" w:cs="Sakkal Majalla"/>
+          <w:sz w:val="28"/>
+          <w:szCs w:val="28"/>
+        </w:rPr>
+        <w:t xml:space="preserve"> used </w:t>
+      </w:r>
+      <w:r>
+        <w:rPr>
+          <w:rFonts w:ascii="Sakkal Majalla" w:hAnsi="Sakkal Majalla" w:cs="Sakkal Majalla"/>
+          <w:b/>
+          <w:bCs/>
+          <w:color w:val="002060"/>
+          <w:sz w:val="28"/>
+          <w:szCs w:val="28"/>
+        </w:rPr>
+        <w:t>will be automatically removed from the final application bundle</w:t>
+      </w:r>
+      <w:r>
+        <w:rPr>
+          <w:rFonts w:ascii="Sakkal Majalla" w:hAnsi="Sakkal Majalla" w:cs="Sakkal Majalla"/>
+          <w:sz w:val="28"/>
+          <w:szCs w:val="28"/>
+        </w:rPr>
+        <w:t>.</w:t>
+      </w:r>
+    </w:p>
+    <w:p>
+      <w:pPr>
+        <w:ind w:left="720" w:firstLine="720"/>
+        <w:rPr>
+          <w:rFonts w:ascii="Sakkal Majalla" w:hAnsi="Sakkal Majalla" w:cs="Sakkal Majalla"/>
+          <w:sz w:val="28"/>
+          <w:szCs w:val="28"/>
+        </w:rPr>
+      </w:pPr>
+      <w:r>
+        <w:rPr>
+          <w:rFonts w:ascii="Sakkal Majalla" w:hAnsi="Sakkal Majalla" w:cs="Sakkal Majalla"/>
+          <w:sz w:val="28"/>
+          <w:szCs w:val="28"/>
+        </w:rPr>
+        <w:t>==================================================</w:t>
+      </w:r>
     </w:p>
     <w:p>
       <w:pPr>
@@ -6643,6 +7584,29 @@
       <w:spacing w:val="5"/>
     </w:rPr>
   </w:style>
+  <w:style w:type="character" w:styleId="Hyperlink">
+    <w:name w:val="Hyperlink"/>
+    <w:basedOn w:val="DefaultParagraphFont"/>
+    <w:uiPriority w:val="99"/>
+    <w:unhideWhenUsed/>
+    <w:rsid w:val="008C1047"/>
+    <w:rPr>
+      <w:color w:val="467886" w:themeColor="hyperlink"/>
+      <w:u w:val="single"/>
+    </w:rPr>
+  </w:style>
+  <w:style w:type="character" w:styleId="UnresolvedMention">
+    <w:name w:val="Unresolved Mention"/>
+    <w:basedOn w:val="DefaultParagraphFont"/>
+    <w:uiPriority w:val="99"/>
+    <w:semiHidden/>
+    <w:unhideWhenUsed/>
+    <w:rsid w:val="008C1047"/>
+    <w:rPr>
+      <w:color w:val="605E5C"/>
+      <w:shd w:val="clear" w:color="auto" w:fill="E1DFDD"/>
+    </w:rPr>
+  </w:style>
 </w:styles>
 </file>
 

--- a/NextJS/NextJS-Notes-02.docx
+++ b/NextJS/NextJS-Notes-02.docx
@@ -760,7 +760,6 @@
         </w:rPr>
         <w:t xml:space="preserve"> </w:t>
       </w:r>
-      <w:proofErr w:type="gramStart"/>
       <w:r>
         <w:rPr>
           <w:rFonts w:ascii="Consolas" w:eastAsia="Times New Roman" w:hAnsi="Consolas" w:cs="Times New Roman"/>
@@ -781,19 +780,7 @@
           <w:szCs w:val="21"/>
           <w14:ligatures w14:val="none"/>
         </w:rPr>
-        <w:t>(</w:t>
-      </w:r>
-      <w:proofErr w:type="gramEnd"/>
-      <w:r>
-        <w:rPr>
-          <w:rFonts w:ascii="Consolas" w:eastAsia="Times New Roman" w:hAnsi="Consolas" w:cs="Times New Roman"/>
-          <w:color w:val="3B3B3B"/>
-          <w:kern w:val="0"/>
-          <w:sz w:val="21"/>
-          <w:szCs w:val="21"/>
-          <w14:ligatures w14:val="none"/>
-        </w:rPr>
-        <w:t>) {</w:t>
+        <w:t>() {</w:t>
       </w:r>
     </w:p>
     <w:p>
@@ -1297,7 +1284,6 @@
         </w:rPr>
         <w:t xml:space="preserve">URLSearchParams is a Web API that provides utility methods for manipulating the URL query parameters. Instead of creating a complex string literal, you can use it to get the params string </w:t>
       </w:r>
-      <w:proofErr w:type="gramStart"/>
       <w:r>
         <w:rPr>
           <w:rFonts w:ascii="Sakkal Majalla" w:hAnsi="Sakkal Majalla" w:cs="Sakkal Majalla"/>
@@ -1322,7 +1308,6 @@
         </w:rPr>
         <w:t>?page</w:t>
       </w:r>
-      <w:proofErr w:type="gramEnd"/>
       <w:r>
         <w:rPr>
           <w:rFonts w:ascii="Sakkal Majalla" w:hAnsi="Sakkal Majalla" w:cs="Sakkal Majalla"/>
@@ -1432,19 +1417,7 @@
           <w:szCs w:val="21"/>
           <w14:ligatures w14:val="none"/>
         </w:rPr>
-        <w:t xml:space="preserve"> </w:t>
-      </w:r>
-      <w:proofErr w:type="gramStart"/>
-      <w:r>
-        <w:rPr>
-          <w:rFonts w:ascii="Consolas" w:eastAsia="Times New Roman" w:hAnsi="Consolas" w:cs="Times New Roman"/>
-          <w:color w:val="3B3B3B"/>
-          <w:kern w:val="0"/>
-          <w:sz w:val="21"/>
-          <w:szCs w:val="21"/>
-          <w14:ligatures w14:val="none"/>
-        </w:rPr>
-        <w:t xml:space="preserve">{ </w:t>
+        <w:t xml:space="preserve"> { </w:t>
       </w:r>
       <w:r>
         <w:rPr>
@@ -1457,7 +1430,6 @@
         </w:rPr>
         <w:t>usePathname</w:t>
       </w:r>
-      <w:proofErr w:type="gramEnd"/>
       <w:r>
         <w:rPr>
           <w:rFonts w:ascii="Consolas" w:eastAsia="Times New Roman" w:hAnsi="Consolas" w:cs="Times New Roman"/>
@@ -1491,7 +1463,6 @@
         </w:rPr>
         <w:t xml:space="preserve">, </w:t>
       </w:r>
-      <w:proofErr w:type="gramStart"/>
       <w:r>
         <w:rPr>
           <w:rFonts w:ascii="Consolas" w:eastAsia="Times New Roman" w:hAnsi="Consolas" w:cs="Times New Roman"/>
@@ -1512,19 +1483,7 @@
           <w:szCs w:val="21"/>
           <w14:ligatures w14:val="none"/>
         </w:rPr>
-        <w:t xml:space="preserve"> }</w:t>
-      </w:r>
-      <w:proofErr w:type="gramEnd"/>
-      <w:r>
-        <w:rPr>
-          <w:rFonts w:ascii="Consolas" w:eastAsia="Times New Roman" w:hAnsi="Consolas" w:cs="Times New Roman"/>
-          <w:color w:val="3B3B3B"/>
-          <w:kern w:val="0"/>
-          <w:sz w:val="21"/>
-          <w:szCs w:val="21"/>
-          <w14:ligatures w14:val="none"/>
-        </w:rPr>
-        <w:t xml:space="preserve"> </w:t>
+        <w:t xml:space="preserve"> } </w:t>
       </w:r>
       <w:r>
         <w:rPr>
@@ -1661,7 +1620,6 @@
         </w:rPr>
         <w:t xml:space="preserve"> </w:t>
       </w:r>
-      <w:proofErr w:type="gramStart"/>
       <w:r>
         <w:rPr>
           <w:rFonts w:ascii="Consolas" w:eastAsia="Times New Roman" w:hAnsi="Consolas" w:cs="Times New Roman"/>
@@ -1682,19 +1640,7 @@
           <w:szCs w:val="21"/>
           <w14:ligatures w14:val="none"/>
         </w:rPr>
-        <w:t>(</w:t>
-      </w:r>
-      <w:proofErr w:type="gramEnd"/>
-      <w:r>
-        <w:rPr>
-          <w:rFonts w:ascii="Consolas" w:eastAsia="Times New Roman" w:hAnsi="Consolas" w:cs="Times New Roman"/>
-          <w:color w:val="3B3B3B"/>
-          <w:kern w:val="0"/>
-          <w:sz w:val="21"/>
-          <w:szCs w:val="21"/>
-          <w14:ligatures w14:val="none"/>
-        </w:rPr>
-        <w:t>)</w:t>
+        <w:t>()</w:t>
       </w:r>
     </w:p>
     <w:p>
@@ -1743,7 +1689,6 @@
         </w:rPr>
         <w:t xml:space="preserve"> </w:t>
       </w:r>
-      <w:proofErr w:type="gramStart"/>
       <w:r>
         <w:rPr>
           <w:rFonts w:ascii="Consolas" w:eastAsia="Times New Roman" w:hAnsi="Consolas" w:cs="Times New Roman"/>
@@ -1766,7 +1711,6 @@
         </w:rPr>
         <w:t>(</w:t>
       </w:r>
-      <w:proofErr w:type="gramEnd"/>
       <w:r>
         <w:rPr>
           <w:rFonts w:ascii="Consolas" w:eastAsia="Times New Roman" w:hAnsi="Consolas" w:cs="Times New Roman"/>
@@ -2070,7 +2014,6 @@
         </w:rPr>
         <w:t xml:space="preserve"> </w:t>
       </w:r>
-      <w:proofErr w:type="gramStart"/>
       <w:r>
         <w:rPr>
           <w:rFonts w:ascii="Consolas" w:eastAsia="Times New Roman" w:hAnsi="Consolas" w:cs="Times New Roman"/>
@@ -2091,19 +2034,7 @@
           <w:szCs w:val="21"/>
           <w14:ligatures w14:val="none"/>
         </w:rPr>
-        <w:t>(</w:t>
-      </w:r>
-      <w:proofErr w:type="gramEnd"/>
-      <w:r>
-        <w:rPr>
-          <w:rFonts w:ascii="Consolas" w:eastAsia="Times New Roman" w:hAnsi="Consolas" w:cs="Times New Roman"/>
-          <w:color w:val="3B3B3B"/>
-          <w:kern w:val="0"/>
-          <w:sz w:val="21"/>
-          <w:szCs w:val="21"/>
-          <w14:ligatures w14:val="none"/>
-        </w:rPr>
-        <w:t>)</w:t>
+        <w:t>()</w:t>
       </w:r>
     </w:p>
     <w:p>
@@ -2150,20 +2081,52 @@
           <w:szCs w:val="21"/>
           <w14:ligatures w14:val="none"/>
         </w:rPr>
+        <w:t xml:space="preserve"> { </w:t>
+      </w:r>
+      <w:r>
+        <w:rPr>
+          <w:rFonts w:ascii="Consolas" w:eastAsia="Times New Roman" w:hAnsi="Consolas" w:cs="Times New Roman"/>
+          <w:color w:val="795E26"/>
+          <w:kern w:val="0"/>
+          <w:sz w:val="21"/>
+          <w:szCs w:val="21"/>
+          <w14:ligatures w14:val="none"/>
+        </w:rPr>
+        <w:t>replace</w:t>
+      </w:r>
+      <w:r>
+        <w:rPr>
+          <w:rFonts w:ascii="Consolas" w:eastAsia="Times New Roman" w:hAnsi="Consolas" w:cs="Times New Roman"/>
+          <w:color w:val="3B3B3B"/>
+          <w:kern w:val="0"/>
+          <w:sz w:val="21"/>
+          <w:szCs w:val="21"/>
+          <w14:ligatures w14:val="none"/>
+        </w:rPr>
+        <w:t xml:space="preserve"> } </w:t>
+      </w:r>
+      <w:r>
+        <w:rPr>
+          <w:rFonts w:ascii="Consolas" w:eastAsia="Times New Roman" w:hAnsi="Consolas" w:cs="Times New Roman"/>
+          <w:color w:val="000000"/>
+          <w:kern w:val="0"/>
+          <w:sz w:val="21"/>
+          <w:szCs w:val="21"/>
+          <w14:ligatures w14:val="none"/>
+        </w:rPr>
+        <w:t>=</w:t>
+      </w:r>
+      <w:r>
+        <w:rPr>
+          <w:rFonts w:ascii="Consolas" w:eastAsia="Times New Roman" w:hAnsi="Consolas" w:cs="Times New Roman"/>
+          <w:color w:val="3B3B3B"/>
+          <w:kern w:val="0"/>
+          <w:sz w:val="21"/>
+          <w:szCs w:val="21"/>
+          <w14:ligatures w14:val="none"/>
+        </w:rPr>
         <w:t xml:space="preserve"> </w:t>
       </w:r>
-      <w:proofErr w:type="gramStart"/>
-      <w:r>
-        <w:rPr>
-          <w:rFonts w:ascii="Consolas" w:eastAsia="Times New Roman" w:hAnsi="Consolas" w:cs="Times New Roman"/>
-          <w:color w:val="3B3B3B"/>
-          <w:kern w:val="0"/>
-          <w:sz w:val="21"/>
-          <w:szCs w:val="21"/>
-          <w14:ligatures w14:val="none"/>
-        </w:rPr>
-        <w:t xml:space="preserve">{ </w:t>
-      </w:r>
       <w:r>
         <w:rPr>
           <w:rFonts w:ascii="Consolas" w:eastAsia="Times New Roman" w:hAnsi="Consolas" w:cs="Times New Roman"/>
@@ -2173,52 +2136,6 @@
           <w:szCs w:val="21"/>
           <w14:ligatures w14:val="none"/>
         </w:rPr>
-        <w:t>replace</w:t>
-      </w:r>
-      <w:proofErr w:type="gramEnd"/>
-      <w:r>
-        <w:rPr>
-          <w:rFonts w:ascii="Consolas" w:eastAsia="Times New Roman" w:hAnsi="Consolas" w:cs="Times New Roman"/>
-          <w:color w:val="3B3B3B"/>
-          <w:kern w:val="0"/>
-          <w:sz w:val="21"/>
-          <w:szCs w:val="21"/>
-          <w14:ligatures w14:val="none"/>
-        </w:rPr>
-        <w:t xml:space="preserve"> } </w:t>
-      </w:r>
-      <w:r>
-        <w:rPr>
-          <w:rFonts w:ascii="Consolas" w:eastAsia="Times New Roman" w:hAnsi="Consolas" w:cs="Times New Roman"/>
-          <w:color w:val="000000"/>
-          <w:kern w:val="0"/>
-          <w:sz w:val="21"/>
-          <w:szCs w:val="21"/>
-          <w14:ligatures w14:val="none"/>
-        </w:rPr>
-        <w:t>=</w:t>
-      </w:r>
-      <w:r>
-        <w:rPr>
-          <w:rFonts w:ascii="Consolas" w:eastAsia="Times New Roman" w:hAnsi="Consolas" w:cs="Times New Roman"/>
-          <w:color w:val="3B3B3B"/>
-          <w:kern w:val="0"/>
-          <w:sz w:val="21"/>
-          <w:szCs w:val="21"/>
-          <w14:ligatures w14:val="none"/>
-        </w:rPr>
-        <w:t xml:space="preserve"> </w:t>
-      </w:r>
-      <w:proofErr w:type="gramStart"/>
-      <w:r>
-        <w:rPr>
-          <w:rFonts w:ascii="Consolas" w:eastAsia="Times New Roman" w:hAnsi="Consolas" w:cs="Times New Roman"/>
-          <w:color w:val="795E26"/>
-          <w:kern w:val="0"/>
-          <w:sz w:val="21"/>
-          <w:szCs w:val="21"/>
-          <w14:ligatures w14:val="none"/>
-        </w:rPr>
         <w:t>useRouter</w:t>
       </w:r>
       <w:r>
@@ -2230,19 +2147,7 @@
           <w:szCs w:val="21"/>
           <w14:ligatures w14:val="none"/>
         </w:rPr>
-        <w:t>(</w:t>
-      </w:r>
-      <w:proofErr w:type="gramEnd"/>
-      <w:r>
-        <w:rPr>
-          <w:rFonts w:ascii="Consolas" w:eastAsia="Times New Roman" w:hAnsi="Consolas" w:cs="Times New Roman"/>
-          <w:color w:val="3B3B3B"/>
-          <w:kern w:val="0"/>
-          <w:sz w:val="21"/>
-          <w:szCs w:val="21"/>
-          <w14:ligatures w14:val="none"/>
-        </w:rPr>
-        <w:t>)</w:t>
+        <w:t>()</w:t>
       </w:r>
     </w:p>
     <w:p>
@@ -2338,7 +2243,6 @@
         </w:rPr>
         <w:t xml:space="preserve">      </w:t>
       </w:r>
-      <w:proofErr w:type="gramStart"/>
       <w:r>
         <w:rPr>
           <w:rFonts w:ascii="Consolas" w:eastAsia="Times New Roman" w:hAnsi="Consolas" w:cs="Times New Roman"/>
@@ -2383,7 +2287,6 @@
         </w:rPr>
         <w:t>(</w:t>
       </w:r>
-      <w:proofErr w:type="gramEnd"/>
       <w:r>
         <w:rPr>
           <w:rFonts w:ascii="Consolas" w:eastAsia="Times New Roman" w:hAnsi="Consolas" w:cs="Times New Roman"/>
@@ -2500,7 +2403,6 @@
         </w:rPr>
         <w:t xml:space="preserve">      </w:t>
       </w:r>
-      <w:proofErr w:type="gramStart"/>
       <w:r>
         <w:rPr>
           <w:rFonts w:ascii="Consolas" w:eastAsia="Times New Roman" w:hAnsi="Consolas" w:cs="Times New Roman"/>
@@ -2534,7 +2436,6 @@
         </w:rPr>
         <w:t>delete</w:t>
       </w:r>
-      <w:proofErr w:type="gramEnd"/>
       <w:r>
         <w:rPr>
           <w:rFonts w:ascii="Consolas" w:eastAsia="Times New Roman" w:hAnsi="Consolas" w:cs="Times New Roman"/>
@@ -2764,7 +2665,6 @@
         </w:rPr>
         <w:t>pathname</w:t>
       </w:r>
-      <w:proofErr w:type="gramStart"/>
       <w:r>
         <w:rPr>
           <w:rFonts w:ascii="Consolas" w:eastAsia="Times New Roman" w:hAnsi="Consolas" w:cs="Times New Roman"/>
@@ -2796,9 +2696,52 @@
           <w:szCs w:val="21"/>
           <w14:ligatures w14:val="none"/>
         </w:rPr>
-        <w:t>$</w:t>
-      </w:r>
-      <w:proofErr w:type="gramEnd"/>
+        <w:t>${</w:t>
+      </w:r>
+      <w:r>
+        <w:rPr>
+          <w:rFonts w:ascii="Consolas" w:eastAsia="Times New Roman" w:hAnsi="Consolas" w:cs="Times New Roman"/>
+          <w:color w:val="0070C1"/>
+          <w:kern w:val="0"/>
+          <w:sz w:val="21"/>
+          <w:szCs w:val="21"/>
+          <w14:ligatures w14:val="none"/>
+        </w:rPr>
+        <w:t>params</w:t>
+      </w:r>
+      <w:r>
+        <w:rPr>
+          <w:rFonts w:ascii="Consolas" w:eastAsia="Times New Roman" w:hAnsi="Consolas" w:cs="Times New Roman"/>
+          <w:color w:val="000000"/>
+          <w:kern w:val="0"/>
+          <w:sz w:val="21"/>
+          <w:szCs w:val="21"/>
+          <w14:ligatures w14:val="none"/>
+        </w:rPr>
+        <w:t>.</w:t>
+      </w:r>
+      <w:r>
+        <w:rPr>
+          <w:rFonts w:ascii="Consolas" w:eastAsia="Times New Roman" w:hAnsi="Consolas" w:cs="Times New Roman"/>
+          <w:color w:val="795E26"/>
+          <w:kern w:val="0"/>
+          <w:sz w:val="21"/>
+          <w:szCs w:val="21"/>
+          <w14:ligatures w14:val="none"/>
+        </w:rPr>
+        <w:t>toString</w:t>
+      </w:r>
+      <w:r>
+        <w:rPr>
+          <w:rFonts w:ascii="Consolas" w:eastAsia="Times New Roman" w:hAnsi="Consolas" w:cs="Times New Roman"/>
+          <w:color w:val="000000"/>
+          <w:kern w:val="0"/>
+          <w:sz w:val="21"/>
+          <w:szCs w:val="21"/>
+          <w14:ligatures w14:val="none"/>
+        </w:rPr>
+        <w:t>()</w:t>
+      </w:r>
       <w:r>
         <w:rPr>
           <w:rFonts w:ascii="Consolas" w:eastAsia="Times New Roman" w:hAnsi="Consolas" w:cs="Times New Roman"/>
@@ -2808,75 +2751,6 @@
           <w:szCs w:val="21"/>
           <w14:ligatures w14:val="none"/>
         </w:rPr>
-        <w:t>{</w:t>
-      </w:r>
-      <w:proofErr w:type="gramStart"/>
-      <w:r>
-        <w:rPr>
-          <w:rFonts w:ascii="Consolas" w:eastAsia="Times New Roman" w:hAnsi="Consolas" w:cs="Times New Roman"/>
-          <w:color w:val="0070C1"/>
-          <w:kern w:val="0"/>
-          <w:sz w:val="21"/>
-          <w:szCs w:val="21"/>
-          <w14:ligatures w14:val="none"/>
-        </w:rPr>
-        <w:t>params</w:t>
-      </w:r>
-      <w:r>
-        <w:rPr>
-          <w:rFonts w:ascii="Consolas" w:eastAsia="Times New Roman" w:hAnsi="Consolas" w:cs="Times New Roman"/>
-          <w:color w:val="000000"/>
-          <w:kern w:val="0"/>
-          <w:sz w:val="21"/>
-          <w:szCs w:val="21"/>
-          <w14:ligatures w14:val="none"/>
-        </w:rPr>
-        <w:t>.</w:t>
-      </w:r>
-      <w:r>
-        <w:rPr>
-          <w:rFonts w:ascii="Consolas" w:eastAsia="Times New Roman" w:hAnsi="Consolas" w:cs="Times New Roman"/>
-          <w:color w:val="795E26"/>
-          <w:kern w:val="0"/>
-          <w:sz w:val="21"/>
-          <w:szCs w:val="21"/>
-          <w14:ligatures w14:val="none"/>
-        </w:rPr>
-        <w:t>toString</w:t>
-      </w:r>
-      <w:proofErr w:type="gramEnd"/>
-      <w:r>
-        <w:rPr>
-          <w:rFonts w:ascii="Consolas" w:eastAsia="Times New Roman" w:hAnsi="Consolas" w:cs="Times New Roman"/>
-          <w:color w:val="000000"/>
-          <w:kern w:val="0"/>
-          <w:sz w:val="21"/>
-          <w:szCs w:val="21"/>
-          <w14:ligatures w14:val="none"/>
-        </w:rPr>
-        <w:t>(</w:t>
-      </w:r>
-      <w:proofErr w:type="gramStart"/>
-      <w:r>
-        <w:rPr>
-          <w:rFonts w:ascii="Consolas" w:eastAsia="Times New Roman" w:hAnsi="Consolas" w:cs="Times New Roman"/>
-          <w:color w:val="000000"/>
-          <w:kern w:val="0"/>
-          <w:sz w:val="21"/>
-          <w:szCs w:val="21"/>
-          <w14:ligatures w14:val="none"/>
-        </w:rPr>
-        <w:t>)</w:t>
-      </w:r>
-      <w:r>
-        <w:rPr>
-          <w:rFonts w:ascii="Consolas" w:eastAsia="Times New Roman" w:hAnsi="Consolas" w:cs="Times New Roman"/>
-          <w:color w:val="0000FF"/>
-          <w:kern w:val="0"/>
-          <w:sz w:val="21"/>
-          <w:szCs w:val="21"/>
-          <w14:ligatures w14:val="none"/>
-        </w:rPr>
         <w:t>}</w:t>
       </w:r>
       <w:r>
@@ -2890,7 +2764,6 @@
         </w:rPr>
         <w:t>`</w:t>
       </w:r>
-      <w:proofErr w:type="gramEnd"/>
       <w:r>
         <w:rPr>
           <w:rFonts w:ascii="Consolas" w:eastAsia="Times New Roman" w:hAnsi="Consolas" w:cs="Times New Roman"/>
@@ -3132,7 +3005,6 @@
         </w:rPr>
         <w:t xml:space="preserve"> </w:t>
       </w:r>
-      <w:proofErr w:type="gramStart"/>
       <w:r>
         <w:rPr>
           <w:rFonts w:ascii="Consolas" w:eastAsia="Times New Roman" w:hAnsi="Consolas" w:cs="Times New Roman"/>
@@ -3155,7 +3027,6 @@
         </w:rPr>
         <w:t>(</w:t>
       </w:r>
-      <w:proofErr w:type="gramEnd"/>
       <w:r>
         <w:rPr>
           <w:rFonts w:ascii="Consolas" w:eastAsia="Times New Roman" w:hAnsi="Consolas" w:cs="Times New Roman"/>
@@ -3214,7 +3085,6 @@
         </w:rPr>
         <w:t xml:space="preserve">    </w:t>
       </w:r>
-      <w:proofErr w:type="gramStart"/>
       <w:r>
         <w:rPr>
           <w:rFonts w:ascii="Consolas" w:eastAsia="Times New Roman" w:hAnsi="Consolas" w:cs="Times New Roman"/>
@@ -3237,7 +3107,6 @@
         </w:rPr>
         <w:t>?:</w:t>
       </w:r>
-      <w:proofErr w:type="gramEnd"/>
       <w:r>
         <w:rPr>
           <w:rFonts w:ascii="Consolas" w:eastAsia="Times New Roman" w:hAnsi="Consolas" w:cs="Times New Roman"/>
@@ -3260,7 +3129,6 @@
         </w:rPr>
         <w:t>Promise</w:t>
       </w:r>
-      <w:proofErr w:type="gramStart"/>
       <w:r>
         <w:rPr>
           <w:rFonts w:ascii="Consolas" w:eastAsia="Times New Roman" w:hAnsi="Consolas" w:cs="Times New Roman"/>
@@ -3272,7 +3140,6 @@
         </w:rPr>
         <w:t>&lt;{</w:t>
       </w:r>
-      <w:proofErr w:type="gramEnd"/>
     </w:p>
     <w:p>
       <w:pPr>
@@ -3298,7 +3165,6 @@
         </w:rPr>
         <w:t xml:space="preserve">        </w:t>
       </w:r>
-      <w:proofErr w:type="gramStart"/>
       <w:r>
         <w:rPr>
           <w:rFonts w:ascii="Consolas" w:eastAsia="Times New Roman" w:hAnsi="Consolas" w:cs="Times New Roman"/>
@@ -3321,7 +3187,6 @@
         </w:rPr>
         <w:t>?:</w:t>
       </w:r>
-      <w:proofErr w:type="gramEnd"/>
       <w:r>
         <w:rPr>
           <w:rFonts w:ascii="Consolas" w:eastAsia="Times New Roman" w:hAnsi="Consolas" w:cs="Times New Roman"/>
@@ -3380,7 +3245,6 @@
         </w:rPr>
         <w:t xml:space="preserve">        </w:t>
       </w:r>
-      <w:proofErr w:type="gramStart"/>
       <w:r>
         <w:rPr>
           <w:rFonts w:ascii="Consolas" w:eastAsia="Times New Roman" w:hAnsi="Consolas" w:cs="Times New Roman"/>
@@ -3403,7 +3267,6 @@
         </w:rPr>
         <w:t>?:</w:t>
       </w:r>
-      <w:proofErr w:type="gramEnd"/>
       <w:r>
         <w:rPr>
           <w:rFonts w:ascii="Consolas" w:eastAsia="Times New Roman" w:hAnsi="Consolas" w:cs="Times New Roman"/>
@@ -3614,7 +3477,6 @@
         </w:rPr>
         <w:t xml:space="preserve"> </w:t>
       </w:r>
-      <w:proofErr w:type="gramStart"/>
       <w:r>
         <w:rPr>
           <w:rFonts w:ascii="Consolas" w:eastAsia="Times New Roman" w:hAnsi="Consolas" w:cs="Times New Roman"/>
@@ -3648,7 +3510,6 @@
         </w:rPr>
         <w:t>searchParams</w:t>
       </w:r>
-      <w:proofErr w:type="gramEnd"/>
     </w:p>
     <w:p>
       <w:pPr>
@@ -3740,7 +3601,6 @@
         </w:rPr>
         <w:t xml:space="preserve"> </w:t>
       </w:r>
-      <w:proofErr w:type="gramStart"/>
       <w:r>
         <w:rPr>
           <w:rFonts w:ascii="Consolas" w:eastAsia="Times New Roman" w:hAnsi="Consolas" w:cs="Times New Roman"/>
@@ -3763,7 +3623,6 @@
         </w:rPr>
         <w:t>?.</w:t>
       </w:r>
-      <w:proofErr w:type="gramEnd"/>
       <w:r>
         <w:rPr>
           <w:rFonts w:ascii="Consolas" w:eastAsia="Times New Roman" w:hAnsi="Consolas" w:cs="Times New Roman"/>
@@ -3910,7 +3769,6 @@
         </w:rPr>
         <w:t xml:space="preserve"> </w:t>
       </w:r>
-      <w:proofErr w:type="gramStart"/>
       <w:r>
         <w:rPr>
           <w:rFonts w:ascii="Consolas" w:eastAsia="Times New Roman" w:hAnsi="Consolas" w:cs="Times New Roman"/>
@@ -3933,7 +3791,6 @@
         </w:rPr>
         <w:t>(</w:t>
       </w:r>
-      <w:proofErr w:type="gramEnd"/>
       <w:r>
         <w:rPr>
           <w:rFonts w:ascii="Consolas" w:eastAsia="Times New Roman" w:hAnsi="Consolas" w:cs="Times New Roman"/>
@@ -3945,7 +3802,6 @@
         </w:rPr>
         <w:t>searchParams</w:t>
       </w:r>
-      <w:proofErr w:type="gramStart"/>
       <w:r>
         <w:rPr>
           <w:rFonts w:ascii="Consolas" w:eastAsia="Times New Roman" w:hAnsi="Consolas" w:cs="Times New Roman"/>
@@ -3968,7 +3824,6 @@
         </w:rPr>
         <w:t>page</w:t>
       </w:r>
-      <w:proofErr w:type="gramEnd"/>
       <w:r>
         <w:rPr>
           <w:rFonts w:ascii="Consolas" w:eastAsia="Times New Roman" w:hAnsi="Consolas" w:cs="Times New Roman"/>
@@ -4377,7 +4232,6 @@
         </w:rPr>
         <w:t>${</w:t>
       </w:r>
-      <w:proofErr w:type="gramStart"/>
       <w:r>
         <w:rPr>
           <w:rFonts w:ascii="Consolas" w:eastAsia="Times New Roman" w:hAnsi="Consolas" w:cs="Times New Roman"/>
@@ -4411,7 +4265,6 @@
         </w:rPr>
         <w:t>className</w:t>
       </w:r>
-      <w:proofErr w:type="gramEnd"/>
       <w:r>
         <w:rPr>
           <w:rFonts w:ascii="Consolas" w:eastAsia="Times New Roman" w:hAnsi="Consolas" w:cs="Times New Roman"/>
@@ -4920,7 +4773,6 @@
         </w:rPr>
         <w:t>key</w:t>
       </w:r>
-      <w:proofErr w:type="gramStart"/>
       <w:r>
         <w:rPr>
           <w:rFonts w:ascii="Consolas" w:eastAsia="Times New Roman" w:hAnsi="Consolas" w:cs="Times New Roman"/>
@@ -4943,7 +4795,6 @@
         </w:rPr>
         <w:t>{</w:t>
       </w:r>
-      <w:proofErr w:type="gramEnd"/>
       <w:r>
         <w:rPr>
           <w:rFonts w:ascii="Consolas" w:eastAsia="Times New Roman" w:hAnsi="Consolas" w:cs="Times New Roman"/>
@@ -5010,7 +4861,6 @@
         </w:rPr>
         <w:t>fallback</w:t>
       </w:r>
-      <w:proofErr w:type="gramStart"/>
       <w:r>
         <w:rPr>
           <w:rFonts w:ascii="Consolas" w:eastAsia="Times New Roman" w:hAnsi="Consolas" w:cs="Times New Roman"/>
@@ -5033,7 +4883,6 @@
         </w:rPr>
         <w:t>{</w:t>
       </w:r>
-      <w:proofErr w:type="gramEnd"/>
       <w:r>
         <w:rPr>
           <w:rFonts w:ascii="Consolas" w:eastAsia="Times New Roman" w:hAnsi="Consolas" w:cs="Times New Roman"/>
@@ -5795,7 +5644,6 @@
         </w:rPr>
         <w:t xml:space="preserve">directly on the server. They eliminate the need to create API endpoints to mutate your data. Instead, you write asynchronous functions that execute on the server and can be invoked from your </w:t>
       </w:r>
-      <w:proofErr w:type="gramStart"/>
       <w:r>
         <w:rPr>
           <w:rFonts w:ascii="Sakkal Majalla" w:hAnsi="Sakkal Majalla" w:cs="Sakkal Majalla"/>
@@ -5805,19 +5653,7 @@
           <w:sz w:val="28"/>
           <w:szCs w:val="28"/>
         </w:rPr>
-        <w:t>Client</w:t>
-      </w:r>
-      <w:proofErr w:type="gramEnd"/>
-      <w:r>
-        <w:rPr>
-          <w:rFonts w:ascii="Sakkal Majalla" w:hAnsi="Sakkal Majalla" w:cs="Sakkal Majalla"/>
-          <w:b/>
-          <w:bCs/>
-          <w:color w:val="0F4761" w:themeColor="accent1" w:themeShade="BF"/>
-          <w:sz w:val="28"/>
-          <w:szCs w:val="28"/>
-        </w:rPr>
-        <w:t xml:space="preserve"> or Server Components</w:t>
+        <w:t>Client or Server Components</w:t>
       </w:r>
       <w:r>
         <w:rPr>
@@ -6054,6 +5890,7 @@
       <w:r>
         <w:rPr>
           <w:rFonts w:ascii="Sakkal Majalla" w:hAnsi="Sakkal Majalla" w:cs="Sakkal Majalla"/>
+          <w:noProof/>
           <w:sz w:val="28"/>
           <w:szCs w:val="28"/>
         </w:rPr>
@@ -6360,6 +6197,7 @@
       <w:r>
         <w:rPr>
           <w:rFonts w:ascii="Sakkal Majalla" w:hAnsi="Sakkal Majalla" w:cs="Sakkal Majalla"/>
+          <w:noProof/>
           <w:sz w:val="28"/>
           <w:szCs w:val="28"/>
         </w:rPr>
@@ -6508,6 +6346,1409 @@
           <w:szCs w:val="28"/>
         </w:rPr>
         <w:t>.</w:t>
+      </w:r>
+    </w:p>
+    <w:p>
+      <w:pPr>
+        <w:ind w:left="720" w:firstLine="720"/>
+        <w:rPr>
+          <w:rFonts w:ascii="Sakkal Majalla" w:hAnsi="Sakkal Majalla" w:cs="Sakkal Majalla"/>
+          <w:sz w:val="28"/>
+          <w:szCs w:val="28"/>
+        </w:rPr>
+      </w:pPr>
+      <w:r>
+        <w:rPr>
+          <w:rFonts w:ascii="Sakkal Majalla" w:hAnsi="Sakkal Majalla" w:cs="Sakkal Majalla"/>
+          <w:sz w:val="28"/>
+          <w:szCs w:val="28"/>
+        </w:rPr>
+        <w:t>==================================================</w:t>
+      </w:r>
+    </w:p>
+    <w:p>
+      <w:pPr>
+        <w:rPr>
+          <w:rFonts w:ascii="Sakkal Majalla" w:hAnsi="Sakkal Majalla" w:cs="Sakkal Majalla"/>
+          <w:sz w:val="28"/>
+          <w:szCs w:val="28"/>
+        </w:rPr>
+      </w:pPr>
+    </w:p>
+    <w:p>
+      <w:pPr>
+        <w:rPr>
+          <w:rFonts w:ascii="Sakkal Majalla" w:hAnsi="Sakkal Majalla" w:cs="Sakkal Majalla"/>
+          <w:sz w:val="28"/>
+          <w:szCs w:val="28"/>
+        </w:rPr>
+      </w:pPr>
+      <w:r>
+        <w:rPr>
+          <w:rFonts w:ascii="Sakkal Majalla" w:hAnsi="Sakkal Majalla" w:cs="Sakkal Majalla"/>
+          <w:sz w:val="28"/>
+          <w:szCs w:val="28"/>
+        </w:rPr>
+        <w:lastRenderedPageBreak/>
+        <w:t>By adding the </w:t>
+      </w:r>
+      <w:r>
+        <w:rPr>
+          <w:rFonts w:ascii="Sakkal Majalla" w:hAnsi="Sakkal Majalla" w:cs="Sakkal Majalla"/>
+          <w:b/>
+          <w:bCs/>
+          <w:color w:val="0070C0"/>
+          <w:sz w:val="28"/>
+          <w:szCs w:val="28"/>
+        </w:rPr>
+        <w:t>'use server'</w:t>
+      </w:r>
+      <w:r>
+        <w:rPr>
+          <w:rFonts w:ascii="Sakkal Majalla" w:hAnsi="Sakkal Majalla" w:cs="Sakkal Majalla"/>
+          <w:sz w:val="28"/>
+          <w:szCs w:val="28"/>
+        </w:rPr>
+        <w:t xml:space="preserve">, you mark all the exported functions within the file as </w:t>
+      </w:r>
+      <w:r>
+        <w:rPr>
+          <w:rFonts w:ascii="Sakkal Majalla" w:hAnsi="Sakkal Majalla" w:cs="Sakkal Majalla"/>
+          <w:b/>
+          <w:bCs/>
+          <w:color w:val="0070C0"/>
+          <w:sz w:val="28"/>
+          <w:szCs w:val="28"/>
+        </w:rPr>
+        <w:t>Server Actions</w:t>
+      </w:r>
+      <w:r>
+        <w:rPr>
+          <w:rFonts w:ascii="Sakkal Majalla" w:hAnsi="Sakkal Majalla" w:cs="Sakkal Majalla"/>
+          <w:sz w:val="28"/>
+          <w:szCs w:val="28"/>
+        </w:rPr>
+        <w:t xml:space="preserve">. These server functions can then be imported and used in </w:t>
+      </w:r>
+      <w:r>
+        <w:rPr>
+          <w:rFonts w:ascii="Sakkal Majalla" w:hAnsi="Sakkal Majalla" w:cs="Sakkal Majalla"/>
+          <w:b/>
+          <w:bCs/>
+          <w:color w:val="0070C0"/>
+          <w:sz w:val="28"/>
+          <w:szCs w:val="28"/>
+        </w:rPr>
+        <w:t>Client and Server components</w:t>
+      </w:r>
+      <w:r>
+        <w:rPr>
+          <w:rFonts w:ascii="Sakkal Majalla" w:hAnsi="Sakkal Majalla" w:cs="Sakkal Majalla"/>
+          <w:sz w:val="28"/>
+          <w:szCs w:val="28"/>
+        </w:rPr>
+        <w:t>. Any functions included in this file that are </w:t>
+      </w:r>
+      <w:r>
+        <w:rPr>
+          <w:rFonts w:ascii="Sakkal Majalla" w:hAnsi="Sakkal Majalla" w:cs="Sakkal Majalla"/>
+          <w:i/>
+          <w:iCs/>
+          <w:sz w:val="28"/>
+          <w:szCs w:val="28"/>
+        </w:rPr>
+        <w:t>not</w:t>
+      </w:r>
+      <w:r>
+        <w:rPr>
+          <w:rFonts w:ascii="Sakkal Majalla" w:hAnsi="Sakkal Majalla" w:cs="Sakkal Majalla"/>
+          <w:sz w:val="28"/>
+          <w:szCs w:val="28"/>
+        </w:rPr>
+        <w:t> used will be automatically removed from the final application bundle.</w:t>
+      </w:r>
+    </w:p>
+    <w:p>
+      <w:pPr>
+        <w:rPr>
+          <w:rFonts w:ascii="Sakkal Majalla" w:hAnsi="Sakkal Majalla" w:cs="Sakkal Majalla"/>
+          <w:sz w:val="28"/>
+          <w:szCs w:val="28"/>
+        </w:rPr>
+      </w:pPr>
+      <w:r>
+        <w:rPr>
+          <w:rFonts w:ascii="Sakkal Majalla" w:hAnsi="Sakkal Majalla" w:cs="Sakkal Majalla"/>
+          <w:sz w:val="28"/>
+          <w:szCs w:val="28"/>
+        </w:rPr>
+        <w:t>You can also write Server Actions directly inside Server Components by adding "</w:t>
+      </w:r>
+      <w:r>
+        <w:rPr>
+          <w:rFonts w:ascii="Sakkal Majalla" w:hAnsi="Sakkal Majalla" w:cs="Sakkal Majalla"/>
+          <w:b/>
+          <w:bCs/>
+          <w:color w:val="0070C0"/>
+          <w:sz w:val="28"/>
+          <w:szCs w:val="28"/>
+        </w:rPr>
+        <w:t>use server</w:t>
+      </w:r>
+      <w:r>
+        <w:rPr>
+          <w:rFonts w:ascii="Sakkal Majalla" w:hAnsi="Sakkal Majalla" w:cs="Sakkal Majalla"/>
+          <w:sz w:val="28"/>
+          <w:szCs w:val="28"/>
+        </w:rPr>
+        <w:t>" inside the action.</w:t>
+      </w:r>
+    </w:p>
+    <w:p>
+      <w:pPr>
+        <w:ind w:left="720" w:firstLine="720"/>
+        <w:rPr>
+          <w:rFonts w:ascii="Sakkal Majalla" w:hAnsi="Sakkal Majalla" w:cs="Sakkal Majalla"/>
+          <w:sz w:val="28"/>
+          <w:szCs w:val="28"/>
+        </w:rPr>
+      </w:pPr>
+      <w:r>
+        <w:rPr>
+          <w:rFonts w:ascii="Sakkal Majalla" w:hAnsi="Sakkal Majalla" w:cs="Sakkal Majalla"/>
+          <w:sz w:val="28"/>
+          <w:szCs w:val="28"/>
+        </w:rPr>
+        <w:t>==================================================</w:t>
+      </w:r>
+    </w:p>
+    <w:p>
+      <w:pPr>
+        <w:rPr>
+          <w:rFonts w:ascii="Sakkal Majalla" w:hAnsi="Sakkal Majalla" w:cs="Sakkal Majalla"/>
+          <w:sz w:val="28"/>
+          <w:szCs w:val="28"/>
+        </w:rPr>
+      </w:pPr>
+      <w:r>
+        <w:rPr>
+          <w:rFonts w:ascii="Sakkal Majalla" w:hAnsi="Sakkal Majalla" w:cs="Sakkal Majalla"/>
+          <w:sz w:val="28"/>
+          <w:szCs w:val="28"/>
+        </w:rPr>
+        <w:drawing>
+          <wp:inline distT="0" distB="0" distL="0" distR="0" wp14:anchorId="39BF13CA" wp14:editId="1146057B">
+            <wp:extent cx="6652260" cy="1569720"/>
+            <wp:effectExtent l="0" t="0" r="0" b="0"/>
+            <wp:docPr id="1135967347" name="Picture 1"/>
+            <wp:cNvGraphicFramePr>
+              <a:graphicFrameLocks xmlns:a="http://schemas.openxmlformats.org/drawingml/2006/main" noChangeAspect="1"/>
+            </wp:cNvGraphicFramePr>
+            <a:graphic xmlns:a="http://schemas.openxmlformats.org/drawingml/2006/main">
+              <a:graphicData uri="http://schemas.openxmlformats.org/drawingml/2006/picture">
+                <pic:pic xmlns:pic="http://schemas.openxmlformats.org/drawingml/2006/picture">
+                  <pic:nvPicPr>
+                    <pic:cNvPr id="1135967347" name=""/>
+                    <pic:cNvPicPr/>
+                  </pic:nvPicPr>
+                  <pic:blipFill>
+                    <a:blip r:embed="rId19"/>
+                    <a:stretch>
+                      <a:fillRect/>
+                    </a:stretch>
+                  </pic:blipFill>
+                  <pic:spPr>
+                    <a:xfrm>
+                      <a:off x="0" y="0"/>
+                      <a:ext cx="6656252" cy="1570662"/>
+                    </a:xfrm>
+                    <a:prstGeom prst="rect">
+                      <a:avLst/>
+                    </a:prstGeom>
+                  </pic:spPr>
+                </pic:pic>
+              </a:graphicData>
+            </a:graphic>
+          </wp:inline>
+        </w:drawing>
+      </w:r>
+    </w:p>
+    <w:p>
+      <w:pPr>
+        <w:ind w:left="720" w:firstLine="720"/>
+        <w:rPr>
+          <w:rFonts w:ascii="Sakkal Majalla" w:hAnsi="Sakkal Majalla" w:cs="Sakkal Majalla"/>
+          <w:sz w:val="28"/>
+          <w:szCs w:val="28"/>
+        </w:rPr>
+      </w:pPr>
+      <w:r>
+        <w:rPr>
+          <w:rFonts w:ascii="Sakkal Majalla" w:hAnsi="Sakkal Majalla" w:cs="Sakkal Majalla"/>
+          <w:sz w:val="28"/>
+          <w:szCs w:val="28"/>
+        </w:rPr>
+        <w:t>==================================================</w:t>
+      </w:r>
+    </w:p>
+    <w:p>
+      <w:pPr>
+        <w:rPr>
+          <w:rFonts w:ascii="Sakkal Majalla" w:hAnsi="Sakkal Majalla" w:cs="Sakkal Majalla"/>
+          <w:sz w:val="28"/>
+          <w:szCs w:val="28"/>
+        </w:rPr>
+      </w:pPr>
+      <w:r>
+        <w:rPr>
+          <w:rFonts w:ascii="Sakkal Majalla" w:hAnsi="Sakkal Majalla" w:cs="Sakkal Majalla"/>
+          <w:sz w:val="28"/>
+          <w:szCs w:val="28"/>
+        </w:rPr>
+        <w:drawing>
+          <wp:inline distT="0" distB="0" distL="0" distR="0" wp14:anchorId="439CB0FC" wp14:editId="1F57F60E">
+            <wp:extent cx="6589160" cy="563880"/>
+            <wp:effectExtent l="0" t="0" r="2540" b="7620"/>
+            <wp:docPr id="33469270" name="Picture 1"/>
+            <wp:cNvGraphicFramePr>
+              <a:graphicFrameLocks xmlns:a="http://schemas.openxmlformats.org/drawingml/2006/main" noChangeAspect="1"/>
+            </wp:cNvGraphicFramePr>
+            <a:graphic xmlns:a="http://schemas.openxmlformats.org/drawingml/2006/main">
+              <a:graphicData uri="http://schemas.openxmlformats.org/drawingml/2006/picture">
+                <pic:pic xmlns:pic="http://schemas.openxmlformats.org/drawingml/2006/picture">
+                  <pic:nvPicPr>
+                    <pic:cNvPr id="33469270" name=""/>
+                    <pic:cNvPicPr/>
+                  </pic:nvPicPr>
+                  <pic:blipFill>
+                    <a:blip r:embed="rId20"/>
+                    <a:stretch>
+                      <a:fillRect/>
+                    </a:stretch>
+                  </pic:blipFill>
+                  <pic:spPr>
+                    <a:xfrm>
+                      <a:off x="0" y="0"/>
+                      <a:ext cx="6596643" cy="564520"/>
+                    </a:xfrm>
+                    <a:prstGeom prst="rect">
+                      <a:avLst/>
+                    </a:prstGeom>
+                  </pic:spPr>
+                </pic:pic>
+              </a:graphicData>
+            </a:graphic>
+          </wp:inline>
+        </w:drawing>
+      </w:r>
+    </w:p>
+    <w:p>
+      <w:pPr>
+        <w:ind w:left="720" w:firstLine="720"/>
+        <w:rPr>
+          <w:rFonts w:ascii="Sakkal Majalla" w:hAnsi="Sakkal Majalla" w:cs="Sakkal Majalla"/>
+          <w:sz w:val="28"/>
+          <w:szCs w:val="28"/>
+        </w:rPr>
+      </w:pPr>
+      <w:r>
+        <w:rPr>
+          <w:rFonts w:ascii="Sakkal Majalla" w:hAnsi="Sakkal Majalla" w:cs="Sakkal Majalla"/>
+          <w:sz w:val="28"/>
+          <w:szCs w:val="28"/>
+        </w:rPr>
+        <w:t>==================================================</w:t>
+      </w:r>
+    </w:p>
+    <w:p>
+      <w:pPr>
+        <w:rPr>
+          <w:rFonts w:ascii="Sakkal Majalla" w:hAnsi="Sakkal Majalla" w:cs="Sakkal Majalla"/>
+          <w:sz w:val="28"/>
+          <w:szCs w:val="28"/>
+        </w:rPr>
+      </w:pPr>
+      <w:r>
+        <w:rPr>
+          <w:rFonts w:ascii="Sakkal Majalla" w:hAnsi="Sakkal Majalla" w:cs="Sakkal Majalla"/>
+          <w:sz w:val="28"/>
+          <w:szCs w:val="28"/>
+        </w:rPr>
+        <w:drawing>
+          <wp:inline distT="0" distB="0" distL="0" distR="0" wp14:anchorId="4F866E9D" wp14:editId="16F3A5AE">
+            <wp:extent cx="6702996" cy="1844040"/>
+            <wp:effectExtent l="0" t="0" r="3175" b="3810"/>
+            <wp:docPr id="315407473" name="Picture 1"/>
+            <wp:cNvGraphicFramePr>
+              <a:graphicFrameLocks xmlns:a="http://schemas.openxmlformats.org/drawingml/2006/main" noChangeAspect="1"/>
+            </wp:cNvGraphicFramePr>
+            <a:graphic xmlns:a="http://schemas.openxmlformats.org/drawingml/2006/main">
+              <a:graphicData uri="http://schemas.openxmlformats.org/drawingml/2006/picture">
+                <pic:pic xmlns:pic="http://schemas.openxmlformats.org/drawingml/2006/picture">
+                  <pic:nvPicPr>
+                    <pic:cNvPr id="315407473" name=""/>
+                    <pic:cNvPicPr/>
+                  </pic:nvPicPr>
+                  <pic:blipFill>
+                    <a:blip r:embed="rId21"/>
+                    <a:stretch>
+                      <a:fillRect/>
+                    </a:stretch>
+                  </pic:blipFill>
+                  <pic:spPr>
+                    <a:xfrm>
+                      <a:off x="0" y="0"/>
+                      <a:ext cx="6707691" cy="1845332"/>
+                    </a:xfrm>
+                    <a:prstGeom prst="rect">
+                      <a:avLst/>
+                    </a:prstGeom>
+                  </pic:spPr>
+                </pic:pic>
+              </a:graphicData>
+            </a:graphic>
+          </wp:inline>
+        </w:drawing>
+      </w:r>
+    </w:p>
+    <w:p>
+      <w:pPr>
+        <w:ind w:left="720" w:firstLine="720"/>
+        <w:rPr>
+          <w:rFonts w:ascii="Sakkal Majalla" w:hAnsi="Sakkal Majalla" w:cs="Sakkal Majalla"/>
+          <w:sz w:val="28"/>
+          <w:szCs w:val="28"/>
+        </w:rPr>
+      </w:pPr>
+      <w:r>
+        <w:rPr>
+          <w:rFonts w:ascii="Sakkal Majalla" w:hAnsi="Sakkal Majalla" w:cs="Sakkal Majalla"/>
+          <w:sz w:val="28"/>
+          <w:szCs w:val="28"/>
+        </w:rPr>
+        <w:t>==================================================</w:t>
+      </w:r>
+    </w:p>
+    <w:p>
+      <w:pPr>
+        <w:rPr>
+          <w:rFonts w:ascii="Sakkal Majalla" w:hAnsi="Sakkal Majalla" w:cs="Sakkal Majalla"/>
+          <w:sz w:val="28"/>
+          <w:szCs w:val="28"/>
+        </w:rPr>
+      </w:pPr>
+    </w:p>
+    <w:p>
+      <w:pPr>
+        <w:rPr>
+          <w:rFonts w:ascii="Sakkal Majalla" w:hAnsi="Sakkal Majalla" w:cs="Sakkal Majalla"/>
+          <w:sz w:val="28"/>
+          <w:szCs w:val="28"/>
+        </w:rPr>
+      </w:pPr>
+    </w:p>
+    <w:p>
+      <w:pPr>
+        <w:rPr>
+          <w:rFonts w:ascii="Sakkal Majalla" w:hAnsi="Sakkal Majalla" w:cs="Sakkal Majalla"/>
+          <w:sz w:val="28"/>
+          <w:szCs w:val="28"/>
+        </w:rPr>
+      </w:pPr>
+      <w:r>
+        <w:rPr>
+          <w:rFonts w:ascii="Sakkal Majalla" w:hAnsi="Sakkal Majalla" w:cs="Sakkal Majalla"/>
+          <w:sz w:val="28"/>
+          <w:szCs w:val="28"/>
+        </w:rPr>
+        <w:lastRenderedPageBreak/>
+        <w:t>To solve the above issue:</w:t>
+      </w:r>
+    </w:p>
+    <w:p>
+      <w:pPr>
+        <w:shd w:val="clear" w:color="auto" w:fill="FFFFFF"/>
+        <w:spacing w:after="0" w:line="285" w:lineRule="atLeast"/>
+        <w:rPr>
+          <w:rFonts w:ascii="Consolas" w:eastAsia="Times New Roman" w:hAnsi="Consolas" w:cs="Times New Roman"/>
+          <w:color w:val="3B3B3B"/>
+          <w:kern w:val="0"/>
+          <w:sz w:val="21"/>
+          <w:szCs w:val="21"/>
+          <w14:ligatures w14:val="none"/>
+        </w:rPr>
+      </w:pPr>
+      <w:r>
+        <w:rPr>
+          <w:rFonts w:ascii="Consolas" w:eastAsia="Times New Roman" w:hAnsi="Consolas" w:cs="Times New Roman"/>
+          <w:color w:val="0000FF"/>
+          <w:kern w:val="0"/>
+          <w:sz w:val="21"/>
+          <w:szCs w:val="21"/>
+          <w14:ligatures w14:val="none"/>
+        </w:rPr>
+        <w:t>const</w:t>
+      </w:r>
+      <w:r>
+        <w:rPr>
+          <w:rFonts w:ascii="Consolas" w:eastAsia="Times New Roman" w:hAnsi="Consolas" w:cs="Times New Roman"/>
+          <w:color w:val="3B3B3B"/>
+          <w:kern w:val="0"/>
+          <w:sz w:val="21"/>
+          <w:szCs w:val="21"/>
+          <w14:ligatures w14:val="none"/>
+        </w:rPr>
+        <w:t xml:space="preserve"> </w:t>
+      </w:r>
+      <w:r>
+        <w:rPr>
+          <w:rFonts w:ascii="Consolas" w:eastAsia="Times New Roman" w:hAnsi="Consolas" w:cs="Times New Roman"/>
+          <w:color w:val="0070C1"/>
+          <w:kern w:val="0"/>
+          <w:sz w:val="21"/>
+          <w:szCs w:val="21"/>
+          <w14:ligatures w14:val="none"/>
+        </w:rPr>
+        <w:t>FormSchema</w:t>
+      </w:r>
+      <w:r>
+        <w:rPr>
+          <w:rFonts w:ascii="Consolas" w:eastAsia="Times New Roman" w:hAnsi="Consolas" w:cs="Times New Roman"/>
+          <w:color w:val="3B3B3B"/>
+          <w:kern w:val="0"/>
+          <w:sz w:val="21"/>
+          <w:szCs w:val="21"/>
+          <w14:ligatures w14:val="none"/>
+        </w:rPr>
+        <w:t xml:space="preserve"> </w:t>
+      </w:r>
+      <w:r>
+        <w:rPr>
+          <w:rFonts w:ascii="Consolas" w:eastAsia="Times New Roman" w:hAnsi="Consolas" w:cs="Times New Roman"/>
+          <w:color w:val="000000"/>
+          <w:kern w:val="0"/>
+          <w:sz w:val="21"/>
+          <w:szCs w:val="21"/>
+          <w14:ligatures w14:val="none"/>
+        </w:rPr>
+        <w:t>=</w:t>
+      </w:r>
+      <w:r>
+        <w:rPr>
+          <w:rFonts w:ascii="Consolas" w:eastAsia="Times New Roman" w:hAnsi="Consolas" w:cs="Times New Roman"/>
+          <w:color w:val="3B3B3B"/>
+          <w:kern w:val="0"/>
+          <w:sz w:val="21"/>
+          <w:szCs w:val="21"/>
+          <w14:ligatures w14:val="none"/>
+        </w:rPr>
+        <w:t xml:space="preserve"> </w:t>
+      </w:r>
+      <w:r>
+        <w:rPr>
+          <w:rFonts w:ascii="Consolas" w:eastAsia="Times New Roman" w:hAnsi="Consolas" w:cs="Times New Roman"/>
+          <w:color w:val="001080"/>
+          <w:kern w:val="0"/>
+          <w:sz w:val="21"/>
+          <w:szCs w:val="21"/>
+          <w14:ligatures w14:val="none"/>
+        </w:rPr>
+        <w:t>z</w:t>
+      </w:r>
+      <w:r>
+        <w:rPr>
+          <w:rFonts w:ascii="Consolas" w:eastAsia="Times New Roman" w:hAnsi="Consolas" w:cs="Times New Roman"/>
+          <w:color w:val="3B3B3B"/>
+          <w:kern w:val="0"/>
+          <w:sz w:val="21"/>
+          <w:szCs w:val="21"/>
+          <w14:ligatures w14:val="none"/>
+        </w:rPr>
+        <w:t>.</w:t>
+      </w:r>
+      <w:r>
+        <w:rPr>
+          <w:rFonts w:ascii="Consolas" w:eastAsia="Times New Roman" w:hAnsi="Consolas" w:cs="Times New Roman"/>
+          <w:color w:val="795E26"/>
+          <w:kern w:val="0"/>
+          <w:sz w:val="21"/>
+          <w:szCs w:val="21"/>
+          <w14:ligatures w14:val="none"/>
+        </w:rPr>
+        <w:t>object</w:t>
+      </w:r>
+      <w:r>
+        <w:rPr>
+          <w:rFonts w:ascii="Consolas" w:eastAsia="Times New Roman" w:hAnsi="Consolas" w:cs="Times New Roman"/>
+          <w:color w:val="3B3B3B"/>
+          <w:kern w:val="0"/>
+          <w:sz w:val="21"/>
+          <w:szCs w:val="21"/>
+          <w14:ligatures w14:val="none"/>
+        </w:rPr>
+        <w:t>({</w:t>
+      </w:r>
+    </w:p>
+    <w:p>
+      <w:pPr>
+        <w:shd w:val="clear" w:color="auto" w:fill="FFFFFF"/>
+        <w:spacing w:after="0" w:line="285" w:lineRule="atLeast"/>
+        <w:rPr>
+          <w:rFonts w:ascii="Consolas" w:eastAsia="Times New Roman" w:hAnsi="Consolas" w:cs="Times New Roman"/>
+          <w:color w:val="3B3B3B"/>
+          <w:kern w:val="0"/>
+          <w:sz w:val="21"/>
+          <w:szCs w:val="21"/>
+          <w14:ligatures w14:val="none"/>
+        </w:rPr>
+      </w:pPr>
+      <w:r>
+        <w:rPr>
+          <w:rFonts w:ascii="Consolas" w:eastAsia="Times New Roman" w:hAnsi="Consolas" w:cs="Times New Roman"/>
+          <w:color w:val="3B3B3B"/>
+          <w:kern w:val="0"/>
+          <w:sz w:val="21"/>
+          <w:szCs w:val="21"/>
+          <w14:ligatures w14:val="none"/>
+        </w:rPr>
+        <w:t xml:space="preserve">    </w:t>
+      </w:r>
+      <w:r>
+        <w:rPr>
+          <w:rFonts w:ascii="Consolas" w:eastAsia="Times New Roman" w:hAnsi="Consolas" w:cs="Times New Roman"/>
+          <w:color w:val="001080"/>
+          <w:kern w:val="0"/>
+          <w:sz w:val="21"/>
+          <w:szCs w:val="21"/>
+          <w14:ligatures w14:val="none"/>
+        </w:rPr>
+        <w:t>id:</w:t>
+      </w:r>
+      <w:r>
+        <w:rPr>
+          <w:rFonts w:ascii="Consolas" w:eastAsia="Times New Roman" w:hAnsi="Consolas" w:cs="Times New Roman"/>
+          <w:color w:val="3B3B3B"/>
+          <w:kern w:val="0"/>
+          <w:sz w:val="21"/>
+          <w:szCs w:val="21"/>
+          <w14:ligatures w14:val="none"/>
+        </w:rPr>
+        <w:t xml:space="preserve"> </w:t>
+      </w:r>
+      <w:r>
+        <w:rPr>
+          <w:rFonts w:ascii="Consolas" w:eastAsia="Times New Roman" w:hAnsi="Consolas" w:cs="Times New Roman"/>
+          <w:color w:val="001080"/>
+          <w:kern w:val="0"/>
+          <w:sz w:val="21"/>
+          <w:szCs w:val="21"/>
+          <w14:ligatures w14:val="none"/>
+        </w:rPr>
+        <w:t>z</w:t>
+      </w:r>
+      <w:r>
+        <w:rPr>
+          <w:rFonts w:ascii="Consolas" w:eastAsia="Times New Roman" w:hAnsi="Consolas" w:cs="Times New Roman"/>
+          <w:color w:val="3B3B3B"/>
+          <w:kern w:val="0"/>
+          <w:sz w:val="21"/>
+          <w:szCs w:val="21"/>
+          <w14:ligatures w14:val="none"/>
+        </w:rPr>
+        <w:t>.</w:t>
+      </w:r>
+      <w:r>
+        <w:rPr>
+          <w:rFonts w:ascii="Consolas" w:eastAsia="Times New Roman" w:hAnsi="Consolas" w:cs="Times New Roman"/>
+          <w:color w:val="795E26"/>
+          <w:kern w:val="0"/>
+          <w:sz w:val="21"/>
+          <w:szCs w:val="21"/>
+          <w14:ligatures w14:val="none"/>
+        </w:rPr>
+        <w:t>string</w:t>
+      </w:r>
+      <w:r>
+        <w:rPr>
+          <w:rFonts w:ascii="Consolas" w:eastAsia="Times New Roman" w:hAnsi="Consolas" w:cs="Times New Roman"/>
+          <w:color w:val="3B3B3B"/>
+          <w:kern w:val="0"/>
+          <w:sz w:val="21"/>
+          <w:szCs w:val="21"/>
+          <w14:ligatures w14:val="none"/>
+        </w:rPr>
+        <w:t>(),</w:t>
+      </w:r>
+    </w:p>
+    <w:p>
+      <w:pPr>
+        <w:shd w:val="clear" w:color="auto" w:fill="FFFFFF"/>
+        <w:spacing w:after="0" w:line="285" w:lineRule="atLeast"/>
+        <w:rPr>
+          <w:rFonts w:ascii="Consolas" w:eastAsia="Times New Roman" w:hAnsi="Consolas" w:cs="Times New Roman"/>
+          <w:color w:val="3B3B3B"/>
+          <w:kern w:val="0"/>
+          <w:sz w:val="21"/>
+          <w:szCs w:val="21"/>
+          <w14:ligatures w14:val="none"/>
+        </w:rPr>
+      </w:pPr>
+      <w:r>
+        <w:rPr>
+          <w:rFonts w:ascii="Consolas" w:eastAsia="Times New Roman" w:hAnsi="Consolas" w:cs="Times New Roman"/>
+          <w:color w:val="3B3B3B"/>
+          <w:kern w:val="0"/>
+          <w:sz w:val="21"/>
+          <w:szCs w:val="21"/>
+          <w14:ligatures w14:val="none"/>
+        </w:rPr>
+        <w:t xml:space="preserve">    </w:t>
+      </w:r>
+      <w:r>
+        <w:rPr>
+          <w:rFonts w:ascii="Consolas" w:eastAsia="Times New Roman" w:hAnsi="Consolas" w:cs="Times New Roman"/>
+          <w:color w:val="001080"/>
+          <w:kern w:val="0"/>
+          <w:sz w:val="21"/>
+          <w:szCs w:val="21"/>
+          <w14:ligatures w14:val="none"/>
+        </w:rPr>
+        <w:t>customerId:</w:t>
+      </w:r>
+      <w:r>
+        <w:rPr>
+          <w:rFonts w:ascii="Consolas" w:eastAsia="Times New Roman" w:hAnsi="Consolas" w:cs="Times New Roman"/>
+          <w:color w:val="3B3B3B"/>
+          <w:kern w:val="0"/>
+          <w:sz w:val="21"/>
+          <w:szCs w:val="21"/>
+          <w14:ligatures w14:val="none"/>
+        </w:rPr>
+        <w:t xml:space="preserve"> </w:t>
+      </w:r>
+      <w:r>
+        <w:rPr>
+          <w:rFonts w:ascii="Consolas" w:eastAsia="Times New Roman" w:hAnsi="Consolas" w:cs="Times New Roman"/>
+          <w:color w:val="001080"/>
+          <w:kern w:val="0"/>
+          <w:sz w:val="21"/>
+          <w:szCs w:val="21"/>
+          <w14:ligatures w14:val="none"/>
+        </w:rPr>
+        <w:t>z</w:t>
+      </w:r>
+      <w:r>
+        <w:rPr>
+          <w:rFonts w:ascii="Consolas" w:eastAsia="Times New Roman" w:hAnsi="Consolas" w:cs="Times New Roman"/>
+          <w:color w:val="3B3B3B"/>
+          <w:kern w:val="0"/>
+          <w:sz w:val="21"/>
+          <w:szCs w:val="21"/>
+          <w14:ligatures w14:val="none"/>
+        </w:rPr>
+        <w:t>.</w:t>
+      </w:r>
+      <w:r>
+        <w:rPr>
+          <w:rFonts w:ascii="Consolas" w:eastAsia="Times New Roman" w:hAnsi="Consolas" w:cs="Times New Roman"/>
+          <w:color w:val="795E26"/>
+          <w:kern w:val="0"/>
+          <w:sz w:val="21"/>
+          <w:szCs w:val="21"/>
+          <w14:ligatures w14:val="none"/>
+        </w:rPr>
+        <w:t>string</w:t>
+      </w:r>
+      <w:r>
+        <w:rPr>
+          <w:rFonts w:ascii="Consolas" w:eastAsia="Times New Roman" w:hAnsi="Consolas" w:cs="Times New Roman"/>
+          <w:color w:val="3B3B3B"/>
+          <w:kern w:val="0"/>
+          <w:sz w:val="21"/>
+          <w:szCs w:val="21"/>
+          <w14:ligatures w14:val="none"/>
+        </w:rPr>
+        <w:t>(),</w:t>
+      </w:r>
+    </w:p>
+    <w:p>
+      <w:pPr>
+        <w:shd w:val="clear" w:color="auto" w:fill="FFFFFF"/>
+        <w:spacing w:after="0" w:line="285" w:lineRule="atLeast"/>
+        <w:rPr>
+          <w:rFonts w:ascii="Consolas" w:eastAsia="Times New Roman" w:hAnsi="Consolas" w:cs="Times New Roman"/>
+          <w:color w:val="3B3B3B"/>
+          <w:kern w:val="0"/>
+          <w:sz w:val="21"/>
+          <w:szCs w:val="21"/>
+          <w14:ligatures w14:val="none"/>
+        </w:rPr>
+      </w:pPr>
+      <w:r>
+        <w:rPr>
+          <w:rFonts w:ascii="Consolas" w:eastAsia="Times New Roman" w:hAnsi="Consolas" w:cs="Times New Roman"/>
+          <w:color w:val="3B3B3B"/>
+          <w:kern w:val="0"/>
+          <w:sz w:val="21"/>
+          <w:szCs w:val="21"/>
+          <w14:ligatures w14:val="none"/>
+        </w:rPr>
+        <w:t xml:space="preserve">    </w:t>
+      </w:r>
+      <w:r>
+        <w:rPr>
+          <w:rFonts w:ascii="Consolas" w:eastAsia="Times New Roman" w:hAnsi="Consolas" w:cs="Times New Roman"/>
+          <w:color w:val="001080"/>
+          <w:kern w:val="0"/>
+          <w:sz w:val="21"/>
+          <w:szCs w:val="21"/>
+          <w14:ligatures w14:val="none"/>
+        </w:rPr>
+        <w:t>amount:</w:t>
+      </w:r>
+      <w:r>
+        <w:rPr>
+          <w:rFonts w:ascii="Consolas" w:eastAsia="Times New Roman" w:hAnsi="Consolas" w:cs="Times New Roman"/>
+          <w:color w:val="3B3B3B"/>
+          <w:kern w:val="0"/>
+          <w:sz w:val="21"/>
+          <w:szCs w:val="21"/>
+          <w14:ligatures w14:val="none"/>
+        </w:rPr>
+        <w:t xml:space="preserve"> </w:t>
+      </w:r>
+      <w:r>
+        <w:rPr>
+          <w:rFonts w:ascii="Consolas" w:eastAsia="Times New Roman" w:hAnsi="Consolas" w:cs="Times New Roman"/>
+          <w:color w:val="001080"/>
+          <w:kern w:val="0"/>
+          <w:sz w:val="21"/>
+          <w:szCs w:val="21"/>
+          <w14:ligatures w14:val="none"/>
+        </w:rPr>
+        <w:t>z</w:t>
+      </w:r>
+      <w:r>
+        <w:rPr>
+          <w:rFonts w:ascii="Consolas" w:eastAsia="Times New Roman" w:hAnsi="Consolas" w:cs="Times New Roman"/>
+          <w:color w:val="3B3B3B"/>
+          <w:kern w:val="0"/>
+          <w:sz w:val="21"/>
+          <w:szCs w:val="21"/>
+          <w14:ligatures w14:val="none"/>
+        </w:rPr>
+        <w:t>.</w:t>
+      </w:r>
+      <w:r>
+        <w:rPr>
+          <w:rFonts w:ascii="Consolas" w:eastAsia="Times New Roman" w:hAnsi="Consolas" w:cs="Times New Roman"/>
+          <w:color w:val="001080"/>
+          <w:kern w:val="0"/>
+          <w:sz w:val="21"/>
+          <w:szCs w:val="21"/>
+          <w14:ligatures w14:val="none"/>
+        </w:rPr>
+        <w:t>coerce</w:t>
+      </w:r>
+      <w:r>
+        <w:rPr>
+          <w:rFonts w:ascii="Consolas" w:eastAsia="Times New Roman" w:hAnsi="Consolas" w:cs="Times New Roman"/>
+          <w:color w:val="3B3B3B"/>
+          <w:kern w:val="0"/>
+          <w:sz w:val="21"/>
+          <w:szCs w:val="21"/>
+          <w14:ligatures w14:val="none"/>
+        </w:rPr>
+        <w:t>.</w:t>
+      </w:r>
+      <w:r>
+        <w:rPr>
+          <w:rFonts w:ascii="Consolas" w:eastAsia="Times New Roman" w:hAnsi="Consolas" w:cs="Times New Roman"/>
+          <w:color w:val="795E26"/>
+          <w:kern w:val="0"/>
+          <w:sz w:val="21"/>
+          <w:szCs w:val="21"/>
+          <w14:ligatures w14:val="none"/>
+        </w:rPr>
+        <w:t>number</w:t>
+      </w:r>
+      <w:r>
+        <w:rPr>
+          <w:rFonts w:ascii="Consolas" w:eastAsia="Times New Roman" w:hAnsi="Consolas" w:cs="Times New Roman"/>
+          <w:color w:val="3B3B3B"/>
+          <w:kern w:val="0"/>
+          <w:sz w:val="21"/>
+          <w:szCs w:val="21"/>
+          <w14:ligatures w14:val="none"/>
+        </w:rPr>
+        <w:t>(),</w:t>
+      </w:r>
+    </w:p>
+    <w:p>
+      <w:pPr>
+        <w:shd w:val="clear" w:color="auto" w:fill="FFFFFF"/>
+        <w:spacing w:after="0" w:line="285" w:lineRule="atLeast"/>
+        <w:rPr>
+          <w:rFonts w:ascii="Consolas" w:eastAsia="Times New Roman" w:hAnsi="Consolas" w:cs="Times New Roman"/>
+          <w:color w:val="3B3B3B"/>
+          <w:kern w:val="0"/>
+          <w:sz w:val="21"/>
+          <w:szCs w:val="21"/>
+          <w14:ligatures w14:val="none"/>
+        </w:rPr>
+      </w:pPr>
+      <w:r>
+        <w:rPr>
+          <w:rFonts w:ascii="Consolas" w:eastAsia="Times New Roman" w:hAnsi="Consolas" w:cs="Times New Roman"/>
+          <w:color w:val="3B3B3B"/>
+          <w:kern w:val="0"/>
+          <w:sz w:val="21"/>
+          <w:szCs w:val="21"/>
+          <w14:ligatures w14:val="none"/>
+        </w:rPr>
+        <w:t xml:space="preserve">    </w:t>
+      </w:r>
+      <w:r>
+        <w:rPr>
+          <w:rFonts w:ascii="Consolas" w:eastAsia="Times New Roman" w:hAnsi="Consolas" w:cs="Times New Roman"/>
+          <w:color w:val="001080"/>
+          <w:kern w:val="0"/>
+          <w:sz w:val="21"/>
+          <w:szCs w:val="21"/>
+          <w14:ligatures w14:val="none"/>
+        </w:rPr>
+        <w:t>status:</w:t>
+      </w:r>
+      <w:r>
+        <w:rPr>
+          <w:rFonts w:ascii="Consolas" w:eastAsia="Times New Roman" w:hAnsi="Consolas" w:cs="Times New Roman"/>
+          <w:color w:val="3B3B3B"/>
+          <w:kern w:val="0"/>
+          <w:sz w:val="21"/>
+          <w:szCs w:val="21"/>
+          <w14:ligatures w14:val="none"/>
+        </w:rPr>
+        <w:t xml:space="preserve"> </w:t>
+      </w:r>
+      <w:r>
+        <w:rPr>
+          <w:rFonts w:ascii="Consolas" w:eastAsia="Times New Roman" w:hAnsi="Consolas" w:cs="Times New Roman"/>
+          <w:color w:val="001080"/>
+          <w:kern w:val="0"/>
+          <w:sz w:val="21"/>
+          <w:szCs w:val="21"/>
+          <w14:ligatures w14:val="none"/>
+        </w:rPr>
+        <w:t>z</w:t>
+      </w:r>
+      <w:r>
+        <w:rPr>
+          <w:rFonts w:ascii="Consolas" w:eastAsia="Times New Roman" w:hAnsi="Consolas" w:cs="Times New Roman"/>
+          <w:color w:val="3B3B3B"/>
+          <w:kern w:val="0"/>
+          <w:sz w:val="21"/>
+          <w:szCs w:val="21"/>
+          <w14:ligatures w14:val="none"/>
+        </w:rPr>
+        <w:t>.</w:t>
+      </w:r>
+      <w:r>
+        <w:rPr>
+          <w:rFonts w:ascii="Consolas" w:eastAsia="Times New Roman" w:hAnsi="Consolas" w:cs="Times New Roman"/>
+          <w:color w:val="795E26"/>
+          <w:kern w:val="0"/>
+          <w:sz w:val="21"/>
+          <w:szCs w:val="21"/>
+          <w14:ligatures w14:val="none"/>
+        </w:rPr>
+        <w:t>enum</w:t>
+      </w:r>
+      <w:r>
+        <w:rPr>
+          <w:rFonts w:ascii="Consolas" w:eastAsia="Times New Roman" w:hAnsi="Consolas" w:cs="Times New Roman"/>
+          <w:color w:val="3B3B3B"/>
+          <w:kern w:val="0"/>
+          <w:sz w:val="21"/>
+          <w:szCs w:val="21"/>
+          <w14:ligatures w14:val="none"/>
+        </w:rPr>
+        <w:t>([</w:t>
+      </w:r>
+      <w:r>
+        <w:rPr>
+          <w:rFonts w:ascii="Consolas" w:eastAsia="Times New Roman" w:hAnsi="Consolas" w:cs="Times New Roman"/>
+          <w:color w:val="A31515"/>
+          <w:kern w:val="0"/>
+          <w:sz w:val="21"/>
+          <w:szCs w:val="21"/>
+          <w14:ligatures w14:val="none"/>
+        </w:rPr>
+        <w:t>'pending'</w:t>
+      </w:r>
+      <w:r>
+        <w:rPr>
+          <w:rFonts w:ascii="Consolas" w:eastAsia="Times New Roman" w:hAnsi="Consolas" w:cs="Times New Roman"/>
+          <w:color w:val="3B3B3B"/>
+          <w:kern w:val="0"/>
+          <w:sz w:val="21"/>
+          <w:szCs w:val="21"/>
+          <w14:ligatures w14:val="none"/>
+        </w:rPr>
+        <w:t xml:space="preserve">, </w:t>
+      </w:r>
+      <w:r>
+        <w:rPr>
+          <w:rFonts w:ascii="Consolas" w:eastAsia="Times New Roman" w:hAnsi="Consolas" w:cs="Times New Roman"/>
+          <w:color w:val="A31515"/>
+          <w:kern w:val="0"/>
+          <w:sz w:val="21"/>
+          <w:szCs w:val="21"/>
+          <w14:ligatures w14:val="none"/>
+        </w:rPr>
+        <w:t>'paid'</w:t>
+      </w:r>
+      <w:r>
+        <w:rPr>
+          <w:rFonts w:ascii="Consolas" w:eastAsia="Times New Roman" w:hAnsi="Consolas" w:cs="Times New Roman"/>
+          <w:color w:val="3B3B3B"/>
+          <w:kern w:val="0"/>
+          <w:sz w:val="21"/>
+          <w:szCs w:val="21"/>
+          <w14:ligatures w14:val="none"/>
+        </w:rPr>
+        <w:t>]),</w:t>
+      </w:r>
+    </w:p>
+    <w:p>
+      <w:pPr>
+        <w:shd w:val="clear" w:color="auto" w:fill="FFFFFF"/>
+        <w:spacing w:after="0" w:line="285" w:lineRule="atLeast"/>
+        <w:rPr>
+          <w:rFonts w:ascii="Consolas" w:eastAsia="Times New Roman" w:hAnsi="Consolas" w:cs="Times New Roman"/>
+          <w:color w:val="3B3B3B"/>
+          <w:kern w:val="0"/>
+          <w:sz w:val="21"/>
+          <w:szCs w:val="21"/>
+          <w14:ligatures w14:val="none"/>
+        </w:rPr>
+      </w:pPr>
+      <w:r>
+        <w:rPr>
+          <w:rFonts w:ascii="Consolas" w:eastAsia="Times New Roman" w:hAnsi="Consolas" w:cs="Times New Roman"/>
+          <w:color w:val="3B3B3B"/>
+          <w:kern w:val="0"/>
+          <w:sz w:val="21"/>
+          <w:szCs w:val="21"/>
+          <w14:ligatures w14:val="none"/>
+        </w:rPr>
+        <w:t xml:space="preserve">    </w:t>
+      </w:r>
+      <w:r>
+        <w:rPr>
+          <w:rFonts w:ascii="Consolas" w:eastAsia="Times New Roman" w:hAnsi="Consolas" w:cs="Times New Roman"/>
+          <w:color w:val="001080"/>
+          <w:kern w:val="0"/>
+          <w:sz w:val="21"/>
+          <w:szCs w:val="21"/>
+          <w14:ligatures w14:val="none"/>
+        </w:rPr>
+        <w:t>date:</w:t>
+      </w:r>
+      <w:r>
+        <w:rPr>
+          <w:rFonts w:ascii="Consolas" w:eastAsia="Times New Roman" w:hAnsi="Consolas" w:cs="Times New Roman"/>
+          <w:color w:val="3B3B3B"/>
+          <w:kern w:val="0"/>
+          <w:sz w:val="21"/>
+          <w:szCs w:val="21"/>
+          <w14:ligatures w14:val="none"/>
+        </w:rPr>
+        <w:t xml:space="preserve"> </w:t>
+      </w:r>
+      <w:r>
+        <w:rPr>
+          <w:rFonts w:ascii="Consolas" w:eastAsia="Times New Roman" w:hAnsi="Consolas" w:cs="Times New Roman"/>
+          <w:color w:val="001080"/>
+          <w:kern w:val="0"/>
+          <w:sz w:val="21"/>
+          <w:szCs w:val="21"/>
+          <w14:ligatures w14:val="none"/>
+        </w:rPr>
+        <w:t>z</w:t>
+      </w:r>
+      <w:r>
+        <w:rPr>
+          <w:rFonts w:ascii="Consolas" w:eastAsia="Times New Roman" w:hAnsi="Consolas" w:cs="Times New Roman"/>
+          <w:color w:val="3B3B3B"/>
+          <w:kern w:val="0"/>
+          <w:sz w:val="21"/>
+          <w:szCs w:val="21"/>
+          <w14:ligatures w14:val="none"/>
+        </w:rPr>
+        <w:t>.</w:t>
+      </w:r>
+      <w:r>
+        <w:rPr>
+          <w:rFonts w:ascii="Consolas" w:eastAsia="Times New Roman" w:hAnsi="Consolas" w:cs="Times New Roman"/>
+          <w:color w:val="795E26"/>
+          <w:kern w:val="0"/>
+          <w:sz w:val="21"/>
+          <w:szCs w:val="21"/>
+          <w14:ligatures w14:val="none"/>
+        </w:rPr>
+        <w:t>string</w:t>
+      </w:r>
+      <w:r>
+        <w:rPr>
+          <w:rFonts w:ascii="Consolas" w:eastAsia="Times New Roman" w:hAnsi="Consolas" w:cs="Times New Roman"/>
+          <w:color w:val="3B3B3B"/>
+          <w:kern w:val="0"/>
+          <w:sz w:val="21"/>
+          <w:szCs w:val="21"/>
+          <w14:ligatures w14:val="none"/>
+        </w:rPr>
+        <w:t>(),</w:t>
+      </w:r>
+    </w:p>
+    <w:p>
+      <w:pPr>
+        <w:shd w:val="clear" w:color="auto" w:fill="FFFFFF"/>
+        <w:spacing w:after="0" w:line="285" w:lineRule="atLeast"/>
+        <w:rPr>
+          <w:rFonts w:ascii="Consolas" w:eastAsia="Times New Roman" w:hAnsi="Consolas" w:cs="Times New Roman"/>
+          <w:color w:val="3B3B3B"/>
+          <w:kern w:val="0"/>
+          <w:sz w:val="21"/>
+          <w:szCs w:val="21"/>
+          <w14:ligatures w14:val="none"/>
+        </w:rPr>
+      </w:pPr>
+      <w:r>
+        <w:rPr>
+          <w:rFonts w:ascii="Consolas" w:eastAsia="Times New Roman" w:hAnsi="Consolas" w:cs="Times New Roman"/>
+          <w:color w:val="3B3B3B"/>
+          <w:kern w:val="0"/>
+          <w:sz w:val="21"/>
+          <w:szCs w:val="21"/>
+          <w14:ligatures w14:val="none"/>
+        </w:rPr>
+        <w:t>})</w:t>
+      </w:r>
+    </w:p>
+    <w:p>
+      <w:pPr>
+        <w:shd w:val="clear" w:color="auto" w:fill="FFFFFF"/>
+        <w:spacing w:after="0" w:line="285" w:lineRule="atLeast"/>
+        <w:rPr>
+          <w:rFonts w:ascii="Consolas" w:eastAsia="Times New Roman" w:hAnsi="Consolas" w:cs="Times New Roman"/>
+          <w:color w:val="3B3B3B"/>
+          <w:kern w:val="0"/>
+          <w:sz w:val="21"/>
+          <w:szCs w:val="21"/>
+          <w14:ligatures w14:val="none"/>
+        </w:rPr>
+      </w:pPr>
+    </w:p>
+    <w:p>
+      <w:pPr>
+        <w:shd w:val="clear" w:color="auto" w:fill="FFFFFF"/>
+        <w:spacing w:after="0" w:line="285" w:lineRule="atLeast"/>
+        <w:rPr>
+          <w:rFonts w:ascii="Consolas" w:eastAsia="Times New Roman" w:hAnsi="Consolas" w:cs="Times New Roman"/>
+          <w:color w:val="3B3B3B"/>
+          <w:kern w:val="0"/>
+          <w:sz w:val="21"/>
+          <w:szCs w:val="21"/>
+          <w14:ligatures w14:val="none"/>
+        </w:rPr>
+      </w:pPr>
+      <w:r>
+        <w:rPr>
+          <w:rFonts w:ascii="Consolas" w:eastAsia="Times New Roman" w:hAnsi="Consolas" w:cs="Times New Roman"/>
+          <w:color w:val="0000FF"/>
+          <w:kern w:val="0"/>
+          <w:sz w:val="21"/>
+          <w:szCs w:val="21"/>
+          <w14:ligatures w14:val="none"/>
+        </w:rPr>
+        <w:t>const</w:t>
+      </w:r>
+      <w:r>
+        <w:rPr>
+          <w:rFonts w:ascii="Consolas" w:eastAsia="Times New Roman" w:hAnsi="Consolas" w:cs="Times New Roman"/>
+          <w:color w:val="3B3B3B"/>
+          <w:kern w:val="0"/>
+          <w:sz w:val="21"/>
+          <w:szCs w:val="21"/>
+          <w14:ligatures w14:val="none"/>
+        </w:rPr>
+        <w:t xml:space="preserve"> </w:t>
+      </w:r>
+      <w:r>
+        <w:rPr>
+          <w:rFonts w:ascii="Consolas" w:eastAsia="Times New Roman" w:hAnsi="Consolas" w:cs="Times New Roman"/>
+          <w:color w:val="0070C1"/>
+          <w:kern w:val="0"/>
+          <w:sz w:val="21"/>
+          <w:szCs w:val="21"/>
+          <w14:ligatures w14:val="none"/>
+        </w:rPr>
+        <w:t>CreateInvoice</w:t>
+      </w:r>
+      <w:r>
+        <w:rPr>
+          <w:rFonts w:ascii="Consolas" w:eastAsia="Times New Roman" w:hAnsi="Consolas" w:cs="Times New Roman"/>
+          <w:color w:val="3B3B3B"/>
+          <w:kern w:val="0"/>
+          <w:sz w:val="21"/>
+          <w:szCs w:val="21"/>
+          <w14:ligatures w14:val="none"/>
+        </w:rPr>
+        <w:t xml:space="preserve"> </w:t>
+      </w:r>
+      <w:r>
+        <w:rPr>
+          <w:rFonts w:ascii="Consolas" w:eastAsia="Times New Roman" w:hAnsi="Consolas" w:cs="Times New Roman"/>
+          <w:color w:val="000000"/>
+          <w:kern w:val="0"/>
+          <w:sz w:val="21"/>
+          <w:szCs w:val="21"/>
+          <w14:ligatures w14:val="none"/>
+        </w:rPr>
+        <w:t>=</w:t>
+      </w:r>
+      <w:r>
+        <w:rPr>
+          <w:rFonts w:ascii="Consolas" w:eastAsia="Times New Roman" w:hAnsi="Consolas" w:cs="Times New Roman"/>
+          <w:color w:val="3B3B3B"/>
+          <w:kern w:val="0"/>
+          <w:sz w:val="21"/>
+          <w:szCs w:val="21"/>
+          <w14:ligatures w14:val="none"/>
+        </w:rPr>
+        <w:t xml:space="preserve"> </w:t>
+      </w:r>
+      <w:r>
+        <w:rPr>
+          <w:rFonts w:ascii="Consolas" w:eastAsia="Times New Roman" w:hAnsi="Consolas" w:cs="Times New Roman"/>
+          <w:color w:val="0070C1"/>
+          <w:kern w:val="0"/>
+          <w:sz w:val="21"/>
+          <w:szCs w:val="21"/>
+          <w14:ligatures w14:val="none"/>
+        </w:rPr>
+        <w:t>FormSchema</w:t>
+      </w:r>
+      <w:r>
+        <w:rPr>
+          <w:rFonts w:ascii="Consolas" w:eastAsia="Times New Roman" w:hAnsi="Consolas" w:cs="Times New Roman"/>
+          <w:color w:val="3B3B3B"/>
+          <w:kern w:val="0"/>
+          <w:sz w:val="21"/>
+          <w:szCs w:val="21"/>
+          <w14:ligatures w14:val="none"/>
+        </w:rPr>
+        <w:t>.</w:t>
+      </w:r>
+      <w:r>
+        <w:rPr>
+          <w:rFonts w:ascii="Consolas" w:eastAsia="Times New Roman" w:hAnsi="Consolas" w:cs="Times New Roman"/>
+          <w:color w:val="795E26"/>
+          <w:kern w:val="0"/>
+          <w:sz w:val="21"/>
+          <w:szCs w:val="21"/>
+          <w14:ligatures w14:val="none"/>
+        </w:rPr>
+        <w:t>omit</w:t>
+      </w:r>
+      <w:r>
+        <w:rPr>
+          <w:rFonts w:ascii="Consolas" w:eastAsia="Times New Roman" w:hAnsi="Consolas" w:cs="Times New Roman"/>
+          <w:color w:val="3B3B3B"/>
+          <w:kern w:val="0"/>
+          <w:sz w:val="21"/>
+          <w:szCs w:val="21"/>
+          <w14:ligatures w14:val="none"/>
+        </w:rPr>
+        <w:t xml:space="preserve">({ </w:t>
+      </w:r>
+      <w:r>
+        <w:rPr>
+          <w:rFonts w:ascii="Consolas" w:eastAsia="Times New Roman" w:hAnsi="Consolas" w:cs="Times New Roman"/>
+          <w:color w:val="001080"/>
+          <w:kern w:val="0"/>
+          <w:sz w:val="21"/>
+          <w:szCs w:val="21"/>
+          <w14:ligatures w14:val="none"/>
+        </w:rPr>
+        <w:t>id:</w:t>
+      </w:r>
+      <w:r>
+        <w:rPr>
+          <w:rFonts w:ascii="Consolas" w:eastAsia="Times New Roman" w:hAnsi="Consolas" w:cs="Times New Roman"/>
+          <w:color w:val="3B3B3B"/>
+          <w:kern w:val="0"/>
+          <w:sz w:val="21"/>
+          <w:szCs w:val="21"/>
+          <w14:ligatures w14:val="none"/>
+        </w:rPr>
+        <w:t xml:space="preserve"> </w:t>
+      </w:r>
+      <w:r>
+        <w:rPr>
+          <w:rFonts w:ascii="Consolas" w:eastAsia="Times New Roman" w:hAnsi="Consolas" w:cs="Times New Roman"/>
+          <w:color w:val="0000FF"/>
+          <w:kern w:val="0"/>
+          <w:sz w:val="21"/>
+          <w:szCs w:val="21"/>
+          <w14:ligatures w14:val="none"/>
+        </w:rPr>
+        <w:t>true</w:t>
+      </w:r>
+      <w:r>
+        <w:rPr>
+          <w:rFonts w:ascii="Consolas" w:eastAsia="Times New Roman" w:hAnsi="Consolas" w:cs="Times New Roman"/>
+          <w:color w:val="3B3B3B"/>
+          <w:kern w:val="0"/>
+          <w:sz w:val="21"/>
+          <w:szCs w:val="21"/>
+          <w14:ligatures w14:val="none"/>
+        </w:rPr>
+        <w:t xml:space="preserve">, </w:t>
+      </w:r>
+      <w:r>
+        <w:rPr>
+          <w:rFonts w:ascii="Consolas" w:eastAsia="Times New Roman" w:hAnsi="Consolas" w:cs="Times New Roman"/>
+          <w:color w:val="001080"/>
+          <w:kern w:val="0"/>
+          <w:sz w:val="21"/>
+          <w:szCs w:val="21"/>
+          <w14:ligatures w14:val="none"/>
+        </w:rPr>
+        <w:t>date:</w:t>
+      </w:r>
+      <w:r>
+        <w:rPr>
+          <w:rFonts w:ascii="Consolas" w:eastAsia="Times New Roman" w:hAnsi="Consolas" w:cs="Times New Roman"/>
+          <w:color w:val="3B3B3B"/>
+          <w:kern w:val="0"/>
+          <w:sz w:val="21"/>
+          <w:szCs w:val="21"/>
+          <w14:ligatures w14:val="none"/>
+        </w:rPr>
+        <w:t xml:space="preserve"> </w:t>
+      </w:r>
+      <w:r>
+        <w:rPr>
+          <w:rFonts w:ascii="Consolas" w:eastAsia="Times New Roman" w:hAnsi="Consolas" w:cs="Times New Roman"/>
+          <w:color w:val="0000FF"/>
+          <w:kern w:val="0"/>
+          <w:sz w:val="21"/>
+          <w:szCs w:val="21"/>
+          <w14:ligatures w14:val="none"/>
+        </w:rPr>
+        <w:t>true</w:t>
+      </w:r>
+      <w:r>
+        <w:rPr>
+          <w:rFonts w:ascii="Consolas" w:eastAsia="Times New Roman" w:hAnsi="Consolas" w:cs="Times New Roman"/>
+          <w:color w:val="3B3B3B"/>
+          <w:kern w:val="0"/>
+          <w:sz w:val="21"/>
+          <w:szCs w:val="21"/>
+          <w14:ligatures w14:val="none"/>
+        </w:rPr>
+        <w:t xml:space="preserve"> })</w:t>
+      </w:r>
+    </w:p>
+    <w:p>
+      <w:pPr>
+        <w:ind w:left="720" w:firstLine="720"/>
+        <w:rPr>
+          <w:rFonts w:ascii="Sakkal Majalla" w:hAnsi="Sakkal Majalla" w:cs="Sakkal Majalla"/>
+          <w:sz w:val="28"/>
+          <w:szCs w:val="28"/>
+        </w:rPr>
+      </w:pPr>
+      <w:r>
+        <w:rPr>
+          <w:rFonts w:ascii="Sakkal Majalla" w:hAnsi="Sakkal Majalla" w:cs="Sakkal Majalla"/>
+          <w:sz w:val="28"/>
+          <w:szCs w:val="28"/>
+        </w:rPr>
+        <w:t>==================================================</w:t>
+      </w:r>
+    </w:p>
+    <w:p>
+      <w:pPr>
+        <w:rPr>
+          <w:rFonts w:ascii="Sakkal Majalla" w:hAnsi="Sakkal Majalla" w:cs="Sakkal Majalla"/>
+          <w:color w:val="171717"/>
+          <w:sz w:val="28"/>
+          <w:szCs w:val="28"/>
+          <w:shd w:val="clear" w:color="auto" w:fill="FFFFFF"/>
+        </w:rPr>
+      </w:pPr>
+      <w:r>
+        <w:rPr>
+          <w:rFonts w:ascii="Sakkal Majalla" w:hAnsi="Sakkal Majalla" w:cs="Sakkal Majalla"/>
+          <w:color w:val="171717"/>
+          <w:sz w:val="28"/>
+          <w:szCs w:val="28"/>
+          <w:shd w:val="clear" w:color="auto" w:fill="FFFFFF"/>
+        </w:rPr>
+        <w:t>Since you're updating the data displayed in the invoices route, you want to clear this cache and trigger a new request to the server. You can do this with the </w:t>
+      </w:r>
+      <w:hyperlink r:id="rId22" w:history="1">
+        <w:r>
+          <w:rPr>
+            <w:rStyle w:val="HTMLCode"/>
+            <w:rFonts w:ascii="Sakkal Majalla" w:eastAsiaTheme="minorHAnsi" w:hAnsi="Sakkal Majalla" w:cs="Sakkal Majalla"/>
+            <w:color w:val="0072F5"/>
+            <w:sz w:val="28"/>
+            <w:szCs w:val="28"/>
+            <w:bdr w:val="single" w:sz="6" w:space="1" w:color="EBEBEB" w:frame="1"/>
+            <w:shd w:val="clear" w:color="auto" w:fill="F2F2F2"/>
+          </w:rPr>
+          <w:t>revalidatePath</w:t>
+        </w:r>
+      </w:hyperlink>
+      <w:r>
+        <w:rPr>
+          <w:rFonts w:ascii="Sakkal Majalla" w:hAnsi="Sakkal Majalla" w:cs="Sakkal Majalla"/>
+          <w:color w:val="171717"/>
+          <w:sz w:val="28"/>
+          <w:szCs w:val="28"/>
+          <w:shd w:val="clear" w:color="auto" w:fill="FFFFFF"/>
+        </w:rPr>
+        <w:t> function from Next.js</w:t>
+      </w:r>
+      <w:r>
+        <w:rPr>
+          <w:rFonts w:ascii="Sakkal Majalla" w:hAnsi="Sakkal Majalla" w:cs="Sakkal Majalla"/>
+          <w:color w:val="171717"/>
+          <w:sz w:val="28"/>
+          <w:szCs w:val="28"/>
+          <w:shd w:val="clear" w:color="auto" w:fill="FFFFFF"/>
+        </w:rPr>
+        <w:t>.</w:t>
+      </w:r>
+    </w:p>
+    <w:p>
+      <w:pPr>
+        <w:rPr>
+          <w:rFonts w:ascii="Sakkal Majalla" w:hAnsi="Sakkal Majalla" w:cs="Sakkal Majalla"/>
+          <w:sz w:val="28"/>
+          <w:szCs w:val="28"/>
+        </w:rPr>
+      </w:pPr>
+      <w:r>
+        <w:rPr>
+          <w:rFonts w:ascii="Sakkal Majalla" w:hAnsi="Sakkal Majalla" w:cs="Sakkal Majalla"/>
+          <w:sz w:val="28"/>
+          <w:szCs w:val="28"/>
+        </w:rPr>
+        <w:t>Once the database has been updated, the /dashboard/invoices path will be revalidated, and fresh data will be fetched from the server.</w:t>
       </w:r>
     </w:p>
     <w:p>
@@ -7607,6 +8848,19 @@
       <w:shd w:val="clear" w:color="auto" w:fill="E1DFDD"/>
     </w:rPr>
   </w:style>
+  <w:style w:type="character" w:styleId="HTMLCode">
+    <w:name w:val="HTML Code"/>
+    <w:basedOn w:val="DefaultParagraphFont"/>
+    <w:uiPriority w:val="99"/>
+    <w:semiHidden/>
+    <w:unhideWhenUsed/>
+    <w:rsid w:val="00985457"/>
+    <w:rPr>
+      <w:rFonts w:ascii="Courier New" w:eastAsia="Times New Roman" w:hAnsi="Courier New" w:cs="Courier New"/>
+      <w:sz w:val="20"/>
+      <w:szCs w:val="20"/>
+    </w:rPr>
+  </w:style>
 </w:styles>
 </file>
 
